--- a/docs/plantilla memoria TFG 2020.docx
+++ b/docs/plantilla memoria TFG 2020.docx
@@ -3776,7 +3776,7 @@
           <w:rFonts w:ascii="Latin Modern Roman 12" w:eastAsiaTheme="minorEastAsia" w:hAnsi="Latin Modern Roman 12"/>
           <w:b w:val="0"/>
           <w:noProof/>
-          <w:lang w:val="en-US" w:eastAsia="es-ES"/>
+          <w:lang w:val="es-ES" w:eastAsia="es-ES"/>
         </w:rPr>
       </w:pPr>
       <w:r>
@@ -3788,7 +3788,7 @@
       <w:r>
         <w:rPr>
           <w:rFonts w:ascii="Latin Modern Roman 12" w:hAnsi="Latin Modern Roman 12"/>
-          <w:lang w:val="en-US"/>
+          <w:lang w:val="es-ES"/>
         </w:rPr>
         <w:instrText xml:space="preserve"> TOC \o "1-3" </w:instrText>
       </w:r>
@@ -3802,7 +3802,7 @@
         <w:rPr>
           <w:rFonts w:ascii="Latin Modern Roman 12" w:hAnsi="Latin Modern Roman 12"/>
           <w:noProof/>
-          <w:lang w:val="en-US"/>
+          <w:lang w:val="es-ES"/>
         </w:rPr>
         <w:t>Resumen</w:t>
       </w:r>
@@ -3810,7 +3810,7 @@
         <w:rPr>
           <w:rFonts w:ascii="Latin Modern Roman 12" w:hAnsi="Latin Modern Roman 12"/>
           <w:noProof/>
-          <w:lang w:val="en-US"/>
+          <w:lang w:val="es-ES"/>
         </w:rPr>
         <w:tab/>
       </w:r>
@@ -3825,7 +3825,7 @@
         <w:rPr>
           <w:rFonts w:ascii="Latin Modern Roman 12" w:hAnsi="Latin Modern Roman 12"/>
           <w:noProof/>
-          <w:lang w:val="en-US"/>
+          <w:lang w:val="es-ES"/>
         </w:rPr>
         <w:instrText xml:space="preserve"> PAGEREF _Toc505373791 \h </w:instrText>
       </w:r>
@@ -3846,7 +3846,7 @@
         <w:rPr>
           <w:rFonts w:ascii="Latin Modern Roman 12" w:hAnsi="Latin Modern Roman 12"/>
           <w:noProof/>
-          <w:lang w:val="en-US"/>
+          <w:lang w:val="es-ES"/>
         </w:rPr>
         <w:t>1</w:t>
       </w:r>
@@ -3868,14 +3868,14 @@
           <w:rFonts w:ascii="Latin Modern Roman 12" w:eastAsiaTheme="minorEastAsia" w:hAnsi="Latin Modern Roman 12"/>
           <w:b w:val="0"/>
           <w:noProof/>
-          <w:lang w:val="en-US" w:eastAsia="es-ES"/>
+          <w:lang w:val="es-ES" w:eastAsia="es-ES"/>
         </w:rPr>
       </w:pPr>
       <w:r>
         <w:rPr>
           <w:rFonts w:ascii="Latin Modern Roman 12" w:hAnsi="Latin Modern Roman 12"/>
           <w:noProof/>
-          <w:lang w:val="en-US"/>
+          <w:lang w:val="es-ES"/>
         </w:rPr>
         <w:t>Abstract</w:t>
       </w:r>
@@ -3883,7 +3883,7 @@
         <w:rPr>
           <w:rFonts w:ascii="Latin Modern Roman 12" w:hAnsi="Latin Modern Roman 12"/>
           <w:noProof/>
-          <w:lang w:val="en-US"/>
+          <w:lang w:val="es-ES"/>
         </w:rPr>
         <w:tab/>
       </w:r>
@@ -3898,7 +3898,7 @@
         <w:rPr>
           <w:rFonts w:ascii="Latin Modern Roman 12" w:hAnsi="Latin Modern Roman 12"/>
           <w:noProof/>
-          <w:lang w:val="en-US"/>
+          <w:lang w:val="es-ES"/>
         </w:rPr>
         <w:instrText xml:space="preserve"> PAGEREF _Toc505373792 \h </w:instrText>
       </w:r>
@@ -3919,7 +3919,7 @@
         <w:rPr>
           <w:rFonts w:ascii="Latin Modern Roman 12" w:hAnsi="Latin Modern Roman 12"/>
           <w:noProof/>
-          <w:lang w:val="en-US"/>
+          <w:lang w:val="es-ES"/>
         </w:rPr>
         <w:t>1</w:t>
       </w:r>
@@ -3941,14 +3941,14 @@
           <w:rFonts w:ascii="Latin Modern Roman 12" w:eastAsiaTheme="minorEastAsia" w:hAnsi="Latin Modern Roman 12"/>
           <w:b w:val="0"/>
           <w:noProof/>
-          <w:lang w:val="en-US" w:eastAsia="es-ES"/>
+          <w:lang w:val="es-ES" w:eastAsia="es-ES"/>
         </w:rPr>
       </w:pPr>
       <w:r>
         <w:rPr>
           <w:rFonts w:ascii="Latin Modern Roman 12" w:hAnsi="Latin Modern Roman 12"/>
           <w:noProof/>
-          <w:lang w:val="en-US"/>
+          <w:lang w:val="es-ES"/>
         </w:rPr>
         <w:t>Índice</w:t>
       </w:r>
@@ -3956,7 +3956,7 @@
         <w:rPr>
           <w:rFonts w:ascii="Latin Modern Roman 12" w:hAnsi="Latin Modern Roman 12"/>
           <w:noProof/>
-          <w:lang w:val="en-US"/>
+          <w:lang w:val="es-ES"/>
         </w:rPr>
         <w:tab/>
       </w:r>
@@ -3971,7 +3971,7 @@
         <w:rPr>
           <w:rFonts w:ascii="Latin Modern Roman 12" w:hAnsi="Latin Modern Roman 12"/>
           <w:noProof/>
-          <w:lang w:val="en-US"/>
+          <w:lang w:val="es-ES"/>
         </w:rPr>
         <w:instrText xml:space="preserve"> PAGEREF _Toc505373793 \h </w:instrText>
       </w:r>
@@ -3992,7 +3992,7 @@
         <w:rPr>
           <w:rFonts w:ascii="Latin Modern Roman 12" w:hAnsi="Latin Modern Roman 12"/>
           <w:noProof/>
-          <w:lang w:val="en-US"/>
+          <w:lang w:val="es-ES"/>
         </w:rPr>
         <w:t>1</w:t>
       </w:r>
@@ -4014,14 +4014,14 @@
           <w:rFonts w:ascii="Latin Modern Roman 12" w:eastAsiaTheme="minorEastAsia" w:hAnsi="Latin Modern Roman 12"/>
           <w:b w:val="0"/>
           <w:noProof/>
-          <w:lang w:val="en-US" w:eastAsia="es-ES"/>
+          <w:lang w:val="es-ES" w:eastAsia="es-ES"/>
         </w:rPr>
       </w:pPr>
       <w:r>
         <w:rPr>
           <w:rFonts w:ascii="Latin Modern Roman 12" w:hAnsi="Latin Modern Roman 12"/>
           <w:noProof/>
-          <w:lang w:val="en-US"/>
+          <w:lang w:val="es-ES"/>
         </w:rPr>
         <w:t>Introducción</w:t>
       </w:r>
@@ -4029,7 +4029,7 @@
         <w:rPr>
           <w:rFonts w:ascii="Latin Modern Roman 12" w:hAnsi="Latin Modern Roman 12"/>
           <w:noProof/>
-          <w:lang w:val="en-US"/>
+          <w:lang w:val="es-ES"/>
         </w:rPr>
         <w:tab/>
       </w:r>
@@ -4044,7 +4044,7 @@
         <w:rPr>
           <w:rFonts w:ascii="Latin Modern Roman 12" w:hAnsi="Latin Modern Roman 12"/>
           <w:noProof/>
-          <w:lang w:val="en-US"/>
+          <w:lang w:val="es-ES"/>
         </w:rPr>
         <w:instrText xml:space="preserve"> PAGEREF _Toc505373794 \h </w:instrText>
       </w:r>
@@ -4065,7 +4065,7 @@
         <w:rPr>
           <w:rFonts w:ascii="Latin Modern Roman 12" w:hAnsi="Latin Modern Roman 12"/>
           <w:noProof/>
-          <w:lang w:val="en-US"/>
+          <w:lang w:val="es-ES"/>
         </w:rPr>
         <w:t>1</w:t>
       </w:r>
@@ -4209,7 +4209,7 @@
           <w:rFonts w:ascii="Latin Modern Roman 12" w:hAnsi="Latin Modern Roman 12"/>
           <w:noProof/>
         </w:rPr>
-        <w:t>1</w:t>
+        <w:t>2</w:t>
       </w:r>
       <w:r>
         <w:rPr>
@@ -4280,7 +4280,7 @@
           <w:rFonts w:ascii="Latin Modern Roman 12" w:hAnsi="Latin Modern Roman 12"/>
           <w:noProof/>
         </w:rPr>
-        <w:t>3</w:t>
+        <w:t>4</w:t>
       </w:r>
       <w:r>
         <w:rPr>
@@ -4349,7 +4349,7 @@
           <w:rFonts w:ascii="Latin Modern Roman 12" w:hAnsi="Latin Modern Roman 12"/>
           <w:noProof/>
         </w:rPr>
-        <w:t>9</w:t>
+        <w:t>13</w:t>
       </w:r>
       <w:r>
         <w:rPr>
@@ -4418,7 +4418,7 @@
           <w:rFonts w:ascii="Latin Modern Roman 12" w:hAnsi="Latin Modern Roman 12"/>
           <w:noProof/>
         </w:rPr>
-        <w:t>11</w:t>
+        <w:t>15</w:t>
       </w:r>
       <w:r>
         <w:rPr>
@@ -4489,7 +4489,7 @@
           <w:rFonts w:ascii="Latin Modern Roman 12" w:hAnsi="Latin Modern Roman 12"/>
           <w:noProof/>
         </w:rPr>
-        <w:t>11</w:t>
+        <w:t>15</w:t>
       </w:r>
       <w:r>
         <w:rPr>
@@ -4555,6 +4555,7 @@
     </w:p>
     <w:p>
       <w:pPr>
+        <w:spacing w:line="360" w:lineRule="auto"/>
         <w:rPr>
           <w:lang w:val="es-ES"/>
         </w:rPr>
@@ -4563,13 +4564,7 @@
         <w:tab/>
       </w:r>
       <w:r>
-        <w:t xml:space="preserve">La popularidad de la NBA, la liga profesional de baloncesto de Estados Unidos y </w:t>
-      </w:r>
-      <w:r>
-        <w:t>Canadá</w:t>
-      </w:r>
-      <w:r>
-        <w:t xml:space="preserve"> genera a nivel global una alta demanda de herramientas destinadas al análisis de partidos y a la predicción eficiente de resultados. Aunque existen aplicaciones y sitios web que ofrecen estadísticas de la NBA, son pocos los que integran modelos de predicción basados en datos estadísticos detallados o en sucesos proporcionados en tiempo real o simulados.</w:t>
+        <w:t>La popularidad de la NBA, la liga profesional de baloncesto de Estados Unidos y Canadá genera a nivel global una alta demanda de herramientas destinadas al análisis de partidos y a la predicción eficiente de resultados. Aunque existen aplicaciones y sitios web que ofrecen estadísticas de la NBA, son pocos los que integran modelos de predicción basados en datos estadísticos detallados o en sucesos proporcionados en tiempo real o simulados.</w:t>
       </w:r>
     </w:p>
     <w:p>
@@ -4738,19 +4733,34 @@
       </w:r>
     </w:p>
     <w:p>
+      <w:pPr>
+        <w:spacing w:line="360" w:lineRule="auto"/>
+      </w:pPr>
       <w:r>
         <w:t>El principal objetivo de este Trabajo de Fin de Grado es el desarrollo de una aplicación web interactiva que permita consultar estadísticas detalladas de la NBA y generar predicciones probabilísticas sobre los resultados de los partidos. A diferencia de otras plataformas existentes, esta herramienta no solo proporcionará datos actualizados, sino que también permitirá a los usuarios ajustar parámetros personalizados, como introducir lesiones ficticias, con el fin de obtener simulaciones adaptadas a distintos escenarios hipotéticos o reales.</w:t>
       </w:r>
     </w:p>
-    <w:p/>
     <w:p>
+      <w:pPr>
+        <w:spacing w:line="360" w:lineRule="auto"/>
+      </w:pPr>
+    </w:p>
+    <w:p>
+      <w:pPr>
+        <w:spacing w:line="360" w:lineRule="auto"/>
+      </w:pPr>
       <w:r>
         <w:t>La solución planteada integrará una base de datos robusta con información histórica de equipos y jugadores, una interfaz de usuario moderna y un modelo de predicción estadístico basado en técnicas de probabilidad. Todo esto permitirá no solo el análisis objetivo de los datos, sino también la creación de escenarios dinámicos útiles tanto para el análisis deportivo como para aplicaciones educativas o recreativas.</w:t>
       </w:r>
     </w:p>
-    <w:p/>
     <w:p>
       <w:pPr>
+        <w:spacing w:line="360" w:lineRule="auto"/>
+      </w:pPr>
+    </w:p>
+    <w:p>
+      <w:pPr>
+        <w:spacing w:line="360" w:lineRule="auto"/>
         <w:rPr>
           <w:b/>
           <w:bCs/>
@@ -4771,6 +4781,7 @@
           <w:ilvl w:val="0"/>
           <w:numId w:val="130"/>
         </w:numPr>
+        <w:spacing w:line="360" w:lineRule="auto"/>
       </w:pPr>
       <w:r>
         <w:t>Diseño de una interfaz web intuitiva, rápida y responsiva que permita navegar y consultar los datos de manera eficiente desde distintos dispositivos.</w:t>
@@ -4783,6 +4794,7 @@
           <w:ilvl w:val="0"/>
           <w:numId w:val="130"/>
         </w:numPr>
+        <w:spacing w:line="360" w:lineRule="auto"/>
       </w:pPr>
       <w:r>
         <w:t>Predicción de resultados de partidos mediante un modelo probabilístico, utilizando como base las estadísticas históricas almacenadas en la base de datos y las condiciones de entrada proporcionadas.</w:t>
@@ -4795,14 +4807,20 @@
           <w:ilvl w:val="0"/>
           <w:numId w:val="130"/>
         </w:numPr>
+        <w:spacing w:line="360" w:lineRule="auto"/>
       </w:pPr>
       <w:r>
         <w:t>Consulta avanzada de estadísticas, que permita filtrar información por equipo, jugador y temporada, con visualización clara y categorizada de los datos.</w:t>
       </w:r>
     </w:p>
-    <w:p/>
     <w:p>
       <w:pPr>
+        <w:spacing w:line="360" w:lineRule="auto"/>
+      </w:pPr>
+    </w:p>
+    <w:p>
+      <w:pPr>
+        <w:spacing w:line="360" w:lineRule="auto"/>
         <w:rPr>
           <w:b/>
           <w:bCs/>
@@ -4825,6 +4843,7 @@
           <w:ilvl w:val="0"/>
           <w:numId w:val="131"/>
         </w:numPr>
+        <w:spacing w:line="360" w:lineRule="auto"/>
         <w:rPr>
           <w:lang w:val="es-ES"/>
         </w:rPr>
@@ -4843,6 +4862,7 @@
           <w:ilvl w:val="1"/>
           <w:numId w:val="131"/>
         </w:numPr>
+        <w:spacing w:line="360" w:lineRule="auto"/>
         <w:rPr>
           <w:lang w:val="es-ES"/>
         </w:rPr>
@@ -4861,6 +4881,7 @@
           <w:ilvl w:val="1"/>
           <w:numId w:val="131"/>
         </w:numPr>
+        <w:spacing w:line="360" w:lineRule="auto"/>
         <w:rPr>
           <w:lang w:val="es-ES"/>
         </w:rPr>
@@ -4869,6 +4890,7 @@
         <w:rPr>
           <w:lang w:val="es-ES"/>
         </w:rPr>
+        <w:lastRenderedPageBreak/>
         <w:t>Generación de predicciones: Posibilidad de generar predicciones de enfrentamientos entre equipos en función de estadísticas actuales o personalizadas (por ejemplo, simulando la baja de un jugador).</w:t>
       </w:r>
     </w:p>
@@ -4879,6 +4901,7 @@
           <w:ilvl w:val="1"/>
           <w:numId w:val="131"/>
         </w:numPr>
+        <w:spacing w:line="360" w:lineRule="auto"/>
         <w:rPr>
           <w:lang w:val="es-ES"/>
         </w:rPr>
@@ -4898,6 +4921,7 @@
     </w:p>
     <w:p>
       <w:pPr>
+        <w:spacing w:line="360" w:lineRule="auto"/>
         <w:rPr>
           <w:lang w:val="es-ES"/>
         </w:rPr>
@@ -4910,6 +4934,7 @@
           <w:ilvl w:val="0"/>
           <w:numId w:val="131"/>
         </w:numPr>
+        <w:spacing w:line="360" w:lineRule="auto"/>
         <w:rPr>
           <w:lang w:val="es-ES"/>
         </w:rPr>
@@ -4928,6 +4953,7 @@
           <w:ilvl w:val="1"/>
           <w:numId w:val="131"/>
         </w:numPr>
+        <w:spacing w:line="360" w:lineRule="auto"/>
         <w:rPr>
           <w:lang w:val="es-ES"/>
         </w:rPr>
@@ -4967,19 +4993,6 @@
           <w:lang w:val="es-ES"/>
         </w:rPr>
         <w:t>es posible confirmar estas situaciones como lesiones y registrar información complementaria, como el tipo de lesión y la duración estimada de recuperación.</w:t>
-      </w:r>
-    </w:p>
-    <w:p>
-      <w:pPr>
-        <w:rPr>
-          <w:lang w:val="es-ES"/>
-        </w:rPr>
-      </w:pPr>
-      <w:r>
-        <w:rPr>
-          <w:lang w:val="es-ES"/>
-        </w:rPr>
-        <w:br w:type="page"/>
       </w:r>
     </w:p>
     <w:p>
@@ -4989,6 +5002,7 @@
           <w:ilvl w:val="1"/>
           <w:numId w:val="131"/>
         </w:numPr>
+        <w:spacing w:line="360" w:lineRule="auto"/>
         <w:rPr>
           <w:lang w:val="es-ES"/>
         </w:rPr>
@@ -4997,7 +5011,6 @@
         <w:rPr>
           <w:lang w:val="es-ES"/>
         </w:rPr>
-        <w:lastRenderedPageBreak/>
         <w:t xml:space="preserve">Mantenimiento de la base de datos: </w:t>
       </w:r>
       <w:r>
@@ -5009,6 +5022,7 @@
     </w:p>
     <w:p>
       <w:pPr>
+        <w:spacing w:line="360" w:lineRule="auto"/>
         <w:rPr>
           <w:lang w:val="es-ES"/>
         </w:rPr>
@@ -5016,6 +5030,7 @@
     </w:p>
     <w:p>
       <w:pPr>
+        <w:spacing w:line="360" w:lineRule="auto"/>
         <w:rPr>
           <w:lang w:val="es-ES"/>
         </w:rPr>
@@ -5050,6 +5065,7 @@
     </w:p>
     <w:p>
       <w:pPr>
+        <w:spacing w:line="360" w:lineRule="auto"/>
         <w:rPr>
           <w:lang w:val="es-ES"/>
         </w:rPr>
@@ -5058,30 +5074,26 @@
         <w:rPr>
           <w:lang w:val="es-ES"/>
         </w:rPr>
-        <w:t>En</w:t>
-      </w:r>
-      <w:r>
-        <w:rPr>
-          <w:lang w:val="es-ES"/>
-        </w:rPr>
-        <w:t xml:space="preserve"> cuanto al análisis de estadísticas deportivas del baloncesto profesional de la NBA, ya existen varias plataformas que ofrecen servicios de consulta</w:t>
-      </w:r>
-      <w:r>
-        <w:rPr>
-          <w:lang w:val="es-ES"/>
-        </w:rPr>
-        <w:t xml:space="preserve"> el ámbito del análisis de estadísticas deportivas, y en concreto del baloncesto profesional de la NBA, existen varias plataformas que ofrecen servicios de consulta y predicción de resultados.</w:t>
+        <w:t>En el ámbito del análisis de estadísticas deportivas del baloncesto profesional de la NBA, existen diversas plataformas que ofrecen servicios de consulta y predicción de resultados.</w:t>
       </w:r>
     </w:p>
     <w:p>
       <w:pPr>
+        <w:jc w:val="left"/>
         <w:rPr>
           <w:lang w:val="es-ES"/>
         </w:rPr>
       </w:pPr>
+      <w:r>
+        <w:rPr>
+          <w:lang w:val="es-ES"/>
+        </w:rPr>
+        <w:br w:type="page"/>
+      </w:r>
     </w:p>
     <w:p>
       <w:pPr>
+        <w:spacing w:line="360" w:lineRule="auto"/>
         <w:rPr>
           <w:lang w:val="es-ES"/>
         </w:rPr>
@@ -5090,15 +5102,9 @@
         <w:rPr>
           <w:lang w:val="es-ES"/>
         </w:rPr>
+        <w:lastRenderedPageBreak/>
         <w:t>Entre las más destacadas se encuentran:</w:t>
       </w:r>
-    </w:p>
-    <w:p>
-      <w:pPr>
-        <w:rPr>
-          <w:lang w:val="es-ES"/>
-        </w:rPr>
-      </w:pPr>
     </w:p>
     <w:p>
       <w:pPr>
@@ -5107,12 +5113,15 @@
           <w:ilvl w:val="0"/>
           <w:numId w:val="132"/>
         </w:numPr>
+        <w:spacing w:line="360" w:lineRule="auto"/>
         <w:rPr>
           <w:lang w:val="es-ES"/>
         </w:rPr>
       </w:pPr>
       <w:r>
         <w:rPr>
+          <w:b/>
+          <w:bCs/>
           <w:i/>
           <w:iCs/>
           <w:lang w:val="es-ES"/>
@@ -5122,6 +5131,8 @@
       <w:proofErr w:type="spellStart"/>
       <w:r>
         <w:rPr>
+          <w:b/>
+          <w:bCs/>
           <w:i/>
           <w:iCs/>
           <w:lang w:val="es-ES"/>
@@ -5131,25 +5142,27 @@
       <w:proofErr w:type="spellEnd"/>
       <w:r>
         <w:rPr>
-          <w:i/>
-          <w:iCs/>
           <w:lang w:val="es-ES"/>
         </w:rPr>
-        <w:t xml:space="preserve"> (stats.nba.com)</w:t>
-      </w:r>
-      <w:r>
-        <w:rPr>
-          <w:lang w:val="es-ES"/>
-        </w:rPr>
-        <w:t>: Es el sitio oficial de la NBA para estadísticas. Proporciona una enorme cantidad de datos tanto históricos como en tiempo real sobre jugadores, equipos y partidos. Sin embargo, su enfoque principal es la visualización y consulta de datos, sin ofrecer modelos de predicción personalizables.</w:t>
+        <w:t>: Sitio oficial de la NBA dedicado a la publicación de estadísticas. Ofrece una amplia cantidad de datos tanto históricos como en tiempo real sobre jugadores, equipos y partidos. No obstante, su enfoque principal se centra en la visualización y consulta de datos, sin incorporar modelos de predicción personalizables.</w:t>
       </w:r>
     </w:p>
     <w:p>
       <w:pPr>
+        <w:spacing w:line="360" w:lineRule="auto"/>
         <w:rPr>
           <w:lang w:val="es-ES"/>
         </w:rPr>
       </w:pPr>
+      <w:hyperlink r:id="rId16" w:history="1">
+        <w:r>
+          <w:rPr>
+            <w:rStyle w:val="Hipervnculo"/>
+            <w:lang w:val="es-ES"/>
+          </w:rPr>
+          <w:t>https://www.nba.com/stats</w:t>
+        </w:r>
+      </w:hyperlink>
     </w:p>
     <w:p>
       <w:pPr>
@@ -5158,6 +5171,7 @@
           <w:ilvl w:val="0"/>
           <w:numId w:val="132"/>
         </w:numPr>
+        <w:spacing w:line="360" w:lineRule="auto"/>
         <w:rPr>
           <w:lang w:val="es-ES"/>
         </w:rPr>
@@ -5165,6 +5179,8 @@
       <w:proofErr w:type="spellStart"/>
       <w:r>
         <w:rPr>
+          <w:b/>
+          <w:bCs/>
           <w:i/>
           <w:iCs/>
           <w:lang w:val="es-ES"/>
@@ -5174,25 +5190,39 @@
       <w:proofErr w:type="spellEnd"/>
       <w:r>
         <w:rPr>
+          <w:b/>
+          <w:bCs/>
           <w:i/>
           <w:iCs/>
           <w:lang w:val="es-ES"/>
         </w:rPr>
-        <w:t xml:space="preserve"> Reference (basketball-reference.com)</w:t>
-      </w:r>
-      <w:r>
-        <w:rPr>
+        <w:t xml:space="preserve"> Reference</w:t>
+      </w:r>
+      <w:r>
+        <w:rPr>
+          <w:i/>
+          <w:iCs/>
           <w:lang w:val="es-ES"/>
         </w:rPr>
-        <w:t>: Una de las bases de datos más completas para estadísticas de baloncesto. Incluye estadísticas históricas de jugadores, equipos y temporadas completas. Aunque es una herramienta poderosa para analistas, carece de funcionalidades predictivas automáticas para los usuarios.</w:t>
+        <w:t>: Una de las bases de datos más completas en el ámbito de las estadísticas de baloncesto. Incluye información histórica de jugadores, equipos y temporadas completas. Aunque constituye una herramienta poderosa para el análisis, carece de funcionalidades predictivas automáticas.</w:t>
       </w:r>
     </w:p>
     <w:p>
       <w:pPr>
+        <w:spacing w:line="360" w:lineRule="auto"/>
         <w:rPr>
           <w:lang w:val="es-ES"/>
         </w:rPr>
       </w:pPr>
+      <w:hyperlink r:id="rId17" w:history="1">
+        <w:r>
+          <w:rPr>
+            <w:rStyle w:val="Hipervnculo"/>
+            <w:lang w:val="es-ES"/>
+          </w:rPr>
+          <w:t>https://www.basketball-reference.com/</w:t>
+        </w:r>
+      </w:hyperlink>
     </w:p>
     <w:p>
       <w:pPr>
@@ -5201,52 +5231,56 @@
           <w:ilvl w:val="0"/>
           <w:numId w:val="132"/>
         </w:numPr>
+        <w:spacing w:line="360" w:lineRule="auto"/>
         <w:rPr>
           <w:lang w:val="es-ES"/>
         </w:rPr>
       </w:pPr>
       <w:r>
         <w:rPr>
+          <w:b/>
+          <w:bCs/>
           <w:i/>
           <w:iCs/>
           <w:lang w:val="es-ES"/>
         </w:rPr>
-        <w:t>ESPN (espn.com/</w:t>
-      </w:r>
-      <w:proofErr w:type="spellStart"/>
+        <w:t>ESPN</w:t>
+      </w:r>
       <w:r>
         <w:rPr>
           <w:i/>
           <w:iCs/>
           <w:lang w:val="es-ES"/>
         </w:rPr>
-        <w:t>nba</w:t>
-      </w:r>
-      <w:proofErr w:type="spellEnd"/>
-      <w:r>
-        <w:rPr>
-          <w:i/>
-          <w:iCs/>
-          <w:lang w:val="es-ES"/>
-        </w:rPr>
-        <w:t>/)</w:t>
-      </w:r>
-      <w:r>
-        <w:rPr>
-          <w:lang w:val="es-ES"/>
-        </w:rPr>
-        <w:t>: Ofrece una combinación de estadísticas y análisis de expertos. En ocasiones, proporciona predicciones de partidos basadas en opiniones de especialistas o en modelos cerrados, pero no permite al usuario realizar simulaciones personalizadas basadas en parámetros estadísticos modificables.</w:t>
+        <w:t>: Plataforma que combina estadísticas y análisis de expertos. En determinadas ocasiones, ofrece predicciones de partidos basadas en opiniones de especialistas o en modelos cerrados, aunque no permite la realización de simulaciones personalizadas basadas en parámetros estadísticos modificables.</w:t>
       </w:r>
     </w:p>
     <w:p>
       <w:pPr>
+        <w:spacing w:line="360" w:lineRule="auto"/>
         <w:rPr>
           <w:lang w:val="es-ES"/>
         </w:rPr>
       </w:pPr>
+      <w:hyperlink r:id="rId18" w:history="1">
+        <w:r>
+          <w:rPr>
+            <w:rStyle w:val="Hipervnculo"/>
+            <w:lang w:val="es-ES"/>
+          </w:rPr>
+          <w:t>https://www.espn.com/nba/</w:t>
+        </w:r>
+      </w:hyperlink>
     </w:p>
     <w:p>
       <w:pPr>
+        <w:rPr>
+          <w:lang w:val="es-ES"/>
+        </w:rPr>
+      </w:pPr>
+    </w:p>
+    <w:p>
+      <w:pPr>
         <w:pStyle w:val="Subcapitulo"/>
       </w:pPr>
       <w:bookmarkStart w:id="9" w:name="_Toc434863403"/>
@@ -5274,6 +5308,7 @@
     </w:p>
     <w:p>
       <w:pPr>
+        <w:spacing w:line="360" w:lineRule="auto"/>
         <w:rPr>
           <w:lang w:val="es-ES"/>
         </w:rPr>
@@ -5282,11 +5317,12 @@
         <w:rPr>
           <w:lang w:val="es-ES"/>
         </w:rPr>
-        <w:t>Este documento se encuentra estructurado en varios capítulos, cada uno orientado a cubrir un aspecto concreto del desarrollo del Trabajo de Fin de Grado:</w:t>
+        <w:t>Este documento se estructura en varios capítulos, cada uno de ellos orientado a cubrir un aspecto específico del desarrollo del Trabajo de Fin de Grado:</w:t>
       </w:r>
     </w:p>
     <w:p>
       <w:pPr>
+        <w:spacing w:line="360" w:lineRule="auto"/>
         <w:rPr>
           <w:lang w:val="es-ES"/>
         </w:rPr>
@@ -5294,6 +5330,7 @@
     </w:p>
     <w:p>
       <w:pPr>
+        <w:spacing w:line="360" w:lineRule="auto"/>
         <w:rPr>
           <w:b/>
           <w:bCs/>
@@ -5311,6 +5348,7 @@
     </w:p>
     <w:p>
       <w:pPr>
+        <w:spacing w:line="360" w:lineRule="auto"/>
         <w:rPr>
           <w:lang w:val="es-ES"/>
         </w:rPr>
@@ -5319,11 +5357,12 @@
         <w:rPr>
           <w:lang w:val="es-ES"/>
         </w:rPr>
-        <w:t>Presenta la motivación del proyecto, los objetivos a alcanzar, el contexto del problema, herramientas similares ya existentes y una visión general de la estructura del documento.</w:t>
+        <w:t>Se presenta la motivación del proyecto, los objetivos a alcanzar, el contexto del problema, las herramientas similares existentes y una visión general de la estructura del documento.</w:t>
       </w:r>
     </w:p>
     <w:p>
       <w:pPr>
+        <w:spacing w:line="360" w:lineRule="auto"/>
         <w:rPr>
           <w:lang w:val="es-ES"/>
         </w:rPr>
@@ -5331,344 +5370,361 @@
     </w:p>
     <w:p>
       <w:pPr>
+        <w:spacing w:line="360" w:lineRule="auto"/>
+        <w:jc w:val="left"/>
         <w:rPr>
           <w:lang w:val="es-ES"/>
         </w:rPr>
       </w:pPr>
-    </w:p>
-    <w:p>
-      <w:pPr>
+      <w:r>
         <w:rPr>
           <w:b/>
           <w:bCs/>
           <w:lang w:val="es-ES"/>
         </w:rPr>
-      </w:pPr>
-      <w:r>
+        <w:t>Capítulo 2. Tecnologías y herramientas utilizadas</w:t>
+      </w:r>
+    </w:p>
+    <w:p>
+      <w:pPr>
+        <w:spacing w:line="360" w:lineRule="auto"/>
+        <w:rPr>
+          <w:lang w:val="es-ES"/>
+        </w:rPr>
+      </w:pPr>
+      <w:r>
+        <w:rPr>
+          <w:lang w:val="es-ES"/>
+        </w:rPr>
+        <w:t xml:space="preserve">Se describen las tecnologías, lenguajes de programación, </w:t>
+      </w:r>
+      <w:proofErr w:type="spellStart"/>
+      <w:r>
+        <w:rPr>
+          <w:lang w:val="es-ES"/>
+        </w:rPr>
+        <w:t>frameworks</w:t>
+      </w:r>
+      <w:proofErr w:type="spellEnd"/>
+      <w:r>
+        <w:rPr>
+          <w:lang w:val="es-ES"/>
+        </w:rPr>
+        <w:t xml:space="preserve"> y herramientas empleadas tanto en el desarrollo del </w:t>
+      </w:r>
+      <w:proofErr w:type="spellStart"/>
+      <w:r>
+        <w:rPr>
+          <w:lang w:val="es-ES"/>
+        </w:rPr>
+        <w:t>backend</w:t>
+      </w:r>
+      <w:proofErr w:type="spellEnd"/>
+      <w:r>
+        <w:rPr>
+          <w:lang w:val="es-ES"/>
+        </w:rPr>
+        <w:t xml:space="preserve"> como del </w:t>
+      </w:r>
+      <w:proofErr w:type="spellStart"/>
+      <w:r>
+        <w:rPr>
+          <w:lang w:val="es-ES"/>
+        </w:rPr>
+        <w:t>frontend</w:t>
+      </w:r>
+      <w:proofErr w:type="spellEnd"/>
+      <w:r>
+        <w:rPr>
+          <w:lang w:val="es-ES"/>
+        </w:rPr>
+        <w:t xml:space="preserve"> de la aplicación. Asimismo, se detallan los entornos y recursos hardware y software requeridos.</w:t>
+      </w:r>
+    </w:p>
+    <w:p>
+      <w:pPr>
+        <w:spacing w:line="360" w:lineRule="auto"/>
+        <w:rPr>
+          <w:lang w:val="es-ES"/>
+        </w:rPr>
+      </w:pPr>
+    </w:p>
+    <w:p>
+      <w:pPr>
+        <w:spacing w:line="360" w:lineRule="auto"/>
         <w:rPr>
           <w:b/>
           <w:bCs/>
           <w:lang w:val="es-ES"/>
         </w:rPr>
-        <w:t>Capítulo 2. Tecnologías y herramientas utilizadas</w:t>
-      </w:r>
-    </w:p>
-    <w:p>
-      <w:pPr>
-        <w:rPr>
-          <w:lang w:val="es-ES"/>
-        </w:rPr>
-      </w:pPr>
-      <w:r>
-        <w:rPr>
-          <w:lang w:val="es-ES"/>
-        </w:rPr>
-        <w:t xml:space="preserve">Describe las tecnologías, lenguajes de programación, </w:t>
-      </w:r>
-      <w:proofErr w:type="spellStart"/>
-      <w:r>
-        <w:rPr>
-          <w:lang w:val="es-ES"/>
-        </w:rPr>
-        <w:t>frameworks</w:t>
-      </w:r>
-      <w:proofErr w:type="spellEnd"/>
-      <w:r>
-        <w:rPr>
-          <w:lang w:val="es-ES"/>
-        </w:rPr>
-        <w:t xml:space="preserve"> y herramientas empleadas tanto en el desarrollo del </w:t>
-      </w:r>
-      <w:proofErr w:type="spellStart"/>
-      <w:r>
-        <w:rPr>
-          <w:lang w:val="es-ES"/>
-        </w:rPr>
-        <w:t>backend</w:t>
-      </w:r>
-      <w:proofErr w:type="spellEnd"/>
-      <w:r>
-        <w:rPr>
-          <w:lang w:val="es-ES"/>
-        </w:rPr>
-        <w:t xml:space="preserve"> como del </w:t>
-      </w:r>
-      <w:proofErr w:type="spellStart"/>
-      <w:r>
-        <w:rPr>
-          <w:lang w:val="es-ES"/>
-        </w:rPr>
-        <w:t>frontend</w:t>
-      </w:r>
-      <w:proofErr w:type="spellEnd"/>
-      <w:r>
-        <w:rPr>
-          <w:lang w:val="es-ES"/>
-        </w:rPr>
-        <w:t xml:space="preserve"> de la aplicación. También se detallan los entornos y recursos hardware/softwares requeridos.</w:t>
-      </w:r>
-    </w:p>
-    <w:p>
-      <w:pPr>
-        <w:rPr>
-          <w:lang w:val="es-ES"/>
-        </w:rPr>
-      </w:pPr>
-    </w:p>
-    <w:p>
-      <w:pPr>
+      </w:pPr>
+      <w:r>
         <w:rPr>
           <w:b/>
           <w:bCs/>
           <w:lang w:val="es-ES"/>
         </w:rPr>
-      </w:pPr>
-      <w:r>
+        <w:lastRenderedPageBreak/>
+        <w:t>Capítulo 3. Especificación y análisis</w:t>
+      </w:r>
+    </w:p>
+    <w:p>
+      <w:pPr>
+        <w:spacing w:line="360" w:lineRule="auto"/>
+        <w:rPr>
+          <w:lang w:val="es-ES"/>
+        </w:rPr>
+      </w:pPr>
+      <w:r>
+        <w:rPr>
+          <w:lang w:val="es-ES"/>
+        </w:rPr>
+        <w:t>Se detallan los requisitos funcionales y no funcionales del sistema, los casos de uso principales y el modelado de la base de datos.</w:t>
+      </w:r>
+    </w:p>
+    <w:p>
+      <w:pPr>
+        <w:spacing w:line="360" w:lineRule="auto"/>
+        <w:rPr>
+          <w:lang w:val="es-ES"/>
+        </w:rPr>
+      </w:pPr>
+    </w:p>
+    <w:p>
+      <w:pPr>
+        <w:spacing w:line="360" w:lineRule="auto"/>
         <w:rPr>
           <w:b/>
           <w:bCs/>
           <w:lang w:val="es-ES"/>
         </w:rPr>
-        <w:t>Capítulo 3. Especificación y análisis</w:t>
-      </w:r>
-    </w:p>
-    <w:p>
-      <w:pPr>
-        <w:rPr>
-          <w:lang w:val="es-ES"/>
-        </w:rPr>
-      </w:pPr>
-      <w:r>
-        <w:rPr>
-          <w:lang w:val="es-ES"/>
-        </w:rPr>
-        <w:t xml:space="preserve">Se detallan los requisitos funcionales y no funcionales del sistema, </w:t>
-      </w:r>
-      <w:r>
-        <w:rPr>
-          <w:highlight w:val="yellow"/>
-          <w:lang w:val="es-ES"/>
-        </w:rPr>
-        <w:t>así como los casos de uso principales</w:t>
-      </w:r>
-      <w:r>
-        <w:rPr>
-          <w:lang w:val="es-ES"/>
-        </w:rPr>
-        <w:t xml:space="preserve"> y el modelado de la base de datos.</w:t>
-      </w:r>
-    </w:p>
-    <w:p>
-      <w:pPr>
-        <w:rPr>
-          <w:lang w:val="es-ES"/>
-        </w:rPr>
-      </w:pPr>
-    </w:p>
-    <w:p>
-      <w:pPr>
+      </w:pPr>
+      <w:r>
         <w:rPr>
           <w:b/>
           <w:bCs/>
           <w:lang w:val="es-ES"/>
         </w:rPr>
-      </w:pPr>
-      <w:r>
+        <w:t>Capítulo 4. Diseño del sistema</w:t>
+      </w:r>
+    </w:p>
+    <w:p>
+      <w:pPr>
+        <w:spacing w:line="360" w:lineRule="auto"/>
+        <w:rPr>
+          <w:lang w:val="es-ES"/>
+        </w:rPr>
+      </w:pPr>
+      <w:r>
+        <w:rPr>
+          <w:lang w:val="es-ES"/>
+        </w:rPr>
+        <w:t>Se expone la arquitectura general de la aplicación, el diseño de los componentes principales (</w:t>
+      </w:r>
+      <w:proofErr w:type="spellStart"/>
+      <w:r>
+        <w:rPr>
+          <w:lang w:val="es-ES"/>
+        </w:rPr>
+        <w:t>frontend</w:t>
+      </w:r>
+      <w:proofErr w:type="spellEnd"/>
+      <w:r>
+        <w:rPr>
+          <w:lang w:val="es-ES"/>
+        </w:rPr>
+        <w:t xml:space="preserve">, </w:t>
+      </w:r>
+      <w:proofErr w:type="spellStart"/>
+      <w:r>
+        <w:rPr>
+          <w:lang w:val="es-ES"/>
+        </w:rPr>
+        <w:t>backend</w:t>
+      </w:r>
+      <w:proofErr w:type="spellEnd"/>
+      <w:r>
+        <w:rPr>
+          <w:lang w:val="es-ES"/>
+        </w:rPr>
+        <w:t xml:space="preserve"> y base de datos) y las decisiones adoptadas para garantizar escalabilidad, mantenibilidad y eficiencia.</w:t>
+      </w:r>
+    </w:p>
+    <w:p>
+      <w:pPr>
+        <w:spacing w:line="360" w:lineRule="auto"/>
+        <w:rPr>
+          <w:lang w:val="es-ES"/>
+        </w:rPr>
+      </w:pPr>
+    </w:p>
+    <w:p>
+      <w:pPr>
+        <w:spacing w:line="360" w:lineRule="auto"/>
         <w:rPr>
           <w:b/>
           <w:bCs/>
           <w:lang w:val="es-ES"/>
         </w:rPr>
-        <w:t>Capítulo 4. Diseño del sistema</w:t>
-      </w:r>
-    </w:p>
-    <w:p>
-      <w:pPr>
-        <w:rPr>
-          <w:lang w:val="es-ES"/>
-        </w:rPr>
-      </w:pPr>
-      <w:r>
-        <w:rPr>
-          <w:lang w:val="es-ES"/>
-        </w:rPr>
-        <w:t>Explica la arquitectura general de la aplicación, el diseño de los componentes principales (</w:t>
-      </w:r>
-      <w:proofErr w:type="spellStart"/>
-      <w:r>
-        <w:rPr>
-          <w:lang w:val="es-ES"/>
-        </w:rPr>
-        <w:t>frontend</w:t>
-      </w:r>
-      <w:proofErr w:type="spellEnd"/>
-      <w:r>
-        <w:rPr>
-          <w:lang w:val="es-ES"/>
-        </w:rPr>
-        <w:t xml:space="preserve">, </w:t>
-      </w:r>
-      <w:proofErr w:type="spellStart"/>
-      <w:r>
-        <w:rPr>
-          <w:lang w:val="es-ES"/>
-        </w:rPr>
-        <w:t>backend</w:t>
-      </w:r>
-      <w:proofErr w:type="spellEnd"/>
-      <w:r>
-        <w:rPr>
-          <w:lang w:val="es-ES"/>
-        </w:rPr>
-        <w:t xml:space="preserve"> y base de datos), y las decisiones adoptadas para asegurar escalabilidad, mantenibilidad y eficiencia.</w:t>
-      </w:r>
-    </w:p>
-    <w:p>
-      <w:pPr>
-        <w:rPr>
-          <w:lang w:val="es-ES"/>
-        </w:rPr>
-      </w:pPr>
-    </w:p>
-    <w:p>
-      <w:pPr>
+      </w:pPr>
+      <w:r>
         <w:rPr>
           <w:b/>
           <w:bCs/>
           <w:lang w:val="es-ES"/>
         </w:rPr>
-      </w:pPr>
-      <w:r>
+        <w:t>Capítulo 5. Implementación y pruebas</w:t>
+      </w:r>
+    </w:p>
+    <w:p>
+      <w:pPr>
+        <w:spacing w:line="360" w:lineRule="auto"/>
+        <w:rPr>
+          <w:lang w:val="es-ES"/>
+        </w:rPr>
+      </w:pPr>
+      <w:r>
+        <w:rPr>
+          <w:lang w:val="es-ES"/>
+        </w:rPr>
+        <w:t>Se describe la implementación del sistema, incluyendo fragmentos de código representativos y descripciones funcionales. Además, se explican las pruebas realizadas para validar el comportamiento y la fiabilidad del sistema.</w:t>
+      </w:r>
+    </w:p>
+    <w:p>
+      <w:pPr>
+        <w:spacing w:line="360" w:lineRule="auto"/>
+        <w:rPr>
+          <w:lang w:val="es-ES"/>
+        </w:rPr>
+      </w:pPr>
+    </w:p>
+    <w:p>
+      <w:pPr>
+        <w:spacing w:line="360" w:lineRule="auto"/>
         <w:rPr>
           <w:b/>
           <w:bCs/>
           <w:lang w:val="es-ES"/>
         </w:rPr>
-        <w:t>Capítulo 5. Implementación y pruebas</w:t>
-      </w:r>
-    </w:p>
-    <w:p>
-      <w:pPr>
-        <w:rPr>
-          <w:lang w:val="es-ES"/>
-        </w:rPr>
-      </w:pPr>
-      <w:r>
-        <w:rPr>
-          <w:lang w:val="es-ES"/>
-        </w:rPr>
-        <w:t>Se muestra cómo se ha llevado a cabo la implementación del sistema, incluyendo fragmentos de código representativos y descripciones funcionales. Además, se explican las pruebas realizadas para validar el comportamiento y fiabilidad del sistema.</w:t>
-      </w:r>
-    </w:p>
-    <w:p>
-      <w:pPr>
-        <w:rPr>
-          <w:lang w:val="es-ES"/>
-        </w:rPr>
-      </w:pPr>
-    </w:p>
-    <w:p>
-      <w:pPr>
+      </w:pPr>
+      <w:r>
         <w:rPr>
           <w:b/>
           <w:bCs/>
           <w:lang w:val="es-ES"/>
         </w:rPr>
-      </w:pPr>
-      <w:r>
+        <w:t>Capítulo 6. Conclusiones y trabajos futuros</w:t>
+      </w:r>
+    </w:p>
+    <w:p>
+      <w:pPr>
+        <w:spacing w:line="360" w:lineRule="auto"/>
+        <w:rPr>
+          <w:lang w:val="es-ES"/>
+        </w:rPr>
+      </w:pPr>
+      <w:r>
+        <w:rPr>
+          <w:lang w:val="es-ES"/>
+        </w:rPr>
+        <w:t>Se resumen los logros obtenidos, se analizan las dificultades encontradas durante el desarrollo y se proponen posibles mejoras o ampliaciones para futuros trabajos.</w:t>
+      </w:r>
+    </w:p>
+    <w:p>
+      <w:pPr>
+        <w:spacing w:line="360" w:lineRule="auto"/>
+        <w:rPr>
+          <w:lang w:val="es-ES"/>
+        </w:rPr>
+      </w:pPr>
+    </w:p>
+    <w:p>
+      <w:pPr>
+        <w:spacing w:line="360" w:lineRule="auto"/>
         <w:rPr>
           <w:b/>
           <w:bCs/>
           <w:lang w:val="es-ES"/>
         </w:rPr>
-        <w:t>Capítulo 6. Conclusiones y trabajos futuros</w:t>
-      </w:r>
-    </w:p>
-    <w:p>
-      <w:pPr>
-        <w:rPr>
-          <w:lang w:val="es-ES"/>
-        </w:rPr>
-      </w:pPr>
-      <w:r>
-        <w:rPr>
-          <w:lang w:val="es-ES"/>
-        </w:rPr>
-        <w:t>Resume los logros obtenidos, analiza las dificultades encontradas durante el desarrollo del TFG y propone posibles mejoras o ampliaciones para trabajos futuros.</w:t>
-      </w:r>
-    </w:p>
-    <w:p>
-      <w:pPr>
-        <w:rPr>
-          <w:lang w:val="es-ES"/>
-        </w:rPr>
-      </w:pPr>
-    </w:p>
-    <w:p>
-      <w:pPr>
+      </w:pPr>
+      <w:r>
         <w:rPr>
           <w:b/>
           <w:bCs/>
           <w:lang w:val="es-ES"/>
         </w:rPr>
-      </w:pPr>
-      <w:r>
+        <w:t>Bibliografía</w:t>
+      </w:r>
+    </w:p>
+    <w:p>
+      <w:pPr>
+        <w:spacing w:line="360" w:lineRule="auto"/>
+        <w:rPr>
+          <w:lang w:val="es-ES"/>
+        </w:rPr>
+      </w:pPr>
+      <w:r>
+        <w:rPr>
+          <w:lang w:val="es-ES"/>
+        </w:rPr>
+        <w:t>Se recogen las referencias bibliográficas y web utilizadas para fundamentar y desarrollar el proyecto.</w:t>
+      </w:r>
+    </w:p>
+    <w:p>
+      <w:pPr>
+        <w:spacing w:line="360" w:lineRule="auto"/>
+        <w:rPr>
+          <w:lang w:val="es-ES"/>
+        </w:rPr>
+      </w:pPr>
+    </w:p>
+    <w:p>
+      <w:pPr>
+        <w:spacing w:line="360" w:lineRule="auto"/>
         <w:rPr>
           <w:b/>
           <w:bCs/>
           <w:lang w:val="es-ES"/>
         </w:rPr>
-        <w:t>Bibliografía</w:t>
-      </w:r>
-    </w:p>
-    <w:p>
-      <w:pPr>
-        <w:rPr>
-          <w:lang w:val="es-ES"/>
-        </w:rPr>
-      </w:pPr>
-      <w:r>
-        <w:rPr>
-          <w:lang w:val="es-ES"/>
-        </w:rPr>
-        <w:t>Contiene las referencias bibliográficas y web utilizadas para fundamentar y desarrollar el proyecto.</w:t>
-      </w:r>
-    </w:p>
-    <w:p>
-      <w:pPr>
-        <w:rPr>
-          <w:lang w:val="es-ES"/>
-        </w:rPr>
-      </w:pPr>
-    </w:p>
-    <w:p>
-      <w:pPr>
+      </w:pPr>
+      <w:r>
         <w:rPr>
           <w:b/>
           <w:bCs/>
           <w:lang w:val="es-ES"/>
         </w:rPr>
-      </w:pPr>
-      <w:r>
-        <w:rPr>
-          <w:b/>
-          <w:bCs/>
-          <w:lang w:val="es-ES"/>
-        </w:rPr>
         <w:t>Apéndices</w:t>
       </w:r>
     </w:p>
     <w:p>
       <w:pPr>
+        <w:spacing w:line="360" w:lineRule="auto"/>
         <w:rPr>
           <w:lang w:val="es-ES"/>
         </w:rPr>
+        <w:sectPr>
+          <w:headerReference w:type="default" r:id="rId19"/>
+          <w:footerReference w:type="default" r:id="rId20"/>
+          <w:type w:val="oddPage"/>
+          <w:pgSz w:w="11900" w:h="16840"/>
+          <w:pgMar w:top="1418" w:right="1418" w:bottom="1418" w:left="1985" w:header="720" w:footer="720" w:gutter="0"/>
+          <w:pgNumType w:start="1"/>
+          <w:cols w:space="720"/>
+          <w:noEndnote/>
+          <w:docGrid w:linePitch="326"/>
+        </w:sectPr>
       </w:pPr>
       <w:r>
         <w:rPr>
           <w:lang w:val="es-ES"/>
         </w:rPr>
-        <w:t>Se incluyen dos apéndices con información adicional: un Manual de Usuario con instrucciones para utilizar la aplicación y un Manual de Instalación para desplegar el sistema en un entorno local o remoto.</w:t>
+        <w:t>Se incluyen dos apartados adicionales: un Manual de Usuario, que proporciona instrucciones para utilizar la aplicación, y un Manual de Instalación, que describe el procedimiento para desplegar el sistema en un entorno local o remoto</w:t>
+      </w:r>
+      <w:r>
+        <w:rPr>
+          <w:lang w:val="es-ES"/>
+        </w:rPr>
+        <w:t>.</w:t>
       </w:r>
     </w:p>
     <w:p>
@@ -5677,12 +5733,6 @@
           <w:lang w:val="es-ES"/>
         </w:rPr>
       </w:pPr>
-      <w:r>
-        <w:rPr>
-          <w:lang w:val="es-ES"/>
-        </w:rPr>
-        <w:br w:type="page"/>
-      </w:r>
     </w:p>
     <w:p>
       <w:pPr>
@@ -5695,7 +5745,6 @@
         <w:rPr>
           <w:lang w:val="es-ES"/>
         </w:rPr>
-        <w:lastRenderedPageBreak/>
         <w:t>2</w:t>
       </w:r>
     </w:p>
@@ -5748,21 +5797,30 @@
           <w:ilvl w:val="0"/>
           <w:numId w:val="134"/>
         </w:numPr>
+        <w:spacing w:line="360" w:lineRule="auto"/>
         <w:rPr>
           <w:lang w:val="es-ES"/>
         </w:rPr>
       </w:pPr>
       <w:r>
         <w:rPr>
+          <w:b/>
+          <w:bCs/>
           <w:lang w:val="es-ES"/>
         </w:rPr>
-        <w:t xml:space="preserve">Python: Utilizado para el desarrollo del </w:t>
-      </w:r>
-      <w:proofErr w:type="spellStart"/>
+        <w:t>Python</w:t>
+      </w:r>
       <w:r>
         <w:rPr>
           <w:lang w:val="es-ES"/>
         </w:rPr>
+        <w:t xml:space="preserve">: Utilizado para el desarrollo del </w:t>
+      </w:r>
+      <w:proofErr w:type="spellStart"/>
+      <w:r>
+        <w:rPr>
+          <w:lang w:val="es-ES"/>
+        </w:rPr>
         <w:t>backend</w:t>
       </w:r>
       <w:proofErr w:type="spellEnd"/>
@@ -5772,14 +5830,6 @@
         </w:rPr>
         <w:t xml:space="preserve"> y de los algoritmos de predicción. Python es un lenguaje versátil, muy popular en el ámbito de la ciencia de datos y desarrollo web, gracias a su sencillez y a la gran cantidad de librerías disponibles.</w:t>
       </w:r>
-    </w:p>
-    <w:p>
-      <w:pPr>
-        <w:ind w:left="360"/>
-        <w:rPr>
-          <w:lang w:val="es-ES"/>
-        </w:rPr>
-      </w:pPr>
     </w:p>
     <w:p>
       <w:pPr>
@@ -5788,15 +5838,24 @@
           <w:ilvl w:val="0"/>
           <w:numId w:val="134"/>
         </w:numPr>
+        <w:spacing w:line="360" w:lineRule="auto"/>
         <w:rPr>
           <w:lang w:val="es-ES"/>
         </w:rPr>
       </w:pPr>
       <w:r>
         <w:rPr>
+          <w:b/>
+          <w:bCs/>
           <w:lang w:val="es-ES"/>
         </w:rPr>
-        <w:t xml:space="preserve">JavaScript: Utilizado en el </w:t>
+        <w:t>JavaScript</w:t>
+      </w:r>
+      <w:r>
+        <w:rPr>
+          <w:lang w:val="es-ES"/>
+        </w:rPr>
+        <w:t xml:space="preserve">: Utilizado en el </w:t>
       </w:r>
       <w:proofErr w:type="spellStart"/>
       <w:r>
@@ -5815,6 +5874,7 @@
     </w:p>
     <w:p>
       <w:pPr>
+        <w:spacing w:line="360" w:lineRule="auto"/>
         <w:rPr>
           <w:lang w:val="es-ES"/>
         </w:rPr>
@@ -5855,6 +5915,7 @@
           <w:ilvl w:val="0"/>
           <w:numId w:val="135"/>
         </w:numPr>
+        <w:spacing w:line="360" w:lineRule="auto"/>
         <w:rPr>
           <w:lang w:val="es-ES"/>
         </w:rPr>
@@ -5862,6 +5923,8 @@
       <w:proofErr w:type="spellStart"/>
       <w:r>
         <w:rPr>
+          <w:b/>
+          <w:bCs/>
           <w:lang w:val="es-ES"/>
         </w:rPr>
         <w:t>Flask</w:t>
@@ -5921,13 +5984,6 @@
         </w:rPr>
         <w:t>.</w:t>
       </w:r>
-    </w:p>
-    <w:p>
-      <w:pPr>
-        <w:rPr>
-          <w:lang w:val="es-ES"/>
-        </w:rPr>
-      </w:pPr>
     </w:p>
     <w:p>
       <w:pPr>
@@ -5936,6 +5992,7 @@
           <w:ilvl w:val="0"/>
           <w:numId w:val="135"/>
         </w:numPr>
+        <w:spacing w:line="360" w:lineRule="auto"/>
         <w:rPr>
           <w:lang w:val="es-ES"/>
         </w:rPr>
@@ -5943,6 +6000,8 @@
       <w:proofErr w:type="spellStart"/>
       <w:r>
         <w:rPr>
+          <w:b/>
+          <w:bCs/>
           <w:lang w:val="es-ES"/>
         </w:rPr>
         <w:t>React</w:t>
@@ -5980,11 +6039,25 @@
         <w:rPr>
           <w:lang w:val="es-ES"/>
         </w:rPr>
-        <w:t xml:space="preserve"> facilita la creación de componentes reutilizables y optimiza la actualización de la interfaz en respuesta a cambios en los datos.</w:t>
+        <w:t xml:space="preserve"> facilita la creación de componentes</w:t>
+      </w:r>
+      <w:r>
+        <w:rPr>
+          <w:lang w:val="es-ES"/>
+        </w:rPr>
+        <w:t xml:space="preserve"> </w:t>
+      </w:r>
+      <w:r>
+        <w:rPr>
+          <w:lang w:val="es-ES"/>
+        </w:rPr>
+        <w:lastRenderedPageBreak/>
+        <w:t>reutilizables y optimiza la actualización de la interfaz en respuesta a cambios en los datos.</w:t>
       </w:r>
     </w:p>
     <w:p>
       <w:pPr>
+        <w:spacing w:line="360" w:lineRule="auto"/>
         <w:rPr>
           <w:lang w:val="es-ES"/>
         </w:rPr>
@@ -5997,6 +6070,7 @@
           <w:ilvl w:val="0"/>
           <w:numId w:val="135"/>
         </w:numPr>
+        <w:spacing w:line="360" w:lineRule="auto"/>
         <w:rPr>
           <w:lang w:val="es-ES"/>
         </w:rPr>
@@ -6060,6 +6134,7 @@
     </w:p>
     <w:p>
       <w:pPr>
+        <w:spacing w:line="360" w:lineRule="auto"/>
         <w:rPr>
           <w:lang w:val="es-ES"/>
         </w:rPr>
@@ -6072,6 +6147,7 @@
           <w:ilvl w:val="0"/>
           <w:numId w:val="135"/>
         </w:numPr>
+        <w:spacing w:line="360" w:lineRule="auto"/>
         <w:rPr>
           <w:lang w:val="es-ES"/>
         </w:rPr>
@@ -9470,6 +9546,7 @@
         <w:rPr>
           <w:lang w:val="en-US"/>
         </w:rPr>
+        <w:lastRenderedPageBreak/>
         <w:t>tenetur</w:t>
       </w:r>
       <w:proofErr w:type="spellEnd"/>
@@ -10617,7 +10694,6 @@
         <w:rPr>
           <w:lang w:val="en-US"/>
         </w:rPr>
-        <w:lastRenderedPageBreak/>
         <w:t xml:space="preserve">Quis autem vel </w:t>
       </w:r>
       <w:proofErr w:type="spellStart"/>
@@ -14537,6 +14613,7 @@
         <w:rPr>
           <w:lang w:val="en-US"/>
         </w:rPr>
+        <w:lastRenderedPageBreak/>
         <w:t>architecto</w:t>
       </w:r>
       <w:proofErr w:type="spellEnd"/>
@@ -15671,7 +15748,6 @@
         <w:rPr>
           <w:lang w:val="en-US"/>
         </w:rPr>
-        <w:lastRenderedPageBreak/>
         <w:t>molestias</w:t>
       </w:r>
       <w:proofErr w:type="spellEnd"/>
@@ -19542,6 +19618,7 @@
         <w:rPr>
           <w:lang w:val="en-US"/>
         </w:rPr>
+        <w:lastRenderedPageBreak/>
         <w:t>velit</w:t>
       </w:r>
       <w:proofErr w:type="spellEnd"/>
@@ -20627,14 +20704,7 @@
         <w:rPr>
           <w:lang w:val="en-US"/>
         </w:rPr>
-        <w:t xml:space="preserve"> quo </w:t>
-      </w:r>
-      <w:r>
-        <w:rPr>
-          <w:lang w:val="en-US"/>
-        </w:rPr>
-        <w:lastRenderedPageBreak/>
-        <w:t xml:space="preserve">minus id </w:t>
+        <w:t xml:space="preserve"> quo minus id </w:t>
       </w:r>
       <w:proofErr w:type="spellStart"/>
       <w:r>
@@ -21238,12 +21308,9 @@
           <w:lang w:val="en-US"/>
         </w:rPr>
         <w:sectPr>
-          <w:headerReference w:type="default" r:id="rId16"/>
-          <w:footerReference w:type="default" r:id="rId17"/>
           <w:type w:val="oddPage"/>
           <w:pgSz w:w="11900" w:h="16840"/>
           <w:pgMar w:top="1418" w:right="1418" w:bottom="1418" w:left="1985" w:header="720" w:footer="720" w:gutter="0"/>
-          <w:pgNumType w:start="1"/>
           <w:cols w:space="720"/>
           <w:noEndnote/>
           <w:docGrid w:linePitch="326"/>
@@ -39474,6 +39541,16 @@
       <w:lang w:val="es-ES" w:eastAsia="es-ES"/>
     </w:rPr>
   </w:style>
+  <w:style w:type="character" w:styleId="Mencinsinresolver">
+    <w:name w:val="Unresolved Mention"/>
+    <w:basedOn w:val="Fuentedeprrafopredeter"/>
+    <w:uiPriority w:val="99"/>
+    <w:rsid w:val="00B73314"/>
+    <w:rPr>
+      <w:color w:val="605E5C"/>
+      <w:shd w:val="clear" w:color="auto" w:fill="E1DFDD"/>
+    </w:rPr>
+  </w:style>
 </w:styles>
 </file>
 

--- a/docs/plantilla memoria TFG 2020.docx
+++ b/docs/plantilla memoria TFG 2020.docx
@@ -138,7 +138,6 @@
         </w:rPr>
         <w:t xml:space="preserve">- </w:t>
       </w:r>
-      <w:proofErr w:type="spellStart"/>
       <w:r>
         <w:rPr>
           <w:b/>
@@ -150,7 +149,6 @@
         </w:rPr>
         <w:t>Dunkvision</w:t>
       </w:r>
-      <w:proofErr w:type="spellEnd"/>
     </w:p>
     <w:p>
       <w:pPr>
@@ -202,7 +200,6 @@
         </w:rPr>
         <w:t>-</w:t>
       </w:r>
-      <w:proofErr w:type="spellStart"/>
       <w:r>
         <w:rPr>
           <w:b/>
@@ -214,7 +211,6 @@
         </w:rPr>
         <w:t>Dunkvision</w:t>
       </w:r>
-      <w:proofErr w:type="spellEnd"/>
     </w:p>
     <w:p>
       <w:pPr>
@@ -770,1402 +766,105 @@
       <w:pPr>
         <w:pStyle w:val="Capitulo"/>
         <w:rPr>
-          <w:lang w:val="en-US"/>
-        </w:rPr>
-      </w:pPr>
-      <w:bookmarkStart w:id="1" w:name="_Toc197538659"/>
-      <w:proofErr w:type="spellStart"/>
-      <w:r>
-        <w:rPr>
-          <w:lang w:val="en-US"/>
+          <w:lang w:val="es-ES"/>
+        </w:rPr>
+      </w:pPr>
+      <w:bookmarkStart w:id="1" w:name="_Toc199157254"/>
+      <w:r>
+        <w:rPr>
+          <w:lang w:val="es-ES"/>
         </w:rPr>
         <w:t>Resumen</w:t>
       </w:r>
       <w:bookmarkEnd w:id="1"/>
-      <w:proofErr w:type="spellEnd"/>
     </w:p>
     <w:p>
       <w:pPr>
         <w:pStyle w:val="Capitulo"/>
         <w:rPr>
-          <w:lang w:val="en-US"/>
-        </w:rPr>
-      </w:pPr>
-    </w:p>
-    <w:p>
-      <w:r>
-        <w:rPr>
-          <w:lang w:val="en-US"/>
-        </w:rPr>
-        <w:t xml:space="preserve">Lorem ipsum dolor </w:t>
-      </w:r>
-      <w:proofErr w:type="gramStart"/>
-      <w:r>
-        <w:rPr>
-          <w:lang w:val="en-US"/>
-        </w:rPr>
-        <w:t>sit</w:t>
-      </w:r>
-      <w:proofErr w:type="gramEnd"/>
-      <w:r>
-        <w:rPr>
-          <w:lang w:val="en-US"/>
-        </w:rPr>
-        <w:t xml:space="preserve"> </w:t>
-      </w:r>
-      <w:proofErr w:type="spellStart"/>
-      <w:r>
-        <w:rPr>
-          <w:lang w:val="en-US"/>
-        </w:rPr>
-        <w:t>amet</w:t>
-      </w:r>
-      <w:proofErr w:type="spellEnd"/>
-      <w:r>
-        <w:rPr>
-          <w:lang w:val="en-US"/>
-        </w:rPr>
-        <w:t xml:space="preserve">, </w:t>
-      </w:r>
-      <w:proofErr w:type="spellStart"/>
-      <w:r>
-        <w:rPr>
-          <w:lang w:val="en-US"/>
-        </w:rPr>
-        <w:t>consectetuer</w:t>
-      </w:r>
-      <w:proofErr w:type="spellEnd"/>
-      <w:r>
-        <w:rPr>
-          <w:lang w:val="en-US"/>
-        </w:rPr>
-        <w:t xml:space="preserve"> </w:t>
-      </w:r>
-      <w:proofErr w:type="spellStart"/>
-      <w:r>
-        <w:rPr>
-          <w:lang w:val="en-US"/>
-        </w:rPr>
-        <w:t>adipiscing</w:t>
-      </w:r>
-      <w:proofErr w:type="spellEnd"/>
-      <w:r>
-        <w:rPr>
-          <w:lang w:val="en-US"/>
-        </w:rPr>
-        <w:t xml:space="preserve"> </w:t>
-      </w:r>
-      <w:proofErr w:type="spellStart"/>
-      <w:r>
-        <w:rPr>
-          <w:lang w:val="en-US"/>
-        </w:rPr>
-        <w:t>elit</w:t>
-      </w:r>
-      <w:proofErr w:type="spellEnd"/>
-      <w:r>
-        <w:rPr>
-          <w:lang w:val="en-US"/>
-        </w:rPr>
-        <w:t xml:space="preserve">. </w:t>
-      </w:r>
-      <w:proofErr w:type="spellStart"/>
-      <w:r>
-        <w:t>Aenean</w:t>
-      </w:r>
-      <w:proofErr w:type="spellEnd"/>
-      <w:r>
-        <w:t xml:space="preserve"> commodo </w:t>
-      </w:r>
-      <w:proofErr w:type="spellStart"/>
-      <w:r>
-        <w:t>ligula</w:t>
-      </w:r>
-      <w:proofErr w:type="spellEnd"/>
-      <w:r>
-        <w:t xml:space="preserve"> </w:t>
-      </w:r>
-      <w:proofErr w:type="spellStart"/>
-      <w:r>
-        <w:t>eget</w:t>
-      </w:r>
-      <w:proofErr w:type="spellEnd"/>
-      <w:r>
-        <w:t xml:space="preserve"> dolor. </w:t>
-      </w:r>
-      <w:proofErr w:type="spellStart"/>
-      <w:r>
-        <w:t>Aenean</w:t>
-      </w:r>
-      <w:proofErr w:type="spellEnd"/>
-      <w:r>
-        <w:t xml:space="preserve"> </w:t>
-      </w:r>
-      <w:proofErr w:type="spellStart"/>
-      <w:r>
-        <w:t>massa</w:t>
-      </w:r>
-      <w:proofErr w:type="spellEnd"/>
-      <w:r>
-        <w:t xml:space="preserve">. Cum </w:t>
-      </w:r>
-      <w:proofErr w:type="spellStart"/>
-      <w:r>
-        <w:t>sociis</w:t>
-      </w:r>
-      <w:proofErr w:type="spellEnd"/>
-      <w:r>
-        <w:t xml:space="preserve"> </w:t>
-      </w:r>
-      <w:proofErr w:type="spellStart"/>
-      <w:r>
-        <w:t>natoque</w:t>
-      </w:r>
-      <w:proofErr w:type="spellEnd"/>
-      <w:r>
-        <w:t xml:space="preserve"> </w:t>
-      </w:r>
-      <w:proofErr w:type="spellStart"/>
-      <w:r>
-        <w:t>penatibus</w:t>
-      </w:r>
-      <w:proofErr w:type="spellEnd"/>
-      <w:r>
-        <w:t xml:space="preserve"> et </w:t>
-      </w:r>
-      <w:proofErr w:type="spellStart"/>
-      <w:r>
-        <w:t>magnis</w:t>
-      </w:r>
-      <w:proofErr w:type="spellEnd"/>
-      <w:r>
-        <w:t xml:space="preserve"> </w:t>
-      </w:r>
-      <w:proofErr w:type="spellStart"/>
-      <w:r>
-        <w:t>dis</w:t>
-      </w:r>
-      <w:proofErr w:type="spellEnd"/>
-      <w:r>
-        <w:t xml:space="preserve"> </w:t>
-      </w:r>
-      <w:proofErr w:type="spellStart"/>
-      <w:r>
-        <w:t>parturient</w:t>
-      </w:r>
-      <w:proofErr w:type="spellEnd"/>
-      <w:r>
-        <w:t xml:space="preserve"> montes, </w:t>
-      </w:r>
-      <w:proofErr w:type="spellStart"/>
-      <w:r>
-        <w:t>nascetur</w:t>
-      </w:r>
-      <w:proofErr w:type="spellEnd"/>
-      <w:r>
-        <w:t xml:space="preserve"> </w:t>
-      </w:r>
-      <w:proofErr w:type="spellStart"/>
-      <w:r>
-        <w:t>ridiculus</w:t>
-      </w:r>
-      <w:proofErr w:type="spellEnd"/>
-      <w:r>
-        <w:t xml:space="preserve"> mus. </w:t>
-      </w:r>
-      <w:proofErr w:type="spellStart"/>
-      <w:r>
-        <w:t>Donec</w:t>
-      </w:r>
-      <w:proofErr w:type="spellEnd"/>
-      <w:r>
-        <w:t xml:space="preserve"> </w:t>
-      </w:r>
-      <w:proofErr w:type="spellStart"/>
-      <w:r>
-        <w:t>quam</w:t>
-      </w:r>
-      <w:proofErr w:type="spellEnd"/>
-      <w:r>
-        <w:t xml:space="preserve"> </w:t>
-      </w:r>
-      <w:proofErr w:type="spellStart"/>
-      <w:r>
-        <w:t>felis</w:t>
-      </w:r>
-      <w:proofErr w:type="spellEnd"/>
-      <w:r>
-        <w:t xml:space="preserve">, </w:t>
-      </w:r>
-      <w:proofErr w:type="spellStart"/>
-      <w:r>
-        <w:t>ultricies</w:t>
-      </w:r>
-      <w:proofErr w:type="spellEnd"/>
-      <w:r>
-        <w:t xml:space="preserve"> </w:t>
-      </w:r>
-      <w:proofErr w:type="spellStart"/>
-      <w:r>
-        <w:t>nec</w:t>
-      </w:r>
-      <w:proofErr w:type="spellEnd"/>
-      <w:r>
-        <w:t xml:space="preserve">, </w:t>
-      </w:r>
-      <w:proofErr w:type="spellStart"/>
-      <w:r>
-        <w:t>pellentesque</w:t>
-      </w:r>
-      <w:proofErr w:type="spellEnd"/>
-      <w:r>
-        <w:t xml:space="preserve"> </w:t>
-      </w:r>
-      <w:proofErr w:type="spellStart"/>
-      <w:r>
-        <w:t>eu</w:t>
-      </w:r>
-      <w:proofErr w:type="spellEnd"/>
-      <w:r>
-        <w:t xml:space="preserve">, </w:t>
-      </w:r>
-      <w:proofErr w:type="spellStart"/>
-      <w:r>
-        <w:t>pretium</w:t>
-      </w:r>
-      <w:proofErr w:type="spellEnd"/>
-      <w:r>
-        <w:t xml:space="preserve"> quis, </w:t>
-      </w:r>
-      <w:proofErr w:type="spellStart"/>
-      <w:r>
-        <w:t>sem</w:t>
-      </w:r>
-      <w:proofErr w:type="spellEnd"/>
-      <w:r>
-        <w:t xml:space="preserve">. </w:t>
-      </w:r>
-      <w:proofErr w:type="spellStart"/>
-      <w:r>
-        <w:t>Nulla</w:t>
-      </w:r>
-      <w:proofErr w:type="spellEnd"/>
-      <w:r>
-        <w:t xml:space="preserve"> </w:t>
-      </w:r>
-      <w:proofErr w:type="spellStart"/>
-      <w:r>
-        <w:t>consequat</w:t>
-      </w:r>
-      <w:proofErr w:type="spellEnd"/>
-      <w:r>
-        <w:t xml:space="preserve"> </w:t>
-      </w:r>
-      <w:proofErr w:type="spellStart"/>
-      <w:r>
-        <w:t>massa</w:t>
-      </w:r>
-      <w:proofErr w:type="spellEnd"/>
-      <w:r>
-        <w:t xml:space="preserve"> quis </w:t>
-      </w:r>
-      <w:proofErr w:type="spellStart"/>
-      <w:r>
-        <w:t>enim</w:t>
-      </w:r>
-      <w:proofErr w:type="spellEnd"/>
-      <w:r>
-        <w:t xml:space="preserve">. </w:t>
-      </w:r>
-      <w:proofErr w:type="spellStart"/>
-      <w:r>
-        <w:t>Donec</w:t>
-      </w:r>
-      <w:proofErr w:type="spellEnd"/>
-      <w:r>
-        <w:t xml:space="preserve"> </w:t>
-      </w:r>
-      <w:proofErr w:type="spellStart"/>
-      <w:r>
-        <w:t>pede</w:t>
-      </w:r>
-      <w:proofErr w:type="spellEnd"/>
-      <w:r>
-        <w:t xml:space="preserve"> justo, </w:t>
-      </w:r>
-      <w:proofErr w:type="spellStart"/>
-      <w:r>
-        <w:t>fringilla</w:t>
-      </w:r>
-      <w:proofErr w:type="spellEnd"/>
-      <w:r>
-        <w:t xml:space="preserve"> </w:t>
-      </w:r>
-      <w:proofErr w:type="spellStart"/>
-      <w:r>
-        <w:t>vel</w:t>
-      </w:r>
-      <w:proofErr w:type="spellEnd"/>
-      <w:r>
-        <w:t xml:space="preserve">, </w:t>
-      </w:r>
-      <w:proofErr w:type="spellStart"/>
-      <w:r>
-        <w:t>aliquet</w:t>
-      </w:r>
-      <w:proofErr w:type="spellEnd"/>
-      <w:r>
-        <w:t xml:space="preserve"> </w:t>
-      </w:r>
-      <w:proofErr w:type="spellStart"/>
-      <w:r>
-        <w:t>nec</w:t>
-      </w:r>
-      <w:proofErr w:type="spellEnd"/>
-      <w:r>
-        <w:t xml:space="preserve">, </w:t>
-      </w:r>
-      <w:proofErr w:type="spellStart"/>
-      <w:r>
-        <w:t>vulputate</w:t>
-      </w:r>
-      <w:proofErr w:type="spellEnd"/>
-      <w:r>
-        <w:t xml:space="preserve"> </w:t>
-      </w:r>
-      <w:proofErr w:type="spellStart"/>
-      <w:r>
-        <w:t>eget</w:t>
-      </w:r>
-      <w:proofErr w:type="spellEnd"/>
-      <w:r>
-        <w:t xml:space="preserve">, </w:t>
-      </w:r>
-      <w:proofErr w:type="spellStart"/>
-      <w:r>
-        <w:t>arcu</w:t>
-      </w:r>
-      <w:proofErr w:type="spellEnd"/>
-      <w:r>
-        <w:t xml:space="preserve">. In </w:t>
-      </w:r>
-      <w:proofErr w:type="spellStart"/>
-      <w:r>
-        <w:t>enim</w:t>
-      </w:r>
-      <w:proofErr w:type="spellEnd"/>
-      <w:r>
-        <w:t xml:space="preserve"> justo, </w:t>
-      </w:r>
-      <w:proofErr w:type="spellStart"/>
-      <w:r>
-        <w:t>rhoncus</w:t>
-      </w:r>
-      <w:proofErr w:type="spellEnd"/>
-      <w:r>
-        <w:t xml:space="preserve"> ut, </w:t>
-      </w:r>
-      <w:proofErr w:type="spellStart"/>
-      <w:r>
-        <w:t>imperdiet</w:t>
-      </w:r>
-      <w:proofErr w:type="spellEnd"/>
-      <w:r>
-        <w:t xml:space="preserve"> a, </w:t>
-      </w:r>
-      <w:proofErr w:type="spellStart"/>
-      <w:r>
-        <w:t>venenatis</w:t>
-      </w:r>
-      <w:proofErr w:type="spellEnd"/>
-      <w:r>
-        <w:t xml:space="preserve"> vitae, justo. </w:t>
-      </w:r>
-      <w:proofErr w:type="spellStart"/>
-      <w:r>
-        <w:t>Nullam</w:t>
-      </w:r>
-      <w:proofErr w:type="spellEnd"/>
-      <w:r>
-        <w:t xml:space="preserve"> </w:t>
-      </w:r>
-      <w:proofErr w:type="spellStart"/>
-      <w:r>
-        <w:t>dictum</w:t>
-      </w:r>
-      <w:proofErr w:type="spellEnd"/>
-      <w:r>
-        <w:t xml:space="preserve"> </w:t>
-      </w:r>
-      <w:proofErr w:type="spellStart"/>
-      <w:r>
-        <w:t>felis</w:t>
-      </w:r>
-      <w:proofErr w:type="spellEnd"/>
-      <w:r>
-        <w:t xml:space="preserve"> </w:t>
-      </w:r>
-      <w:proofErr w:type="spellStart"/>
-      <w:r>
-        <w:t>eu</w:t>
-      </w:r>
-      <w:proofErr w:type="spellEnd"/>
-      <w:r>
-        <w:t xml:space="preserve"> </w:t>
-      </w:r>
-      <w:proofErr w:type="spellStart"/>
-      <w:r>
-        <w:t>pede</w:t>
-      </w:r>
-      <w:proofErr w:type="spellEnd"/>
-      <w:r>
-        <w:t xml:space="preserve"> </w:t>
-      </w:r>
-      <w:proofErr w:type="spellStart"/>
-      <w:r>
-        <w:t>mollis</w:t>
-      </w:r>
-      <w:proofErr w:type="spellEnd"/>
-      <w:r>
-        <w:t xml:space="preserve"> </w:t>
-      </w:r>
-      <w:proofErr w:type="spellStart"/>
-      <w:r>
-        <w:t>pretium</w:t>
-      </w:r>
-      <w:proofErr w:type="spellEnd"/>
-      <w:r>
-        <w:t xml:space="preserve">. </w:t>
-      </w:r>
-      <w:proofErr w:type="spellStart"/>
-      <w:r>
-        <w:t>Integer</w:t>
-      </w:r>
-      <w:proofErr w:type="spellEnd"/>
-      <w:r>
-        <w:t xml:space="preserve"> </w:t>
-      </w:r>
-      <w:proofErr w:type="spellStart"/>
-      <w:r>
-        <w:t>tincidunt</w:t>
-      </w:r>
-      <w:proofErr w:type="spellEnd"/>
-      <w:r>
-        <w:t xml:space="preserve">. Cras </w:t>
-      </w:r>
-      <w:proofErr w:type="spellStart"/>
-      <w:r>
-        <w:t>dapibus</w:t>
-      </w:r>
-      <w:proofErr w:type="spellEnd"/>
-      <w:r>
-        <w:t xml:space="preserve">. </w:t>
-      </w:r>
-      <w:proofErr w:type="spellStart"/>
-      <w:r>
-        <w:t>Vivamus</w:t>
-      </w:r>
-      <w:proofErr w:type="spellEnd"/>
-      <w:r>
-        <w:t xml:space="preserve"> </w:t>
-      </w:r>
-      <w:proofErr w:type="spellStart"/>
-      <w:r>
-        <w:t>elementum</w:t>
-      </w:r>
-      <w:proofErr w:type="spellEnd"/>
-      <w:r>
-        <w:t xml:space="preserve"> </w:t>
-      </w:r>
-      <w:proofErr w:type="spellStart"/>
-      <w:r>
-        <w:t>semper</w:t>
-      </w:r>
-      <w:proofErr w:type="spellEnd"/>
-      <w:r>
-        <w:t xml:space="preserve"> </w:t>
-      </w:r>
-      <w:proofErr w:type="spellStart"/>
-      <w:r>
-        <w:t>nisi</w:t>
-      </w:r>
-      <w:proofErr w:type="spellEnd"/>
-      <w:r>
-        <w:t xml:space="preserve">. </w:t>
-      </w:r>
-      <w:proofErr w:type="spellStart"/>
-      <w:r>
-        <w:t>Aenean</w:t>
-      </w:r>
-      <w:proofErr w:type="spellEnd"/>
-      <w:r>
-        <w:t xml:space="preserve"> </w:t>
-      </w:r>
-      <w:proofErr w:type="spellStart"/>
-      <w:r>
-        <w:t>vulputate</w:t>
-      </w:r>
-      <w:proofErr w:type="spellEnd"/>
-      <w:r>
-        <w:t xml:space="preserve"> </w:t>
-      </w:r>
-      <w:proofErr w:type="spellStart"/>
-      <w:r>
-        <w:t>eleifend</w:t>
-      </w:r>
-      <w:proofErr w:type="spellEnd"/>
-      <w:r>
-        <w:t xml:space="preserve"> </w:t>
-      </w:r>
-      <w:proofErr w:type="spellStart"/>
-      <w:r>
-        <w:t>tellus</w:t>
-      </w:r>
-      <w:proofErr w:type="spellEnd"/>
-      <w:r>
-        <w:t xml:space="preserve">. </w:t>
-      </w:r>
-      <w:proofErr w:type="spellStart"/>
-      <w:r>
-        <w:t>Aenean</w:t>
-      </w:r>
-      <w:proofErr w:type="spellEnd"/>
-      <w:r>
-        <w:t xml:space="preserve"> leo </w:t>
-      </w:r>
-      <w:proofErr w:type="spellStart"/>
-      <w:r>
-        <w:t>ligula</w:t>
-      </w:r>
-      <w:proofErr w:type="spellEnd"/>
-      <w:r>
-        <w:t xml:space="preserve">, </w:t>
-      </w:r>
-      <w:proofErr w:type="spellStart"/>
-      <w:r>
-        <w:t>porttitor</w:t>
-      </w:r>
-      <w:proofErr w:type="spellEnd"/>
-      <w:r>
-        <w:t xml:space="preserve"> </w:t>
-      </w:r>
-      <w:proofErr w:type="spellStart"/>
-      <w:r>
-        <w:t>eu</w:t>
-      </w:r>
-      <w:proofErr w:type="spellEnd"/>
-      <w:r>
-        <w:t xml:space="preserve">, </w:t>
-      </w:r>
-      <w:proofErr w:type="spellStart"/>
-      <w:r>
-        <w:t>consequat</w:t>
-      </w:r>
-      <w:proofErr w:type="spellEnd"/>
-      <w:r>
-        <w:t xml:space="preserve"> vitae, </w:t>
-      </w:r>
-      <w:proofErr w:type="spellStart"/>
-      <w:r>
-        <w:t>eleifend</w:t>
-      </w:r>
-      <w:proofErr w:type="spellEnd"/>
-      <w:r>
-        <w:t xml:space="preserve"> ac, </w:t>
-      </w:r>
-      <w:proofErr w:type="spellStart"/>
-      <w:r>
-        <w:t>enim</w:t>
-      </w:r>
-      <w:proofErr w:type="spellEnd"/>
-      <w:r>
-        <w:t xml:space="preserve">. </w:t>
-      </w:r>
-      <w:proofErr w:type="spellStart"/>
-      <w:r>
-        <w:t>Aliquam</w:t>
-      </w:r>
-      <w:proofErr w:type="spellEnd"/>
-      <w:r>
-        <w:t xml:space="preserve"> </w:t>
-      </w:r>
-      <w:proofErr w:type="spellStart"/>
-      <w:r>
-        <w:t>lorem</w:t>
-      </w:r>
-      <w:proofErr w:type="spellEnd"/>
-      <w:r>
-        <w:t xml:space="preserve"> ante, </w:t>
-      </w:r>
-      <w:proofErr w:type="spellStart"/>
-      <w:r>
-        <w:t>dapibus</w:t>
-      </w:r>
-      <w:proofErr w:type="spellEnd"/>
-      <w:r>
-        <w:t xml:space="preserve"> in, </w:t>
-      </w:r>
-      <w:proofErr w:type="spellStart"/>
-      <w:r>
-        <w:t>viverra</w:t>
-      </w:r>
-      <w:proofErr w:type="spellEnd"/>
-      <w:r>
-        <w:t xml:space="preserve"> quis, </w:t>
-      </w:r>
-      <w:proofErr w:type="spellStart"/>
-      <w:r>
-        <w:t>feugiat</w:t>
-      </w:r>
-      <w:proofErr w:type="spellEnd"/>
-      <w:r>
-        <w:t xml:space="preserve"> a, </w:t>
-      </w:r>
-      <w:proofErr w:type="spellStart"/>
-      <w:r>
-        <w:t>tellus</w:t>
-      </w:r>
-      <w:proofErr w:type="spellEnd"/>
-      <w:r>
-        <w:t xml:space="preserve">. </w:t>
-      </w:r>
-      <w:proofErr w:type="spellStart"/>
-      <w:r>
-        <w:t>Phasellus</w:t>
-      </w:r>
-      <w:proofErr w:type="spellEnd"/>
-      <w:r>
-        <w:t xml:space="preserve"> </w:t>
-      </w:r>
-      <w:proofErr w:type="spellStart"/>
-      <w:r>
-        <w:t>viverra</w:t>
-      </w:r>
-      <w:proofErr w:type="spellEnd"/>
-      <w:r>
-        <w:t xml:space="preserve"> </w:t>
-      </w:r>
-      <w:proofErr w:type="spellStart"/>
-      <w:r>
-        <w:t>nulla</w:t>
-      </w:r>
-      <w:proofErr w:type="spellEnd"/>
-      <w:r>
-        <w:t xml:space="preserve"> ut </w:t>
-      </w:r>
-      <w:proofErr w:type="spellStart"/>
-      <w:r>
-        <w:t>metus</w:t>
-      </w:r>
-      <w:proofErr w:type="spellEnd"/>
-      <w:r>
-        <w:t xml:space="preserve"> </w:t>
-      </w:r>
-      <w:proofErr w:type="spellStart"/>
-      <w:r>
-        <w:t>varius</w:t>
-      </w:r>
-      <w:proofErr w:type="spellEnd"/>
-      <w:r>
-        <w:t xml:space="preserve"> </w:t>
-      </w:r>
-      <w:proofErr w:type="spellStart"/>
-      <w:r>
-        <w:t>laoreet</w:t>
-      </w:r>
-      <w:proofErr w:type="spellEnd"/>
-      <w:r>
-        <w:t xml:space="preserve">. Quisque </w:t>
-      </w:r>
-      <w:proofErr w:type="spellStart"/>
-      <w:r>
-        <w:t>rutrum</w:t>
-      </w:r>
-      <w:proofErr w:type="spellEnd"/>
-      <w:r>
-        <w:t xml:space="preserve">. </w:t>
-      </w:r>
-      <w:proofErr w:type="spellStart"/>
-      <w:r>
-        <w:t>Aenean</w:t>
-      </w:r>
-      <w:proofErr w:type="spellEnd"/>
-      <w:r>
-        <w:t xml:space="preserve"> </w:t>
-      </w:r>
-      <w:proofErr w:type="spellStart"/>
-      <w:r>
-        <w:t>imperdiet</w:t>
-      </w:r>
-      <w:proofErr w:type="spellEnd"/>
-      <w:r>
-        <w:t xml:space="preserve">. </w:t>
-      </w:r>
-      <w:proofErr w:type="spellStart"/>
-      <w:r>
-        <w:t>Etiam</w:t>
-      </w:r>
-      <w:proofErr w:type="spellEnd"/>
-      <w:r>
-        <w:t xml:space="preserve"> </w:t>
-      </w:r>
-      <w:proofErr w:type="spellStart"/>
-      <w:r>
-        <w:t>ultricies</w:t>
-      </w:r>
-      <w:proofErr w:type="spellEnd"/>
-      <w:r>
-        <w:t xml:space="preserve"> </w:t>
-      </w:r>
-      <w:proofErr w:type="spellStart"/>
-      <w:r>
-        <w:t>nisi</w:t>
-      </w:r>
-      <w:proofErr w:type="spellEnd"/>
-      <w:r>
-        <w:t xml:space="preserve"> </w:t>
-      </w:r>
-      <w:proofErr w:type="spellStart"/>
-      <w:r>
-        <w:t>vel</w:t>
-      </w:r>
-      <w:proofErr w:type="spellEnd"/>
-      <w:r>
-        <w:t xml:space="preserve"> </w:t>
-      </w:r>
-      <w:proofErr w:type="spellStart"/>
-      <w:r>
-        <w:t>augue</w:t>
-      </w:r>
-      <w:proofErr w:type="spellEnd"/>
-      <w:r>
-        <w:t xml:space="preserve">. </w:t>
-      </w:r>
-      <w:proofErr w:type="spellStart"/>
-      <w:r>
-        <w:t>Curabitur</w:t>
-      </w:r>
-      <w:proofErr w:type="spellEnd"/>
-      <w:r>
-        <w:t xml:space="preserve"> </w:t>
-      </w:r>
-      <w:proofErr w:type="spellStart"/>
-      <w:r>
-        <w:t>ullamcorper</w:t>
-      </w:r>
-      <w:proofErr w:type="spellEnd"/>
-      <w:r>
-        <w:t xml:space="preserve"> </w:t>
-      </w:r>
-      <w:proofErr w:type="spellStart"/>
-      <w:r>
-        <w:t>ultricies</w:t>
-      </w:r>
-      <w:proofErr w:type="spellEnd"/>
-      <w:r>
-        <w:t xml:space="preserve"> </w:t>
-      </w:r>
-      <w:proofErr w:type="spellStart"/>
-      <w:r>
-        <w:t>nisi</w:t>
-      </w:r>
-      <w:proofErr w:type="spellEnd"/>
-      <w:r>
-        <w:t xml:space="preserve">. </w:t>
-      </w:r>
-      <w:proofErr w:type="spellStart"/>
-      <w:r>
-        <w:t>Nam</w:t>
-      </w:r>
-      <w:proofErr w:type="spellEnd"/>
-      <w:r>
-        <w:t xml:space="preserve"> </w:t>
-      </w:r>
-      <w:proofErr w:type="spellStart"/>
-      <w:r>
-        <w:t>eget</w:t>
-      </w:r>
-      <w:proofErr w:type="spellEnd"/>
-      <w:r>
-        <w:t xml:space="preserve"> </w:t>
-      </w:r>
-      <w:proofErr w:type="spellStart"/>
-      <w:r>
-        <w:t>dui</w:t>
-      </w:r>
-      <w:proofErr w:type="spellEnd"/>
-      <w:r>
-        <w:t xml:space="preserve">. </w:t>
-      </w:r>
-      <w:proofErr w:type="spellStart"/>
-      <w:r>
-        <w:rPr>
-          <w:lang w:val="en-US"/>
-        </w:rPr>
-        <w:t>Etiam</w:t>
-      </w:r>
-      <w:proofErr w:type="spellEnd"/>
-      <w:r>
-        <w:rPr>
-          <w:lang w:val="en-US"/>
-        </w:rPr>
-        <w:t xml:space="preserve"> </w:t>
-      </w:r>
-      <w:proofErr w:type="spellStart"/>
-      <w:r>
-        <w:rPr>
-          <w:lang w:val="en-US"/>
-        </w:rPr>
-        <w:t>rhoncus</w:t>
-      </w:r>
-      <w:proofErr w:type="spellEnd"/>
-      <w:r>
-        <w:rPr>
-          <w:lang w:val="en-US"/>
-        </w:rPr>
-        <w:t xml:space="preserve">. Maecenas tempus, </w:t>
-      </w:r>
-      <w:proofErr w:type="spellStart"/>
-      <w:r>
-        <w:rPr>
-          <w:lang w:val="en-US"/>
-        </w:rPr>
-        <w:t>tellus</w:t>
-      </w:r>
-      <w:proofErr w:type="spellEnd"/>
-      <w:r>
-        <w:rPr>
-          <w:lang w:val="en-US"/>
-        </w:rPr>
-        <w:t xml:space="preserve"> </w:t>
-      </w:r>
-      <w:proofErr w:type="spellStart"/>
-      <w:r>
-        <w:rPr>
-          <w:lang w:val="en-US"/>
-        </w:rPr>
-        <w:t>eget</w:t>
-      </w:r>
-      <w:proofErr w:type="spellEnd"/>
-      <w:r>
-        <w:rPr>
-          <w:lang w:val="en-US"/>
-        </w:rPr>
-        <w:t xml:space="preserve"> </w:t>
-      </w:r>
-      <w:proofErr w:type="spellStart"/>
-      <w:r>
-        <w:rPr>
-          <w:lang w:val="en-US"/>
-        </w:rPr>
-        <w:t>condimentum</w:t>
-      </w:r>
-      <w:proofErr w:type="spellEnd"/>
-      <w:r>
-        <w:rPr>
-          <w:lang w:val="en-US"/>
-        </w:rPr>
-        <w:t xml:space="preserve"> </w:t>
-      </w:r>
-      <w:proofErr w:type="spellStart"/>
-      <w:r>
-        <w:rPr>
-          <w:lang w:val="en-US"/>
-        </w:rPr>
-        <w:t>rhoncus</w:t>
-      </w:r>
-      <w:proofErr w:type="spellEnd"/>
-      <w:r>
-        <w:rPr>
-          <w:lang w:val="en-US"/>
-        </w:rPr>
-        <w:t xml:space="preserve">, </w:t>
-      </w:r>
-      <w:proofErr w:type="spellStart"/>
-      <w:r>
-        <w:rPr>
-          <w:lang w:val="en-US"/>
-        </w:rPr>
-        <w:t>sem</w:t>
-      </w:r>
-      <w:proofErr w:type="spellEnd"/>
-      <w:r>
-        <w:rPr>
-          <w:lang w:val="en-US"/>
-        </w:rPr>
-        <w:t xml:space="preserve"> </w:t>
-      </w:r>
-      <w:proofErr w:type="spellStart"/>
-      <w:r>
-        <w:rPr>
-          <w:lang w:val="en-US"/>
-        </w:rPr>
-        <w:t>quam</w:t>
-      </w:r>
-      <w:proofErr w:type="spellEnd"/>
-      <w:r>
-        <w:rPr>
-          <w:lang w:val="en-US"/>
-        </w:rPr>
-        <w:t xml:space="preserve"> semper libero, sit </w:t>
-      </w:r>
-      <w:proofErr w:type="spellStart"/>
-      <w:r>
-        <w:rPr>
-          <w:lang w:val="en-US"/>
-        </w:rPr>
-        <w:t>amet</w:t>
-      </w:r>
-      <w:proofErr w:type="spellEnd"/>
-      <w:r>
-        <w:rPr>
-          <w:lang w:val="en-US"/>
-        </w:rPr>
-        <w:t xml:space="preserve"> </w:t>
-      </w:r>
-      <w:proofErr w:type="spellStart"/>
-      <w:r>
-        <w:rPr>
-          <w:lang w:val="en-US"/>
-        </w:rPr>
-        <w:t>adipiscing</w:t>
-      </w:r>
-      <w:proofErr w:type="spellEnd"/>
-      <w:r>
-        <w:rPr>
-          <w:lang w:val="en-US"/>
-        </w:rPr>
-        <w:t xml:space="preserve"> </w:t>
-      </w:r>
-      <w:proofErr w:type="spellStart"/>
-      <w:r>
-        <w:rPr>
-          <w:lang w:val="en-US"/>
-        </w:rPr>
-        <w:t>sem</w:t>
-      </w:r>
-      <w:proofErr w:type="spellEnd"/>
-      <w:r>
-        <w:rPr>
-          <w:lang w:val="en-US"/>
-        </w:rPr>
-        <w:t xml:space="preserve"> </w:t>
-      </w:r>
-      <w:proofErr w:type="spellStart"/>
-      <w:r>
-        <w:rPr>
-          <w:lang w:val="en-US"/>
-        </w:rPr>
-        <w:t>neque</w:t>
-      </w:r>
-      <w:proofErr w:type="spellEnd"/>
-      <w:r>
-        <w:rPr>
-          <w:lang w:val="en-US"/>
-        </w:rPr>
-        <w:t xml:space="preserve"> sed ipsum. Nam </w:t>
-      </w:r>
-      <w:proofErr w:type="spellStart"/>
-      <w:r>
-        <w:rPr>
-          <w:lang w:val="en-US"/>
-        </w:rPr>
-        <w:t>quam</w:t>
-      </w:r>
-      <w:proofErr w:type="spellEnd"/>
-      <w:r>
-        <w:rPr>
-          <w:lang w:val="en-US"/>
-        </w:rPr>
-        <w:t xml:space="preserve"> </w:t>
-      </w:r>
-      <w:proofErr w:type="spellStart"/>
-      <w:r>
-        <w:rPr>
-          <w:lang w:val="en-US"/>
-        </w:rPr>
-        <w:t>nunc</w:t>
-      </w:r>
-      <w:proofErr w:type="spellEnd"/>
-      <w:r>
-        <w:rPr>
-          <w:lang w:val="en-US"/>
-        </w:rPr>
-        <w:t xml:space="preserve">, </w:t>
-      </w:r>
-      <w:proofErr w:type="spellStart"/>
-      <w:r>
-        <w:rPr>
-          <w:lang w:val="en-US"/>
-        </w:rPr>
-        <w:t>blandit</w:t>
-      </w:r>
-      <w:proofErr w:type="spellEnd"/>
-      <w:r>
-        <w:rPr>
-          <w:lang w:val="en-US"/>
-        </w:rPr>
-        <w:t xml:space="preserve"> vel, </w:t>
-      </w:r>
-      <w:proofErr w:type="spellStart"/>
-      <w:r>
-        <w:rPr>
-          <w:lang w:val="en-US"/>
-        </w:rPr>
-        <w:t>luctus</w:t>
-      </w:r>
-      <w:proofErr w:type="spellEnd"/>
-      <w:r>
-        <w:rPr>
-          <w:lang w:val="en-US"/>
-        </w:rPr>
-        <w:t xml:space="preserve"> pulvinar, </w:t>
-      </w:r>
-      <w:proofErr w:type="spellStart"/>
-      <w:r>
-        <w:rPr>
-          <w:lang w:val="en-US"/>
-        </w:rPr>
-        <w:t>hendrerit</w:t>
-      </w:r>
-      <w:proofErr w:type="spellEnd"/>
-      <w:r>
-        <w:rPr>
-          <w:lang w:val="en-US"/>
-        </w:rPr>
-        <w:t xml:space="preserve"> id, lorem. </w:t>
-      </w:r>
-      <w:proofErr w:type="spellStart"/>
-      <w:r>
-        <w:t>Maecenas</w:t>
-      </w:r>
-      <w:proofErr w:type="spellEnd"/>
-      <w:r>
-        <w:t xml:space="preserve"> </w:t>
-      </w:r>
-      <w:proofErr w:type="spellStart"/>
-      <w:r>
-        <w:t>nec</w:t>
-      </w:r>
-      <w:proofErr w:type="spellEnd"/>
-      <w:r>
-        <w:t xml:space="preserve"> odio et ante </w:t>
-      </w:r>
-      <w:proofErr w:type="spellStart"/>
-      <w:r>
-        <w:t>tincidunt</w:t>
-      </w:r>
-      <w:proofErr w:type="spellEnd"/>
-      <w:r>
-        <w:t xml:space="preserve"> </w:t>
-      </w:r>
-      <w:proofErr w:type="spellStart"/>
-      <w:r>
-        <w:t>tempus</w:t>
-      </w:r>
-      <w:proofErr w:type="spellEnd"/>
-      <w:r>
-        <w:t xml:space="preserve">. </w:t>
-      </w:r>
-      <w:proofErr w:type="spellStart"/>
-      <w:r>
-        <w:t>Donec</w:t>
-      </w:r>
-      <w:proofErr w:type="spellEnd"/>
-      <w:r>
-        <w:t xml:space="preserve"> vitae </w:t>
-      </w:r>
-      <w:proofErr w:type="spellStart"/>
-      <w:r>
-        <w:t>sapien</w:t>
-      </w:r>
-      <w:proofErr w:type="spellEnd"/>
-      <w:r>
-        <w:t xml:space="preserve"> ut libero </w:t>
-      </w:r>
-      <w:proofErr w:type="spellStart"/>
-      <w:r>
-        <w:t>venenatis</w:t>
-      </w:r>
-      <w:proofErr w:type="spellEnd"/>
-      <w:r>
-        <w:t xml:space="preserve"> </w:t>
-      </w:r>
-      <w:proofErr w:type="spellStart"/>
-      <w:r>
-        <w:t>faucibus</w:t>
-      </w:r>
-      <w:proofErr w:type="spellEnd"/>
-      <w:r>
-        <w:t xml:space="preserve">. </w:t>
-      </w:r>
-      <w:proofErr w:type="spellStart"/>
-      <w:r>
-        <w:rPr>
-          <w:lang w:val="en-US"/>
-        </w:rPr>
-        <w:t>Nullam</w:t>
-      </w:r>
-      <w:proofErr w:type="spellEnd"/>
-      <w:r>
-        <w:rPr>
-          <w:lang w:val="en-US"/>
-        </w:rPr>
-        <w:t xml:space="preserve"> </w:t>
-      </w:r>
-      <w:proofErr w:type="spellStart"/>
-      <w:r>
-        <w:rPr>
-          <w:lang w:val="en-US"/>
-        </w:rPr>
-        <w:t>quis</w:t>
-      </w:r>
-      <w:proofErr w:type="spellEnd"/>
-      <w:r>
-        <w:rPr>
-          <w:lang w:val="en-US"/>
-        </w:rPr>
-        <w:t xml:space="preserve"> ante. </w:t>
-      </w:r>
-      <w:proofErr w:type="spellStart"/>
-      <w:r>
-        <w:rPr>
-          <w:lang w:val="en-US"/>
-        </w:rPr>
-        <w:t>Etiam</w:t>
-      </w:r>
-      <w:proofErr w:type="spellEnd"/>
-      <w:r>
-        <w:rPr>
-          <w:lang w:val="en-US"/>
-        </w:rPr>
-        <w:t xml:space="preserve"> sit </w:t>
-      </w:r>
-      <w:proofErr w:type="spellStart"/>
-      <w:r>
-        <w:rPr>
-          <w:lang w:val="en-US"/>
-        </w:rPr>
-        <w:t>amet</w:t>
-      </w:r>
-      <w:proofErr w:type="spellEnd"/>
-      <w:r>
-        <w:rPr>
-          <w:lang w:val="en-US"/>
-        </w:rPr>
-        <w:t xml:space="preserve"> </w:t>
-      </w:r>
-      <w:proofErr w:type="spellStart"/>
-      <w:r>
-        <w:rPr>
-          <w:lang w:val="en-US"/>
-        </w:rPr>
-        <w:t>orci</w:t>
-      </w:r>
-      <w:proofErr w:type="spellEnd"/>
-      <w:r>
-        <w:rPr>
-          <w:lang w:val="en-US"/>
-        </w:rPr>
-        <w:t xml:space="preserve"> </w:t>
-      </w:r>
-      <w:proofErr w:type="spellStart"/>
-      <w:r>
-        <w:rPr>
-          <w:lang w:val="en-US"/>
-        </w:rPr>
-        <w:t>eget</w:t>
-      </w:r>
-      <w:proofErr w:type="spellEnd"/>
-      <w:r>
-        <w:rPr>
-          <w:lang w:val="en-US"/>
-        </w:rPr>
-        <w:t xml:space="preserve"> eros </w:t>
-      </w:r>
-      <w:proofErr w:type="spellStart"/>
-      <w:r>
-        <w:rPr>
-          <w:lang w:val="en-US"/>
-        </w:rPr>
-        <w:t>faucibus</w:t>
-      </w:r>
-      <w:proofErr w:type="spellEnd"/>
-      <w:r>
-        <w:rPr>
-          <w:lang w:val="en-US"/>
-        </w:rPr>
-        <w:t xml:space="preserve"> </w:t>
-      </w:r>
-      <w:proofErr w:type="spellStart"/>
-      <w:r>
-        <w:rPr>
-          <w:lang w:val="en-US"/>
-        </w:rPr>
-        <w:t>tincidunt</w:t>
-      </w:r>
-      <w:proofErr w:type="spellEnd"/>
-      <w:r>
-        <w:rPr>
-          <w:lang w:val="en-US"/>
-        </w:rPr>
-        <w:t xml:space="preserve">. Duis </w:t>
-      </w:r>
-      <w:proofErr w:type="spellStart"/>
-      <w:r>
-        <w:rPr>
-          <w:lang w:val="en-US"/>
-        </w:rPr>
-        <w:t>leo</w:t>
-      </w:r>
-      <w:proofErr w:type="spellEnd"/>
-      <w:r>
-        <w:rPr>
-          <w:lang w:val="en-US"/>
-        </w:rPr>
-        <w:t xml:space="preserve">. Sed </w:t>
-      </w:r>
-      <w:proofErr w:type="spellStart"/>
-      <w:r>
-        <w:rPr>
-          <w:lang w:val="en-US"/>
-        </w:rPr>
-        <w:t>fringilla</w:t>
-      </w:r>
-      <w:proofErr w:type="spellEnd"/>
-      <w:r>
-        <w:rPr>
-          <w:lang w:val="en-US"/>
-        </w:rPr>
-        <w:t xml:space="preserve"> </w:t>
-      </w:r>
-      <w:proofErr w:type="spellStart"/>
-      <w:r>
-        <w:rPr>
-          <w:lang w:val="en-US"/>
-        </w:rPr>
-        <w:t>mauris</w:t>
-      </w:r>
-      <w:proofErr w:type="spellEnd"/>
-      <w:r>
-        <w:rPr>
-          <w:lang w:val="en-US"/>
-        </w:rPr>
-        <w:t xml:space="preserve"> sit </w:t>
-      </w:r>
-      <w:proofErr w:type="spellStart"/>
-      <w:r>
-        <w:rPr>
-          <w:lang w:val="en-US"/>
-        </w:rPr>
-        <w:t>amet</w:t>
-      </w:r>
-      <w:proofErr w:type="spellEnd"/>
-      <w:r>
-        <w:rPr>
-          <w:lang w:val="en-US"/>
-        </w:rPr>
-        <w:t xml:space="preserve"> </w:t>
-      </w:r>
-      <w:proofErr w:type="spellStart"/>
-      <w:r>
-        <w:rPr>
-          <w:lang w:val="en-US"/>
-        </w:rPr>
-        <w:t>nibh</w:t>
-      </w:r>
-      <w:proofErr w:type="spellEnd"/>
-      <w:r>
-        <w:rPr>
-          <w:lang w:val="en-US"/>
-        </w:rPr>
-        <w:t xml:space="preserve">. </w:t>
-      </w:r>
-      <w:proofErr w:type="spellStart"/>
-      <w:r>
-        <w:t>Donec</w:t>
-      </w:r>
-      <w:proofErr w:type="spellEnd"/>
-      <w:r>
-        <w:t xml:space="preserve"> </w:t>
-      </w:r>
-      <w:proofErr w:type="spellStart"/>
-      <w:r>
-        <w:t>sodales</w:t>
-      </w:r>
-      <w:proofErr w:type="spellEnd"/>
-      <w:r>
-        <w:t xml:space="preserve"> </w:t>
-      </w:r>
-      <w:proofErr w:type="spellStart"/>
-      <w:r>
-        <w:t>sagittis</w:t>
-      </w:r>
-      <w:proofErr w:type="spellEnd"/>
-      <w:r>
-        <w:t xml:space="preserve"> magna. Sed </w:t>
-      </w:r>
-      <w:proofErr w:type="spellStart"/>
-      <w:r>
-        <w:t>consequat</w:t>
-      </w:r>
-      <w:proofErr w:type="spellEnd"/>
-      <w:r>
-        <w:t xml:space="preserve">, leo </w:t>
-      </w:r>
-      <w:proofErr w:type="spellStart"/>
-      <w:r>
-        <w:t>eget</w:t>
-      </w:r>
-      <w:proofErr w:type="spellEnd"/>
-      <w:r>
-        <w:t xml:space="preserve"> </w:t>
-      </w:r>
-      <w:proofErr w:type="spellStart"/>
-      <w:r>
-        <w:t>bibendum</w:t>
-      </w:r>
-      <w:proofErr w:type="spellEnd"/>
-      <w:r>
-        <w:t xml:space="preserve"> </w:t>
-      </w:r>
-      <w:proofErr w:type="spellStart"/>
-      <w:r>
-        <w:t>s</w:t>
-      </w:r>
-      <w:r>
-        <w:t>odales</w:t>
-      </w:r>
-      <w:proofErr w:type="spellEnd"/>
-      <w:r>
-        <w:t xml:space="preserve">, </w:t>
-      </w:r>
-      <w:proofErr w:type="spellStart"/>
-      <w:r>
-        <w:t>augue</w:t>
-      </w:r>
-      <w:proofErr w:type="spellEnd"/>
-      <w:r>
-        <w:t xml:space="preserve"> </w:t>
-      </w:r>
-      <w:proofErr w:type="spellStart"/>
-      <w:r>
-        <w:t>velit</w:t>
-      </w:r>
-      <w:proofErr w:type="spellEnd"/>
-      <w:r>
-        <w:t xml:space="preserve"> </w:t>
-      </w:r>
-      <w:proofErr w:type="spellStart"/>
-      <w:r>
-        <w:t>cursus</w:t>
-      </w:r>
-      <w:proofErr w:type="spellEnd"/>
-      <w:r>
-        <w:t xml:space="preserve"> nunc.</w:t>
-      </w:r>
-    </w:p>
-    <w:p/>
+          <w:lang w:val="es-ES"/>
+        </w:rPr>
+      </w:pPr>
+    </w:p>
+    <w:p>
+      <w:pPr>
+        <w:rPr>
+          <w:lang w:val="es-ES"/>
+        </w:rPr>
+      </w:pPr>
+      <w:r>
+        <w:rPr>
+          <w:lang w:val="es-ES"/>
+        </w:rPr>
+        <w:t>Este Trabajo de Fin de Grado presenta el desarrollo de una aplicación web orientada al análisis estadístico y la predicción de resultados en partidos de la NBA. El sistema permite consultar estadísticas detalladas de jugadores y equipos a lo largo de distintas temporadas, así como simular enfrentamientos entre franquicias mediante un modelo probabilístico que se alimenta de datos históricos.</w:t>
+      </w:r>
+    </w:p>
+    <w:p>
+      <w:pPr>
+        <w:rPr>
+          <w:lang w:val="es-ES"/>
+        </w:rPr>
+      </w:pPr>
+    </w:p>
+    <w:p>
+      <w:pPr>
+        <w:rPr>
+          <w:lang w:val="es-ES"/>
+        </w:rPr>
+      </w:pPr>
+      <w:r>
+        <w:rPr>
+          <w:lang w:val="es-ES"/>
+        </w:rPr>
+        <w:t>La aplicación se estructura en una arquitectura cliente-servidor, con un backend desarrollado en Python (Flask) y una base de datos relacional MySQL, y un frontend implementado en React y TailwindCSS. Se ha adoptado una metodología de desarrollo ágil, aplicando iteraciones basadas en objetivos por sprint, lo que ha permitido una validación progresiva de cada módulo.</w:t>
+      </w:r>
+    </w:p>
+    <w:p>
+      <w:pPr>
+        <w:rPr>
+          <w:lang w:val="es-ES"/>
+        </w:rPr>
+      </w:pPr>
+    </w:p>
+    <w:p>
+      <w:pPr>
+        <w:rPr>
+          <w:lang w:val="es-ES"/>
+        </w:rPr>
+      </w:pPr>
+      <w:r>
+        <w:rPr>
+          <w:lang w:val="es-ES"/>
+        </w:rPr>
+        <w:t>Una de las funcionalidades destacadas del sistema es la capacidad de introducir condiciones personalizadas, como lesiones ficticias o cambios en estadísticas, lo que amplía el uso de la herramienta a escenarios hipotéticos. Los administradores pueden gestionar lesiones manualmente y validar sugerencias del sistema basadas en patrones anómalos.</w:t>
+      </w:r>
+    </w:p>
+    <w:p>
+      <w:pPr>
+        <w:rPr>
+          <w:lang w:val="es-ES"/>
+        </w:rPr>
+      </w:pPr>
+    </w:p>
+    <w:p>
+      <w:pPr>
+        <w:rPr>
+          <w:lang w:val="es-ES"/>
+        </w:rPr>
+      </w:pPr>
+      <w:r>
+        <w:rPr>
+          <w:lang w:val="es-ES"/>
+        </w:rPr>
+        <w:t>A pesar de las limitaciones encontradas para su despliegue gratuito, se ha verificado que la aplicación es completamente funcional en un entorno local y podría ser publicada mediante servicios de hosting de pago. El sistema resulta útil tanto para usuarios con fines analíticos como para aquellos interesados en la simulación o el estudio del rendimiento deportivo.</w:t>
+      </w:r>
+      <w:r>
+        <w:rPr>
+          <w:lang w:val="es-ES"/>
+        </w:rPr>
+        <w:br/>
+      </w:r>
+    </w:p>
     <w:p>
       <w:pPr>
         <w:rPr>
@@ -2192,7 +891,6 @@
         <w:t xml:space="preserve"> </w:t>
       </w:r>
     </w:p>
-    <w:p/>
     <w:p>
       <w:pPr>
         <w:sectPr>
@@ -2205,18 +903,21 @@
           <w:docGrid w:linePitch="326"/>
         </w:sectPr>
       </w:pPr>
+      <w:r>
+        <w:t>NBA, estadísticas, predicción, aplicación web, Flask, React, machine learning, simulación deportiva</w:t>
+      </w:r>
     </w:p>
     <w:p>
       <w:pPr>
         <w:pStyle w:val="Capitulo"/>
         <w:rPr>
-          <w:lang w:val="en-US"/>
-        </w:rPr>
-      </w:pPr>
-      <w:bookmarkStart w:id="2" w:name="_Toc197538660"/>
-      <w:r>
-        <w:rPr>
-          <w:lang w:val="en-US"/>
+          <w:lang w:val="es-ES"/>
+        </w:rPr>
+      </w:pPr>
+      <w:bookmarkStart w:id="2" w:name="_Toc199157255"/>
+      <w:r>
+        <w:rPr>
+          <w:lang w:val="es-ES"/>
         </w:rPr>
         <w:lastRenderedPageBreak/>
         <w:t>Abstract</w:t>
@@ -2227,1457 +928,88 @@
       <w:pPr>
         <w:pStyle w:val="Capitulo"/>
         <w:rPr>
+          <w:lang w:val="es-ES"/>
+        </w:rPr>
+      </w:pPr>
+    </w:p>
+    <w:p>
+      <w:pPr>
+        <w:rPr>
           <w:lang w:val="en-US"/>
         </w:rPr>
       </w:pPr>
-    </w:p>
-    <w:p>
-      <w:pPr>
+      <w:r>
         <w:rPr>
           <w:lang w:val="en-US"/>
         </w:rPr>
-      </w:pPr>
-      <w:r>
+        <w:t>This Final Degree Project presents the development of a web application focused on statistical analysis and outcome prediction for NBA games. The system allows users to browse detailed player and team statistics across different seasons, and to simulate matchups between franchises using a probabilistic model based on historical data.</w:t>
+      </w:r>
+    </w:p>
+    <w:p>
+      <w:pPr>
         <w:rPr>
           <w:lang w:val="en-US"/>
         </w:rPr>
-        <w:t xml:space="preserve">Lorem ipsum dolor </w:t>
-      </w:r>
-      <w:proofErr w:type="gramStart"/>
-      <w:r>
+      </w:pPr>
+    </w:p>
+    <w:p>
+      <w:pPr>
         <w:rPr>
           <w:lang w:val="en-US"/>
         </w:rPr>
-        <w:t>sit</w:t>
-      </w:r>
-      <w:proofErr w:type="gramEnd"/>
+      </w:pPr>
       <w:r>
         <w:rPr>
           <w:lang w:val="en-US"/>
         </w:rPr>
-        <w:t xml:space="preserve"> </w:t>
-      </w:r>
-      <w:proofErr w:type="spellStart"/>
-      <w:r>
+        <w:t>The application follows a client-server architecture, with a backend built in Python (Flask) and a relational MySQL database, and a frontend developed using React and TailwindCSS. An agile development methodology has been applied, with sprint-based iterations that allowed the progressive validation of each module.</w:t>
+      </w:r>
+    </w:p>
+    <w:p>
+      <w:pPr>
         <w:rPr>
           <w:lang w:val="en-US"/>
         </w:rPr>
-        <w:t>amet</w:t>
-      </w:r>
-      <w:proofErr w:type="spellEnd"/>
-      <w:r>
+      </w:pPr>
+    </w:p>
+    <w:p>
+      <w:pPr>
         <w:rPr>
           <w:lang w:val="en-US"/>
         </w:rPr>
-        <w:t xml:space="preserve">, </w:t>
-      </w:r>
-      <w:proofErr w:type="spellStart"/>
+      </w:pPr>
       <w:r>
         <w:rPr>
           <w:lang w:val="en-US"/>
         </w:rPr>
-        <w:t>consectetuer</w:t>
-      </w:r>
-      <w:proofErr w:type="spellEnd"/>
-      <w:r>
+        <w:t>One of the main features of the system is the ability to input custom conditions, such as hypothetical injuries or modified statistics, making the tool suitable for both realistic and simulated scenarios. Administrators can manually manage injuries and validate suggestions generated by the system based on anomalous patterns.</w:t>
+      </w:r>
+    </w:p>
+    <w:p>
+      <w:pPr>
         <w:rPr>
           <w:lang w:val="en-US"/>
         </w:rPr>
-        <w:t xml:space="preserve"> </w:t>
-      </w:r>
-      <w:proofErr w:type="spellStart"/>
-      <w:r>
+      </w:pPr>
+    </w:p>
+    <w:p>
+      <w:pPr>
         <w:rPr>
           <w:lang w:val="en-US"/>
         </w:rPr>
-        <w:t>adipiscing</w:t>
-      </w:r>
-      <w:proofErr w:type="spellEnd"/>
+      </w:pPr>
       <w:r>
         <w:rPr>
           <w:lang w:val="en-US"/>
         </w:rPr>
-        <w:t xml:space="preserve"> </w:t>
-      </w:r>
-      <w:proofErr w:type="spellStart"/>
+        <w:t>Although there were some limitations for deploying the application using free hosting services, its full functionality has been verified in a local environment, and it could be deployed through paid hosting platforms. The system proves to be useful for users interested in sports analytics, simulation, or performance evaluation.</w:t>
+      </w:r>
       <w:r>
         <w:rPr>
           <w:lang w:val="en-US"/>
         </w:rPr>
-        <w:t>elit</w:t>
-      </w:r>
-      <w:proofErr w:type="spellEnd"/>
-      <w:r>
-        <w:rPr>
-          <w:lang w:val="en-US"/>
-        </w:rPr>
-        <w:t xml:space="preserve">. </w:t>
-      </w:r>
-      <w:proofErr w:type="spellStart"/>
-      <w:r>
-        <w:t>Aenean</w:t>
-      </w:r>
-      <w:proofErr w:type="spellEnd"/>
-      <w:r>
-        <w:t xml:space="preserve"> commodo </w:t>
-      </w:r>
-      <w:proofErr w:type="spellStart"/>
-      <w:r>
-        <w:t>ligula</w:t>
-      </w:r>
-      <w:proofErr w:type="spellEnd"/>
-      <w:r>
-        <w:t xml:space="preserve"> </w:t>
-      </w:r>
-      <w:proofErr w:type="spellStart"/>
-      <w:r>
-        <w:t>eget</w:t>
-      </w:r>
-      <w:proofErr w:type="spellEnd"/>
-      <w:r>
-        <w:t xml:space="preserve"> dolor. </w:t>
-      </w:r>
-      <w:proofErr w:type="spellStart"/>
-      <w:r>
-        <w:t>Aenean</w:t>
-      </w:r>
-      <w:proofErr w:type="spellEnd"/>
-      <w:r>
-        <w:t xml:space="preserve"> </w:t>
-      </w:r>
-      <w:proofErr w:type="spellStart"/>
-      <w:r>
-        <w:t>massa</w:t>
-      </w:r>
-      <w:proofErr w:type="spellEnd"/>
-      <w:r>
-        <w:t xml:space="preserve">. Cum </w:t>
-      </w:r>
-      <w:proofErr w:type="spellStart"/>
-      <w:r>
-        <w:t>sociis</w:t>
-      </w:r>
-      <w:proofErr w:type="spellEnd"/>
-      <w:r>
-        <w:t xml:space="preserve"> </w:t>
-      </w:r>
-      <w:proofErr w:type="spellStart"/>
-      <w:r>
-        <w:t>natoque</w:t>
-      </w:r>
-      <w:proofErr w:type="spellEnd"/>
-      <w:r>
-        <w:t xml:space="preserve"> </w:t>
-      </w:r>
-      <w:proofErr w:type="spellStart"/>
-      <w:r>
-        <w:t>penatibus</w:t>
-      </w:r>
-      <w:proofErr w:type="spellEnd"/>
-      <w:r>
-        <w:t xml:space="preserve"> et </w:t>
-      </w:r>
-      <w:proofErr w:type="spellStart"/>
-      <w:r>
-        <w:t>magnis</w:t>
-      </w:r>
-      <w:proofErr w:type="spellEnd"/>
-      <w:r>
-        <w:t xml:space="preserve"> </w:t>
-      </w:r>
-      <w:proofErr w:type="spellStart"/>
-      <w:r>
-        <w:t>dis</w:t>
-      </w:r>
-      <w:proofErr w:type="spellEnd"/>
-      <w:r>
-        <w:t xml:space="preserve"> </w:t>
-      </w:r>
-      <w:proofErr w:type="spellStart"/>
-      <w:r>
-        <w:t>parturient</w:t>
-      </w:r>
-      <w:proofErr w:type="spellEnd"/>
-      <w:r>
-        <w:t xml:space="preserve"> montes, </w:t>
-      </w:r>
-      <w:proofErr w:type="spellStart"/>
-      <w:r>
-        <w:t>nascetur</w:t>
-      </w:r>
-      <w:proofErr w:type="spellEnd"/>
-      <w:r>
-        <w:t xml:space="preserve"> </w:t>
-      </w:r>
-      <w:proofErr w:type="spellStart"/>
-      <w:r>
-        <w:t>ridiculus</w:t>
-      </w:r>
-      <w:proofErr w:type="spellEnd"/>
-      <w:r>
-        <w:t xml:space="preserve"> mus. </w:t>
-      </w:r>
-      <w:proofErr w:type="spellStart"/>
-      <w:r>
-        <w:t>Donec</w:t>
-      </w:r>
-      <w:proofErr w:type="spellEnd"/>
-      <w:r>
-        <w:t xml:space="preserve"> </w:t>
-      </w:r>
-      <w:proofErr w:type="spellStart"/>
-      <w:r>
-        <w:t>quam</w:t>
-      </w:r>
-      <w:proofErr w:type="spellEnd"/>
-      <w:r>
-        <w:t xml:space="preserve"> </w:t>
-      </w:r>
-      <w:proofErr w:type="spellStart"/>
-      <w:r>
-        <w:t>felis</w:t>
-      </w:r>
-      <w:proofErr w:type="spellEnd"/>
-      <w:r>
-        <w:t xml:space="preserve">, </w:t>
-      </w:r>
-      <w:proofErr w:type="spellStart"/>
-      <w:r>
-        <w:t>ultricies</w:t>
-      </w:r>
-      <w:proofErr w:type="spellEnd"/>
-      <w:r>
-        <w:t xml:space="preserve"> </w:t>
-      </w:r>
-      <w:proofErr w:type="spellStart"/>
-      <w:r>
-        <w:t>nec</w:t>
-      </w:r>
-      <w:proofErr w:type="spellEnd"/>
-      <w:r>
-        <w:t xml:space="preserve">, </w:t>
-      </w:r>
-      <w:proofErr w:type="spellStart"/>
-      <w:r>
-        <w:t>pellentesque</w:t>
-      </w:r>
-      <w:proofErr w:type="spellEnd"/>
-      <w:r>
-        <w:t xml:space="preserve"> </w:t>
-      </w:r>
-      <w:proofErr w:type="spellStart"/>
-      <w:r>
-        <w:t>eu</w:t>
-      </w:r>
-      <w:proofErr w:type="spellEnd"/>
-      <w:r>
-        <w:t xml:space="preserve">, </w:t>
-      </w:r>
-      <w:proofErr w:type="spellStart"/>
-      <w:r>
-        <w:t>pretium</w:t>
-      </w:r>
-      <w:proofErr w:type="spellEnd"/>
-      <w:r>
-        <w:t xml:space="preserve"> quis, </w:t>
-      </w:r>
-      <w:proofErr w:type="spellStart"/>
-      <w:r>
-        <w:t>sem</w:t>
-      </w:r>
-      <w:proofErr w:type="spellEnd"/>
-      <w:r>
-        <w:t xml:space="preserve">. </w:t>
-      </w:r>
-      <w:proofErr w:type="spellStart"/>
-      <w:r>
-        <w:t>Nulla</w:t>
-      </w:r>
-      <w:proofErr w:type="spellEnd"/>
-      <w:r>
-        <w:t xml:space="preserve"> </w:t>
-      </w:r>
-      <w:proofErr w:type="spellStart"/>
-      <w:r>
-        <w:t>consequat</w:t>
-      </w:r>
-      <w:proofErr w:type="spellEnd"/>
-      <w:r>
-        <w:t xml:space="preserve"> </w:t>
-      </w:r>
-      <w:proofErr w:type="spellStart"/>
-      <w:r>
-        <w:t>massa</w:t>
-      </w:r>
-      <w:proofErr w:type="spellEnd"/>
-      <w:r>
-        <w:t xml:space="preserve"> quis </w:t>
-      </w:r>
-      <w:proofErr w:type="spellStart"/>
-      <w:r>
-        <w:t>enim</w:t>
-      </w:r>
-      <w:proofErr w:type="spellEnd"/>
-      <w:r>
-        <w:t xml:space="preserve">. </w:t>
-      </w:r>
-      <w:proofErr w:type="spellStart"/>
-      <w:r>
-        <w:t>Donec</w:t>
-      </w:r>
-      <w:proofErr w:type="spellEnd"/>
-      <w:r>
-        <w:t xml:space="preserve"> </w:t>
-      </w:r>
-      <w:proofErr w:type="spellStart"/>
-      <w:r>
-        <w:t>pede</w:t>
-      </w:r>
-      <w:proofErr w:type="spellEnd"/>
-      <w:r>
-        <w:t xml:space="preserve"> justo, </w:t>
-      </w:r>
-      <w:proofErr w:type="spellStart"/>
-      <w:r>
-        <w:t>fringilla</w:t>
-      </w:r>
-      <w:proofErr w:type="spellEnd"/>
-      <w:r>
-        <w:t xml:space="preserve"> </w:t>
-      </w:r>
-      <w:proofErr w:type="spellStart"/>
-      <w:r>
-        <w:t>vel</w:t>
-      </w:r>
-      <w:proofErr w:type="spellEnd"/>
-      <w:r>
-        <w:t xml:space="preserve">, </w:t>
-      </w:r>
-      <w:proofErr w:type="spellStart"/>
-      <w:r>
-        <w:t>aliquet</w:t>
-      </w:r>
-      <w:proofErr w:type="spellEnd"/>
-      <w:r>
-        <w:t xml:space="preserve"> </w:t>
-      </w:r>
-      <w:proofErr w:type="spellStart"/>
-      <w:r>
-        <w:t>nec</w:t>
-      </w:r>
-      <w:proofErr w:type="spellEnd"/>
-      <w:r>
-        <w:t xml:space="preserve">, </w:t>
-      </w:r>
-      <w:proofErr w:type="spellStart"/>
-      <w:r>
-        <w:t>vulputate</w:t>
-      </w:r>
-      <w:proofErr w:type="spellEnd"/>
-      <w:r>
-        <w:t xml:space="preserve"> </w:t>
-      </w:r>
-      <w:proofErr w:type="spellStart"/>
-      <w:r>
-        <w:t>eget</w:t>
-      </w:r>
-      <w:proofErr w:type="spellEnd"/>
-      <w:r>
-        <w:t xml:space="preserve">, </w:t>
-      </w:r>
-      <w:proofErr w:type="spellStart"/>
-      <w:r>
-        <w:t>arcu</w:t>
-      </w:r>
-      <w:proofErr w:type="spellEnd"/>
-      <w:r>
-        <w:t xml:space="preserve">. In </w:t>
-      </w:r>
-      <w:proofErr w:type="spellStart"/>
-      <w:r>
-        <w:t>enim</w:t>
-      </w:r>
-      <w:proofErr w:type="spellEnd"/>
-      <w:r>
-        <w:t xml:space="preserve"> justo, </w:t>
-      </w:r>
-      <w:proofErr w:type="spellStart"/>
-      <w:r>
-        <w:t>rhoncus</w:t>
-      </w:r>
-      <w:proofErr w:type="spellEnd"/>
-      <w:r>
-        <w:t xml:space="preserve"> ut, </w:t>
-      </w:r>
-      <w:proofErr w:type="spellStart"/>
-      <w:r>
-        <w:t>imperdiet</w:t>
-      </w:r>
-      <w:proofErr w:type="spellEnd"/>
-      <w:r>
-        <w:t xml:space="preserve"> a, </w:t>
-      </w:r>
-      <w:proofErr w:type="spellStart"/>
-      <w:r>
-        <w:t>venenatis</w:t>
-      </w:r>
-      <w:proofErr w:type="spellEnd"/>
-      <w:r>
-        <w:t xml:space="preserve"> vitae, justo. </w:t>
-      </w:r>
-      <w:proofErr w:type="spellStart"/>
-      <w:r>
-        <w:t>Nullam</w:t>
-      </w:r>
-      <w:proofErr w:type="spellEnd"/>
-      <w:r>
-        <w:t xml:space="preserve"> </w:t>
-      </w:r>
-      <w:proofErr w:type="spellStart"/>
-      <w:r>
-        <w:t>dictum</w:t>
-      </w:r>
-      <w:proofErr w:type="spellEnd"/>
-      <w:r>
-        <w:t xml:space="preserve"> </w:t>
-      </w:r>
-      <w:proofErr w:type="spellStart"/>
-      <w:r>
-        <w:t>felis</w:t>
-      </w:r>
-      <w:proofErr w:type="spellEnd"/>
-      <w:r>
-        <w:t xml:space="preserve"> </w:t>
-      </w:r>
-      <w:proofErr w:type="spellStart"/>
-      <w:r>
-        <w:t>eu</w:t>
-      </w:r>
-      <w:proofErr w:type="spellEnd"/>
-      <w:r>
-        <w:t xml:space="preserve"> </w:t>
-      </w:r>
-      <w:proofErr w:type="spellStart"/>
-      <w:r>
-        <w:t>pede</w:t>
-      </w:r>
-      <w:proofErr w:type="spellEnd"/>
-      <w:r>
-        <w:t xml:space="preserve"> </w:t>
-      </w:r>
-      <w:proofErr w:type="spellStart"/>
-      <w:r>
-        <w:t>mollis</w:t>
-      </w:r>
-      <w:proofErr w:type="spellEnd"/>
-      <w:r>
-        <w:t xml:space="preserve"> </w:t>
-      </w:r>
-      <w:proofErr w:type="spellStart"/>
-      <w:r>
-        <w:t>pretium</w:t>
-      </w:r>
-      <w:proofErr w:type="spellEnd"/>
-      <w:r>
-        <w:t xml:space="preserve">. </w:t>
-      </w:r>
-      <w:proofErr w:type="spellStart"/>
-      <w:r>
-        <w:t>Integer</w:t>
-      </w:r>
-      <w:proofErr w:type="spellEnd"/>
-      <w:r>
-        <w:t xml:space="preserve"> </w:t>
-      </w:r>
-      <w:proofErr w:type="spellStart"/>
-      <w:r>
-        <w:t>tincidunt</w:t>
-      </w:r>
-      <w:proofErr w:type="spellEnd"/>
-      <w:r>
-        <w:t xml:space="preserve">. Cras </w:t>
-      </w:r>
-      <w:proofErr w:type="spellStart"/>
-      <w:r>
-        <w:t>dapibus</w:t>
-      </w:r>
-      <w:proofErr w:type="spellEnd"/>
-      <w:r>
-        <w:t xml:space="preserve">. </w:t>
-      </w:r>
-      <w:proofErr w:type="spellStart"/>
-      <w:r>
-        <w:t>Vivamus</w:t>
-      </w:r>
-      <w:proofErr w:type="spellEnd"/>
-      <w:r>
-        <w:t xml:space="preserve"> </w:t>
-      </w:r>
-      <w:proofErr w:type="spellStart"/>
-      <w:r>
-        <w:t>elementum</w:t>
-      </w:r>
-      <w:proofErr w:type="spellEnd"/>
-      <w:r>
-        <w:t xml:space="preserve"> </w:t>
-      </w:r>
-      <w:proofErr w:type="spellStart"/>
-      <w:r>
-        <w:t>semper</w:t>
-      </w:r>
-      <w:proofErr w:type="spellEnd"/>
-      <w:r>
-        <w:t xml:space="preserve"> </w:t>
-      </w:r>
-      <w:proofErr w:type="spellStart"/>
-      <w:r>
-        <w:t>nisi</w:t>
-      </w:r>
-      <w:proofErr w:type="spellEnd"/>
-      <w:r>
-        <w:t xml:space="preserve">. </w:t>
-      </w:r>
-      <w:proofErr w:type="spellStart"/>
-      <w:r>
-        <w:t>Aenean</w:t>
-      </w:r>
-      <w:proofErr w:type="spellEnd"/>
-      <w:r>
-        <w:t xml:space="preserve"> </w:t>
-      </w:r>
-      <w:proofErr w:type="spellStart"/>
-      <w:r>
-        <w:t>vulputate</w:t>
-      </w:r>
-      <w:proofErr w:type="spellEnd"/>
-      <w:r>
-        <w:t xml:space="preserve"> </w:t>
-      </w:r>
-      <w:proofErr w:type="spellStart"/>
-      <w:r>
-        <w:t>eleifend</w:t>
-      </w:r>
-      <w:proofErr w:type="spellEnd"/>
-      <w:r>
-        <w:t xml:space="preserve"> </w:t>
-      </w:r>
-      <w:proofErr w:type="spellStart"/>
-      <w:r>
-        <w:t>tellus</w:t>
-      </w:r>
-      <w:proofErr w:type="spellEnd"/>
-      <w:r>
-        <w:t xml:space="preserve">. </w:t>
-      </w:r>
-      <w:proofErr w:type="spellStart"/>
-      <w:r>
-        <w:t>Aenean</w:t>
-      </w:r>
-      <w:proofErr w:type="spellEnd"/>
-      <w:r>
-        <w:t xml:space="preserve"> leo </w:t>
-      </w:r>
-      <w:proofErr w:type="spellStart"/>
-      <w:r>
-        <w:t>ligula</w:t>
-      </w:r>
-      <w:proofErr w:type="spellEnd"/>
-      <w:r>
-        <w:t xml:space="preserve">, </w:t>
-      </w:r>
-      <w:proofErr w:type="spellStart"/>
-      <w:r>
-        <w:t>porttitor</w:t>
-      </w:r>
-      <w:proofErr w:type="spellEnd"/>
-      <w:r>
-        <w:t xml:space="preserve"> </w:t>
-      </w:r>
-      <w:proofErr w:type="spellStart"/>
-      <w:r>
-        <w:t>eu</w:t>
-      </w:r>
-      <w:proofErr w:type="spellEnd"/>
-      <w:r>
-        <w:t xml:space="preserve">, </w:t>
-      </w:r>
-      <w:proofErr w:type="spellStart"/>
-      <w:r>
-        <w:t>consequat</w:t>
-      </w:r>
-      <w:proofErr w:type="spellEnd"/>
-      <w:r>
-        <w:t xml:space="preserve"> vitae, </w:t>
-      </w:r>
-      <w:proofErr w:type="spellStart"/>
-      <w:r>
-        <w:t>eleifend</w:t>
-      </w:r>
-      <w:proofErr w:type="spellEnd"/>
-      <w:r>
-        <w:t xml:space="preserve"> ac, </w:t>
-      </w:r>
-      <w:proofErr w:type="spellStart"/>
-      <w:r>
-        <w:t>enim</w:t>
-      </w:r>
-      <w:proofErr w:type="spellEnd"/>
-      <w:r>
-        <w:t xml:space="preserve">. </w:t>
-      </w:r>
-      <w:proofErr w:type="spellStart"/>
-      <w:r>
-        <w:t>Aliquam</w:t>
-      </w:r>
-      <w:proofErr w:type="spellEnd"/>
-      <w:r>
-        <w:t xml:space="preserve"> </w:t>
-      </w:r>
-      <w:proofErr w:type="spellStart"/>
-      <w:r>
-        <w:t>lorem</w:t>
-      </w:r>
-      <w:proofErr w:type="spellEnd"/>
-      <w:r>
-        <w:t xml:space="preserve"> ante, </w:t>
-      </w:r>
-      <w:proofErr w:type="spellStart"/>
-      <w:r>
-        <w:t>dapibus</w:t>
-      </w:r>
-      <w:proofErr w:type="spellEnd"/>
-      <w:r>
-        <w:t xml:space="preserve"> in, </w:t>
-      </w:r>
-      <w:proofErr w:type="spellStart"/>
-      <w:r>
-        <w:t>viverra</w:t>
-      </w:r>
-      <w:proofErr w:type="spellEnd"/>
-      <w:r>
-        <w:t xml:space="preserve"> quis, </w:t>
-      </w:r>
-      <w:proofErr w:type="spellStart"/>
-      <w:r>
-        <w:t>feugiat</w:t>
-      </w:r>
-      <w:proofErr w:type="spellEnd"/>
-      <w:r>
-        <w:t xml:space="preserve"> a, </w:t>
-      </w:r>
-      <w:proofErr w:type="spellStart"/>
-      <w:r>
-        <w:t>tellus</w:t>
-      </w:r>
-      <w:proofErr w:type="spellEnd"/>
-      <w:r>
-        <w:t xml:space="preserve">. </w:t>
-      </w:r>
-      <w:proofErr w:type="spellStart"/>
-      <w:r>
-        <w:t>Phasellus</w:t>
-      </w:r>
-      <w:proofErr w:type="spellEnd"/>
-      <w:r>
-        <w:t xml:space="preserve"> </w:t>
-      </w:r>
-      <w:proofErr w:type="spellStart"/>
-      <w:r>
-        <w:t>viverra</w:t>
-      </w:r>
-      <w:proofErr w:type="spellEnd"/>
-      <w:r>
-        <w:t xml:space="preserve"> </w:t>
-      </w:r>
-      <w:proofErr w:type="spellStart"/>
-      <w:r>
-        <w:t>nulla</w:t>
-      </w:r>
-      <w:proofErr w:type="spellEnd"/>
-      <w:r>
-        <w:t xml:space="preserve"> ut </w:t>
-      </w:r>
-      <w:proofErr w:type="spellStart"/>
-      <w:r>
-        <w:t>metus</w:t>
-      </w:r>
-      <w:proofErr w:type="spellEnd"/>
-      <w:r>
-        <w:t xml:space="preserve"> </w:t>
-      </w:r>
-      <w:proofErr w:type="spellStart"/>
-      <w:r>
-        <w:t>varius</w:t>
-      </w:r>
-      <w:proofErr w:type="spellEnd"/>
-      <w:r>
-        <w:t xml:space="preserve"> </w:t>
-      </w:r>
-      <w:proofErr w:type="spellStart"/>
-      <w:r>
-        <w:t>laoreet</w:t>
-      </w:r>
-      <w:proofErr w:type="spellEnd"/>
-      <w:r>
-        <w:t xml:space="preserve">. Quisque </w:t>
-      </w:r>
-      <w:proofErr w:type="spellStart"/>
-      <w:r>
-        <w:t>rutrum</w:t>
-      </w:r>
-      <w:proofErr w:type="spellEnd"/>
-      <w:r>
-        <w:t xml:space="preserve">. </w:t>
-      </w:r>
-      <w:proofErr w:type="spellStart"/>
-      <w:r>
-        <w:t>Aenean</w:t>
-      </w:r>
-      <w:proofErr w:type="spellEnd"/>
-      <w:r>
-        <w:t xml:space="preserve"> </w:t>
-      </w:r>
-      <w:proofErr w:type="spellStart"/>
-      <w:r>
-        <w:t>imperdiet</w:t>
-      </w:r>
-      <w:proofErr w:type="spellEnd"/>
-      <w:r>
-        <w:t xml:space="preserve">. </w:t>
-      </w:r>
-      <w:proofErr w:type="spellStart"/>
-      <w:r>
-        <w:t>Etiam</w:t>
-      </w:r>
-      <w:proofErr w:type="spellEnd"/>
-      <w:r>
-        <w:t xml:space="preserve"> </w:t>
-      </w:r>
-      <w:proofErr w:type="spellStart"/>
-      <w:r>
-        <w:t>ultricies</w:t>
-      </w:r>
-      <w:proofErr w:type="spellEnd"/>
-      <w:r>
-        <w:t xml:space="preserve"> </w:t>
-      </w:r>
-      <w:proofErr w:type="spellStart"/>
-      <w:r>
-        <w:t>nisi</w:t>
-      </w:r>
-      <w:proofErr w:type="spellEnd"/>
-      <w:r>
-        <w:t xml:space="preserve"> </w:t>
-      </w:r>
-      <w:proofErr w:type="spellStart"/>
-      <w:r>
-        <w:t>vel</w:t>
-      </w:r>
-      <w:proofErr w:type="spellEnd"/>
-      <w:r>
-        <w:t xml:space="preserve"> </w:t>
-      </w:r>
-      <w:proofErr w:type="spellStart"/>
-      <w:r>
-        <w:t>augue</w:t>
-      </w:r>
-      <w:proofErr w:type="spellEnd"/>
-      <w:r>
-        <w:t xml:space="preserve">. </w:t>
-      </w:r>
-      <w:proofErr w:type="spellStart"/>
-      <w:r>
-        <w:t>Curabitur</w:t>
-      </w:r>
-      <w:proofErr w:type="spellEnd"/>
-      <w:r>
-        <w:t xml:space="preserve"> </w:t>
-      </w:r>
-      <w:proofErr w:type="spellStart"/>
-      <w:r>
-        <w:t>ullamcorper</w:t>
-      </w:r>
-      <w:proofErr w:type="spellEnd"/>
-      <w:r>
-        <w:t xml:space="preserve"> </w:t>
-      </w:r>
-      <w:proofErr w:type="spellStart"/>
-      <w:r>
-        <w:t>ultricies</w:t>
-      </w:r>
-      <w:proofErr w:type="spellEnd"/>
-      <w:r>
-        <w:t xml:space="preserve"> </w:t>
-      </w:r>
-      <w:proofErr w:type="spellStart"/>
-      <w:r>
-        <w:t>nisi</w:t>
-      </w:r>
-      <w:proofErr w:type="spellEnd"/>
-      <w:r>
-        <w:t xml:space="preserve">. </w:t>
-      </w:r>
-      <w:proofErr w:type="spellStart"/>
-      <w:r>
-        <w:t>Nam</w:t>
-      </w:r>
-      <w:proofErr w:type="spellEnd"/>
-      <w:r>
-        <w:t xml:space="preserve"> </w:t>
-      </w:r>
-      <w:proofErr w:type="spellStart"/>
-      <w:r>
-        <w:t>eget</w:t>
-      </w:r>
-      <w:proofErr w:type="spellEnd"/>
-      <w:r>
-        <w:t xml:space="preserve"> </w:t>
-      </w:r>
-      <w:proofErr w:type="spellStart"/>
-      <w:r>
-        <w:t>dui</w:t>
-      </w:r>
-      <w:proofErr w:type="spellEnd"/>
-      <w:r>
-        <w:t xml:space="preserve">. </w:t>
-      </w:r>
-      <w:proofErr w:type="spellStart"/>
-      <w:r>
-        <w:rPr>
-          <w:lang w:val="en-US"/>
-        </w:rPr>
-        <w:t>Etiam</w:t>
-      </w:r>
-      <w:proofErr w:type="spellEnd"/>
-      <w:r>
-        <w:rPr>
-          <w:lang w:val="en-US"/>
-        </w:rPr>
-        <w:t xml:space="preserve"> </w:t>
-      </w:r>
-      <w:proofErr w:type="spellStart"/>
-      <w:r>
-        <w:rPr>
-          <w:lang w:val="en-US"/>
-        </w:rPr>
-        <w:t>rhoncus</w:t>
-      </w:r>
-      <w:proofErr w:type="spellEnd"/>
-      <w:r>
-        <w:rPr>
-          <w:lang w:val="en-US"/>
-        </w:rPr>
-        <w:t xml:space="preserve">. Maecenas tempus, </w:t>
-      </w:r>
-      <w:proofErr w:type="spellStart"/>
-      <w:r>
-        <w:rPr>
-          <w:lang w:val="en-US"/>
-        </w:rPr>
-        <w:t>tellus</w:t>
-      </w:r>
-      <w:proofErr w:type="spellEnd"/>
-      <w:r>
-        <w:rPr>
-          <w:lang w:val="en-US"/>
-        </w:rPr>
-        <w:t xml:space="preserve"> </w:t>
-      </w:r>
-      <w:proofErr w:type="spellStart"/>
-      <w:r>
-        <w:rPr>
-          <w:lang w:val="en-US"/>
-        </w:rPr>
-        <w:t>eget</w:t>
-      </w:r>
-      <w:proofErr w:type="spellEnd"/>
-      <w:r>
-        <w:rPr>
-          <w:lang w:val="en-US"/>
-        </w:rPr>
-        <w:t xml:space="preserve"> </w:t>
-      </w:r>
-      <w:proofErr w:type="spellStart"/>
-      <w:r>
-        <w:rPr>
-          <w:lang w:val="en-US"/>
-        </w:rPr>
-        <w:t>condimentum</w:t>
-      </w:r>
-      <w:proofErr w:type="spellEnd"/>
-      <w:r>
-        <w:rPr>
-          <w:lang w:val="en-US"/>
-        </w:rPr>
-        <w:t xml:space="preserve"> </w:t>
-      </w:r>
-      <w:proofErr w:type="spellStart"/>
-      <w:r>
-        <w:rPr>
-          <w:lang w:val="en-US"/>
-        </w:rPr>
-        <w:t>rhoncus</w:t>
-      </w:r>
-      <w:proofErr w:type="spellEnd"/>
-      <w:r>
-        <w:rPr>
-          <w:lang w:val="en-US"/>
-        </w:rPr>
-        <w:t xml:space="preserve">, </w:t>
-      </w:r>
-      <w:proofErr w:type="spellStart"/>
-      <w:r>
-        <w:rPr>
-          <w:lang w:val="en-US"/>
-        </w:rPr>
-        <w:t>sem</w:t>
-      </w:r>
-      <w:proofErr w:type="spellEnd"/>
-      <w:r>
-        <w:rPr>
-          <w:lang w:val="en-US"/>
-        </w:rPr>
-        <w:t xml:space="preserve"> </w:t>
-      </w:r>
-      <w:proofErr w:type="spellStart"/>
-      <w:r>
-        <w:rPr>
-          <w:lang w:val="en-US"/>
-        </w:rPr>
-        <w:t>quam</w:t>
-      </w:r>
-      <w:proofErr w:type="spellEnd"/>
-      <w:r>
-        <w:rPr>
-          <w:lang w:val="en-US"/>
-        </w:rPr>
-        <w:t xml:space="preserve"> semper libero, sit </w:t>
-      </w:r>
-      <w:proofErr w:type="spellStart"/>
-      <w:r>
-        <w:rPr>
-          <w:lang w:val="en-US"/>
-        </w:rPr>
-        <w:t>amet</w:t>
-      </w:r>
-      <w:proofErr w:type="spellEnd"/>
-      <w:r>
-        <w:rPr>
-          <w:lang w:val="en-US"/>
-        </w:rPr>
-        <w:t xml:space="preserve"> </w:t>
-      </w:r>
-      <w:proofErr w:type="spellStart"/>
-      <w:r>
-        <w:rPr>
-          <w:lang w:val="en-US"/>
-        </w:rPr>
-        <w:t>adipiscing</w:t>
-      </w:r>
-      <w:proofErr w:type="spellEnd"/>
-      <w:r>
-        <w:rPr>
-          <w:lang w:val="en-US"/>
-        </w:rPr>
-        <w:t xml:space="preserve"> </w:t>
-      </w:r>
-      <w:proofErr w:type="spellStart"/>
-      <w:r>
-        <w:rPr>
-          <w:lang w:val="en-US"/>
-        </w:rPr>
-        <w:t>sem</w:t>
-      </w:r>
-      <w:proofErr w:type="spellEnd"/>
-      <w:r>
-        <w:rPr>
-          <w:lang w:val="en-US"/>
-        </w:rPr>
-        <w:t xml:space="preserve"> </w:t>
-      </w:r>
-      <w:proofErr w:type="spellStart"/>
-      <w:r>
-        <w:rPr>
-          <w:lang w:val="en-US"/>
-        </w:rPr>
-        <w:t>neque</w:t>
-      </w:r>
-      <w:proofErr w:type="spellEnd"/>
-      <w:r>
-        <w:rPr>
-          <w:lang w:val="en-US"/>
-        </w:rPr>
-        <w:t xml:space="preserve"> sed ipsum. Nam </w:t>
-      </w:r>
-      <w:proofErr w:type="spellStart"/>
-      <w:r>
-        <w:rPr>
-          <w:lang w:val="en-US"/>
-        </w:rPr>
-        <w:t>quam</w:t>
-      </w:r>
-      <w:proofErr w:type="spellEnd"/>
-      <w:r>
-        <w:rPr>
-          <w:lang w:val="en-US"/>
-        </w:rPr>
-        <w:t xml:space="preserve"> </w:t>
-      </w:r>
-      <w:proofErr w:type="spellStart"/>
-      <w:r>
-        <w:rPr>
-          <w:lang w:val="en-US"/>
-        </w:rPr>
-        <w:t>nunc</w:t>
-      </w:r>
-      <w:proofErr w:type="spellEnd"/>
-      <w:r>
-        <w:rPr>
-          <w:lang w:val="en-US"/>
-        </w:rPr>
-        <w:t xml:space="preserve">, </w:t>
-      </w:r>
-      <w:proofErr w:type="spellStart"/>
-      <w:r>
-        <w:rPr>
-          <w:lang w:val="en-US"/>
-        </w:rPr>
-        <w:t>blandit</w:t>
-      </w:r>
-      <w:proofErr w:type="spellEnd"/>
-      <w:r>
-        <w:rPr>
-          <w:lang w:val="en-US"/>
-        </w:rPr>
-        <w:t xml:space="preserve"> vel, </w:t>
-      </w:r>
-      <w:proofErr w:type="spellStart"/>
-      <w:r>
-        <w:rPr>
-          <w:lang w:val="en-US"/>
-        </w:rPr>
-        <w:t>luctus</w:t>
-      </w:r>
-      <w:proofErr w:type="spellEnd"/>
-      <w:r>
-        <w:rPr>
-          <w:lang w:val="en-US"/>
-        </w:rPr>
-        <w:t xml:space="preserve"> pulvinar, </w:t>
-      </w:r>
-      <w:proofErr w:type="spellStart"/>
-      <w:r>
-        <w:rPr>
-          <w:lang w:val="en-US"/>
-        </w:rPr>
-        <w:t>hendrerit</w:t>
-      </w:r>
-      <w:proofErr w:type="spellEnd"/>
-      <w:r>
-        <w:rPr>
-          <w:lang w:val="en-US"/>
-        </w:rPr>
-        <w:t xml:space="preserve"> id, lorem. </w:t>
-      </w:r>
-      <w:proofErr w:type="spellStart"/>
-      <w:r>
-        <w:t>Maecenas</w:t>
-      </w:r>
-      <w:proofErr w:type="spellEnd"/>
-      <w:r>
-        <w:t xml:space="preserve"> </w:t>
-      </w:r>
-      <w:proofErr w:type="spellStart"/>
-      <w:r>
-        <w:t>nec</w:t>
-      </w:r>
-      <w:proofErr w:type="spellEnd"/>
-      <w:r>
-        <w:t xml:space="preserve"> odio et ante </w:t>
-      </w:r>
-      <w:proofErr w:type="spellStart"/>
-      <w:r>
-        <w:t>tincidunt</w:t>
-      </w:r>
-      <w:proofErr w:type="spellEnd"/>
-      <w:r>
-        <w:t xml:space="preserve"> </w:t>
-      </w:r>
-      <w:proofErr w:type="spellStart"/>
-      <w:r>
-        <w:t>tempus</w:t>
-      </w:r>
-      <w:proofErr w:type="spellEnd"/>
-      <w:r>
-        <w:t xml:space="preserve">. </w:t>
-      </w:r>
-      <w:proofErr w:type="spellStart"/>
-      <w:r>
-        <w:t>Donec</w:t>
-      </w:r>
-      <w:proofErr w:type="spellEnd"/>
-      <w:r>
-        <w:t xml:space="preserve"> vitae </w:t>
-      </w:r>
-      <w:proofErr w:type="spellStart"/>
-      <w:r>
-        <w:t>sapien</w:t>
-      </w:r>
-      <w:proofErr w:type="spellEnd"/>
-      <w:r>
-        <w:t xml:space="preserve"> ut libero </w:t>
-      </w:r>
-      <w:proofErr w:type="spellStart"/>
-      <w:r>
-        <w:t>venenatis</w:t>
-      </w:r>
-      <w:proofErr w:type="spellEnd"/>
-      <w:r>
-        <w:t xml:space="preserve"> </w:t>
-      </w:r>
-      <w:proofErr w:type="spellStart"/>
-      <w:r>
-        <w:t>faucibus</w:t>
-      </w:r>
-      <w:proofErr w:type="spellEnd"/>
-      <w:r>
-        <w:t xml:space="preserve">. </w:t>
-      </w:r>
-      <w:proofErr w:type="spellStart"/>
-      <w:r>
-        <w:rPr>
-          <w:lang w:val="en-US"/>
-        </w:rPr>
-        <w:t>Nullam</w:t>
-      </w:r>
-      <w:proofErr w:type="spellEnd"/>
-      <w:r>
-        <w:rPr>
-          <w:lang w:val="en-US"/>
-        </w:rPr>
-        <w:t xml:space="preserve"> </w:t>
-      </w:r>
-      <w:proofErr w:type="spellStart"/>
-      <w:r>
-        <w:rPr>
-          <w:lang w:val="en-US"/>
-        </w:rPr>
-        <w:t>quis</w:t>
-      </w:r>
-      <w:proofErr w:type="spellEnd"/>
-      <w:r>
-        <w:rPr>
-          <w:lang w:val="en-US"/>
-        </w:rPr>
-        <w:t xml:space="preserve"> ante. </w:t>
-      </w:r>
-      <w:proofErr w:type="spellStart"/>
-      <w:r>
-        <w:rPr>
-          <w:lang w:val="en-US"/>
-        </w:rPr>
-        <w:t>Etiam</w:t>
-      </w:r>
-      <w:proofErr w:type="spellEnd"/>
-      <w:r>
-        <w:rPr>
-          <w:lang w:val="en-US"/>
-        </w:rPr>
-        <w:t xml:space="preserve"> sit </w:t>
-      </w:r>
-      <w:proofErr w:type="spellStart"/>
-      <w:r>
-        <w:rPr>
-          <w:lang w:val="en-US"/>
-        </w:rPr>
-        <w:t>amet</w:t>
-      </w:r>
-      <w:proofErr w:type="spellEnd"/>
-      <w:r>
-        <w:rPr>
-          <w:lang w:val="en-US"/>
-        </w:rPr>
-        <w:t xml:space="preserve"> </w:t>
-      </w:r>
-      <w:proofErr w:type="spellStart"/>
-      <w:r>
-        <w:rPr>
-          <w:lang w:val="en-US"/>
-        </w:rPr>
-        <w:t>orci</w:t>
-      </w:r>
-      <w:proofErr w:type="spellEnd"/>
-      <w:r>
-        <w:rPr>
-          <w:lang w:val="en-US"/>
-        </w:rPr>
-        <w:t xml:space="preserve"> </w:t>
-      </w:r>
-      <w:proofErr w:type="spellStart"/>
-      <w:r>
-        <w:rPr>
-          <w:lang w:val="en-US"/>
-        </w:rPr>
-        <w:t>eget</w:t>
-      </w:r>
-      <w:proofErr w:type="spellEnd"/>
-      <w:r>
-        <w:rPr>
-          <w:lang w:val="en-US"/>
-        </w:rPr>
-        <w:t xml:space="preserve"> eros </w:t>
-      </w:r>
-      <w:proofErr w:type="spellStart"/>
-      <w:r>
-        <w:rPr>
-          <w:lang w:val="en-US"/>
-        </w:rPr>
-        <w:t>faucibus</w:t>
-      </w:r>
-      <w:proofErr w:type="spellEnd"/>
-      <w:r>
-        <w:rPr>
-          <w:lang w:val="en-US"/>
-        </w:rPr>
-        <w:t xml:space="preserve"> </w:t>
-      </w:r>
-      <w:proofErr w:type="spellStart"/>
-      <w:r>
-        <w:rPr>
-          <w:lang w:val="en-US"/>
-        </w:rPr>
-        <w:t>tincidunt</w:t>
-      </w:r>
-      <w:proofErr w:type="spellEnd"/>
-      <w:r>
-        <w:rPr>
-          <w:lang w:val="en-US"/>
-        </w:rPr>
-        <w:t xml:space="preserve">. Duis </w:t>
-      </w:r>
-      <w:proofErr w:type="spellStart"/>
-      <w:r>
-        <w:rPr>
-          <w:lang w:val="en-US"/>
-        </w:rPr>
-        <w:t>leo</w:t>
-      </w:r>
-      <w:proofErr w:type="spellEnd"/>
-      <w:r>
-        <w:rPr>
-          <w:lang w:val="en-US"/>
-        </w:rPr>
-        <w:t xml:space="preserve">. Sed </w:t>
-      </w:r>
-      <w:proofErr w:type="spellStart"/>
-      <w:r>
-        <w:rPr>
-          <w:lang w:val="en-US"/>
-        </w:rPr>
-        <w:t>fringilla</w:t>
-      </w:r>
-      <w:proofErr w:type="spellEnd"/>
-      <w:r>
-        <w:rPr>
-          <w:lang w:val="en-US"/>
-        </w:rPr>
-        <w:t xml:space="preserve"> </w:t>
-      </w:r>
-      <w:proofErr w:type="spellStart"/>
-      <w:r>
-        <w:rPr>
-          <w:lang w:val="en-US"/>
-        </w:rPr>
-        <w:t>mauris</w:t>
-      </w:r>
-      <w:proofErr w:type="spellEnd"/>
-      <w:r>
-        <w:rPr>
-          <w:lang w:val="en-US"/>
-        </w:rPr>
-        <w:t xml:space="preserve"> sit </w:t>
-      </w:r>
-      <w:proofErr w:type="spellStart"/>
-      <w:r>
-        <w:rPr>
-          <w:lang w:val="en-US"/>
-        </w:rPr>
-        <w:t>amet</w:t>
-      </w:r>
-      <w:proofErr w:type="spellEnd"/>
-      <w:r>
-        <w:rPr>
-          <w:lang w:val="en-US"/>
-        </w:rPr>
-        <w:t xml:space="preserve"> </w:t>
-      </w:r>
-      <w:proofErr w:type="spellStart"/>
-      <w:r>
-        <w:rPr>
-          <w:lang w:val="en-US"/>
-        </w:rPr>
-        <w:t>nibh</w:t>
-      </w:r>
-      <w:proofErr w:type="spellEnd"/>
-      <w:r>
-        <w:rPr>
-          <w:lang w:val="en-US"/>
-        </w:rPr>
-        <w:t xml:space="preserve">. </w:t>
-      </w:r>
-      <w:r>
-        <w:rPr>
-          <w:lang w:val="en-US"/>
-        </w:rPr>
-        <w:t xml:space="preserve">Donec </w:t>
-      </w:r>
-      <w:proofErr w:type="spellStart"/>
-      <w:r>
-        <w:rPr>
-          <w:lang w:val="en-US"/>
-        </w:rPr>
-        <w:t>sodales</w:t>
-      </w:r>
-      <w:proofErr w:type="spellEnd"/>
-      <w:r>
-        <w:rPr>
-          <w:lang w:val="en-US"/>
-        </w:rPr>
-        <w:t xml:space="preserve"> </w:t>
-      </w:r>
-      <w:proofErr w:type="spellStart"/>
-      <w:r>
-        <w:rPr>
-          <w:lang w:val="en-US"/>
-        </w:rPr>
-        <w:t>sagittis</w:t>
-      </w:r>
-      <w:proofErr w:type="spellEnd"/>
-      <w:r>
-        <w:rPr>
-          <w:lang w:val="en-US"/>
-        </w:rPr>
-        <w:t xml:space="preserve"> magna. Sed </w:t>
-      </w:r>
-      <w:proofErr w:type="spellStart"/>
-      <w:r>
-        <w:rPr>
-          <w:lang w:val="en-US"/>
-        </w:rPr>
-        <w:t>consequat</w:t>
-      </w:r>
-      <w:proofErr w:type="spellEnd"/>
-      <w:r>
-        <w:rPr>
-          <w:lang w:val="en-US"/>
-        </w:rPr>
-        <w:t xml:space="preserve">, </w:t>
-      </w:r>
-      <w:proofErr w:type="spellStart"/>
-      <w:r>
-        <w:rPr>
-          <w:lang w:val="en-US"/>
-        </w:rPr>
-        <w:t>leo</w:t>
-      </w:r>
-      <w:proofErr w:type="spellEnd"/>
-      <w:r>
-        <w:rPr>
-          <w:lang w:val="en-US"/>
-        </w:rPr>
-        <w:t xml:space="preserve"> </w:t>
-      </w:r>
-      <w:proofErr w:type="spellStart"/>
-      <w:r>
-        <w:rPr>
-          <w:lang w:val="en-US"/>
-        </w:rPr>
-        <w:t>eget</w:t>
-      </w:r>
-      <w:proofErr w:type="spellEnd"/>
-      <w:r>
-        <w:rPr>
-          <w:lang w:val="en-US"/>
-        </w:rPr>
-        <w:t xml:space="preserve"> </w:t>
-      </w:r>
-      <w:proofErr w:type="spellStart"/>
-      <w:r>
-        <w:rPr>
-          <w:lang w:val="en-US"/>
-        </w:rPr>
-        <w:t>bibendum</w:t>
-      </w:r>
-      <w:proofErr w:type="spellEnd"/>
-      <w:r>
-        <w:rPr>
-          <w:lang w:val="en-US"/>
-        </w:rPr>
-        <w:t xml:space="preserve"> </w:t>
-      </w:r>
-      <w:proofErr w:type="spellStart"/>
-      <w:r>
-        <w:rPr>
-          <w:lang w:val="en-US"/>
-        </w:rPr>
-        <w:t>sodales</w:t>
-      </w:r>
-      <w:proofErr w:type="spellEnd"/>
-      <w:r>
-        <w:rPr>
-          <w:lang w:val="en-US"/>
-        </w:rPr>
-        <w:t xml:space="preserve">, </w:t>
-      </w:r>
-      <w:proofErr w:type="spellStart"/>
-      <w:r>
-        <w:rPr>
-          <w:lang w:val="en-US"/>
-        </w:rPr>
-        <w:t>augue</w:t>
-      </w:r>
-      <w:proofErr w:type="spellEnd"/>
-      <w:r>
-        <w:rPr>
-          <w:lang w:val="en-US"/>
-        </w:rPr>
-        <w:t xml:space="preserve"> </w:t>
-      </w:r>
-      <w:proofErr w:type="spellStart"/>
-      <w:r>
-        <w:rPr>
-          <w:lang w:val="en-US"/>
-        </w:rPr>
-        <w:t>velit</w:t>
-      </w:r>
-      <w:proofErr w:type="spellEnd"/>
-      <w:r>
-        <w:rPr>
-          <w:lang w:val="en-US"/>
-        </w:rPr>
-        <w:t xml:space="preserve"> cursus </w:t>
-      </w:r>
-      <w:proofErr w:type="spellStart"/>
-      <w:r>
-        <w:rPr>
-          <w:lang w:val="en-US"/>
-        </w:rPr>
-        <w:t>nunc</w:t>
-      </w:r>
-      <w:proofErr w:type="spellEnd"/>
-      <w:r>
-        <w:rPr>
-          <w:lang w:val="en-US"/>
-        </w:rPr>
-        <w:t>,</w:t>
-      </w:r>
-    </w:p>
-    <w:p>
-      <w:pPr>
-        <w:rPr>
-          <w:lang w:val="en-US"/>
-        </w:rPr>
-      </w:pPr>
+        <w:br/>
+      </w:r>
     </w:p>
     <w:p>
       <w:pPr>
@@ -3705,7 +1037,20 @@
     <w:p>
       <w:pPr>
         <w:rPr>
-          <w:lang w:val="en-US"/>
+          <w:lang w:val="en-GB"/>
+        </w:rPr>
+      </w:pPr>
+      <w:r>
+        <w:rPr>
+          <w:lang w:val="en-GB"/>
+        </w:rPr>
+        <w:t>NBA, statistics, prediction, web application, Flask, React, machine learning, sports simulation</w:t>
+      </w:r>
+    </w:p>
+    <w:p>
+      <w:pPr>
+        <w:rPr>
+          <w:lang w:val="en-GB"/>
         </w:rPr>
       </w:pPr>
     </w:p>
@@ -3746,8 +1091,7 @@
           <w:lang w:val="en-US"/>
         </w:rPr>
       </w:pPr>
-      <w:bookmarkStart w:id="3" w:name="_Toc197538661"/>
-      <w:proofErr w:type="spellStart"/>
+      <w:bookmarkStart w:id="3" w:name="_Toc199157256"/>
       <w:r>
         <w:rPr>
           <w:lang w:val="en-US"/>
@@ -3755,7 +1099,6 @@
         <w:t>Índice</w:t>
       </w:r>
       <w:bookmarkEnd w:id="3"/>
-      <w:proofErr w:type="spellEnd"/>
     </w:p>
     <w:p>
       <w:pPr>
@@ -3777,7 +1120,7 @@
           <w:b w:val="0"/>
           <w:noProof/>
           <w:kern w:val="2"/>
-          <w:lang w:val="en-US" w:eastAsia="es-ES"/>
+          <w:lang w:val="es-ES" w:eastAsia="es-ES"/>
           <w14:ligatures w14:val="standardContextual"/>
         </w:rPr>
       </w:pPr>
@@ -3790,7 +1133,7 @@
       <w:r>
         <w:rPr>
           <w:b w:val="0"/>
-          <w:lang w:val="en-US"/>
+          <w:lang w:val="es-ES"/>
         </w:rPr>
         <w:instrText xml:space="preserve"> TOC \o "1-3" </w:instrText>
       </w:r>
@@ -3803,14 +1146,13 @@
       <w:r>
         <w:rPr>
           <w:noProof/>
-          <w:lang w:val="en-US"/>
+          <w:lang w:val="es-ES"/>
         </w:rPr>
         <w:t>Resumen</w:t>
       </w:r>
       <w:r>
         <w:rPr>
           <w:noProof/>
-          <w:lang w:val="en-US"/>
         </w:rPr>
         <w:tab/>
       </w:r>
@@ -3823,9 +1165,8 @@
       <w:r>
         <w:rPr>
           <w:noProof/>
-          <w:lang w:val="en-US"/>
-        </w:rPr>
-        <w:instrText xml:space="preserve"> PAGEREF _Toc197538659 \h </w:instrText>
+        </w:rPr>
+        <w:instrText xml:space="preserve"> PAGEREF _Toc199157254 \h </w:instrText>
       </w:r>
       <w:r>
         <w:rPr>
@@ -3841,7 +1182,6 @@
       <w:r>
         <w:rPr>
           <w:noProof/>
-          <w:lang w:val="en-US"/>
         </w:rPr>
         <w:t>1</w:t>
       </w:r>
@@ -3863,21 +1203,20 @@
           <w:b w:val="0"/>
           <w:noProof/>
           <w:kern w:val="2"/>
-          <w:lang w:val="en-US" w:eastAsia="es-ES"/>
+          <w:lang w:val="es-ES" w:eastAsia="es-ES"/>
           <w14:ligatures w14:val="standardContextual"/>
         </w:rPr>
       </w:pPr>
       <w:r>
         <w:rPr>
           <w:noProof/>
-          <w:lang w:val="en-US"/>
+          <w:lang w:val="es-ES"/>
         </w:rPr>
         <w:t>Abstract</w:t>
       </w:r>
       <w:r>
         <w:rPr>
           <w:noProof/>
-          <w:lang w:val="en-US"/>
         </w:rPr>
         <w:tab/>
       </w:r>
@@ -3890,9 +1229,8 @@
       <w:r>
         <w:rPr>
           <w:noProof/>
-          <w:lang w:val="en-US"/>
-        </w:rPr>
-        <w:instrText xml:space="preserve"> PAGEREF _Toc197538660 \h </w:instrText>
+        </w:rPr>
+        <w:instrText xml:space="preserve"> PAGEREF _Toc199157255 \h </w:instrText>
       </w:r>
       <w:r>
         <w:rPr>
@@ -3908,7 +1246,6 @@
       <w:r>
         <w:rPr>
           <w:noProof/>
-          <w:lang w:val="en-US"/>
         </w:rPr>
         <w:t>1</w:t>
       </w:r>
@@ -3930,21 +1267,20 @@
           <w:b w:val="0"/>
           <w:noProof/>
           <w:kern w:val="2"/>
-          <w:lang w:val="en-US" w:eastAsia="es-ES"/>
+          <w:lang w:val="es-ES" w:eastAsia="es-ES"/>
           <w14:ligatures w14:val="standardContextual"/>
         </w:rPr>
       </w:pPr>
       <w:r>
         <w:rPr>
           <w:noProof/>
-          <w:lang w:val="en-US"/>
+          <w:lang w:val="es-ES"/>
         </w:rPr>
         <w:t>Índice</w:t>
       </w:r>
       <w:r>
         <w:rPr>
           <w:noProof/>
-          <w:lang w:val="en-US"/>
         </w:rPr>
         <w:tab/>
       </w:r>
@@ -3957,9 +1293,8 @@
       <w:r>
         <w:rPr>
           <w:noProof/>
-          <w:lang w:val="en-US"/>
-        </w:rPr>
-        <w:instrText xml:space="preserve"> PAGEREF _Toc197538661 \h </w:instrText>
+        </w:rPr>
+        <w:instrText xml:space="preserve"> PAGEREF _Toc199157256 \h </w:instrText>
       </w:r>
       <w:r>
         <w:rPr>
@@ -3975,7 +1310,6 @@
       <w:r>
         <w:rPr>
           <w:noProof/>
-          <w:lang w:val="en-US"/>
         </w:rPr>
         <w:t>1</w:t>
       </w:r>
@@ -3997,21 +1331,19 @@
           <w:b w:val="0"/>
           <w:noProof/>
           <w:kern w:val="2"/>
-          <w:lang w:val="en-US" w:eastAsia="es-ES"/>
+          <w:lang w:val="es-ES" w:eastAsia="es-ES"/>
           <w14:ligatures w14:val="standardContextual"/>
         </w:rPr>
       </w:pPr>
       <w:r>
         <w:rPr>
           <w:noProof/>
-          <w:lang w:val="en-US"/>
         </w:rPr>
         <w:t>Introducción</w:t>
       </w:r>
       <w:r>
         <w:rPr>
           <w:noProof/>
-          <w:lang w:val="en-US"/>
         </w:rPr>
         <w:tab/>
       </w:r>
@@ -4024,9 +1356,8 @@
       <w:r>
         <w:rPr>
           <w:noProof/>
-          <w:lang w:val="en-US"/>
-        </w:rPr>
-        <w:instrText xml:space="preserve"> PAGEREF _Toc197538662 \h </w:instrText>
+        </w:rPr>
+        <w:instrText xml:space="preserve"> PAGEREF _Toc199157257 \h </w:instrText>
       </w:r>
       <w:r>
         <w:rPr>
@@ -4042,7 +1373,6 @@
       <w:r>
         <w:rPr>
           <w:noProof/>
-          <w:lang w:val="en-US"/>
         </w:rPr>
         <w:t>1</w:t>
       </w:r>
@@ -4092,7 +1422,7 @@
         <w:rPr>
           <w:noProof/>
         </w:rPr>
-        <w:instrText xml:space="preserve"> PAGEREF _Toc197538663 \h </w:instrText>
+        <w:instrText xml:space="preserve"> PAGEREF _Toc199157258 \h </w:instrText>
       </w:r>
       <w:r>
         <w:rPr>
@@ -4157,7 +1487,7 @@
         <w:rPr>
           <w:noProof/>
         </w:rPr>
-        <w:instrText xml:space="preserve"> PAGEREF _Toc197538664 \h </w:instrText>
+        <w:instrText xml:space="preserve"> PAGEREF _Toc199157259 \h </w:instrText>
       </w:r>
       <w:r>
         <w:rPr>
@@ -4203,7 +1533,6 @@
       <w:r>
         <w:rPr>
           <w:noProof/>
-          <w:lang w:val="es-ES"/>
         </w:rPr>
         <w:t>1.3 Antecedentes</w:t>
       </w:r>
@@ -4223,7 +1552,7 @@
         <w:rPr>
           <w:noProof/>
         </w:rPr>
-        <w:instrText xml:space="preserve"> PAGEREF _Toc197538665 \h </w:instrText>
+        <w:instrText xml:space="preserve"> PAGEREF _Toc199157260 \h </w:instrText>
       </w:r>
       <w:r>
         <w:rPr>
@@ -4288,7 +1617,7 @@
         <w:rPr>
           <w:noProof/>
         </w:rPr>
-        <w:instrText xml:space="preserve"> PAGEREF _Toc197538666 \h </w:instrText>
+        <w:instrText xml:space="preserve"> PAGEREF _Toc199157261 \h </w:instrText>
       </w:r>
       <w:r>
         <w:rPr>
@@ -4352,7 +1681,7 @@
         <w:rPr>
           <w:noProof/>
         </w:rPr>
-        <w:instrText xml:space="preserve"> PAGEREF _Toc197538667 \h </w:instrText>
+        <w:instrText xml:space="preserve"> PAGEREF _Toc199157262 \h </w:instrText>
       </w:r>
       <w:r>
         <w:rPr>
@@ -4398,7 +1727,6 @@
       <w:r>
         <w:rPr>
           <w:noProof/>
-          <w:lang w:val="es-ES"/>
         </w:rPr>
         <w:t>2.1 Lenguajes de programación</w:t>
       </w:r>
@@ -4418,7 +1746,7 @@
         <w:rPr>
           <w:noProof/>
         </w:rPr>
-        <w:instrText xml:space="preserve"> PAGEREF _Toc197538668 \h </w:instrText>
+        <w:instrText xml:space="preserve"> PAGEREF _Toc199157263 \h </w:instrText>
       </w:r>
       <w:r>
         <w:rPr>
@@ -4464,7 +1792,7 @@
       <w:r>
         <w:rPr>
           <w:noProof/>
-          <w:lang w:val="es-ES"/>
+          <w:highlight w:val="yellow"/>
         </w:rPr>
         <w:t>2.2 Frameworks y librerías</w:t>
       </w:r>
@@ -4472,6 +1800,12 @@
         <w:rPr>
           <w:noProof/>
         </w:rPr>
+        <w:t xml:space="preserve"> (añadir modelos prediccion e IA)</w:t>
+      </w:r>
+      <w:r>
+        <w:rPr>
+          <w:noProof/>
+        </w:rPr>
         <w:tab/>
       </w:r>
       <w:r>
@@ -4484,7 +1818,7 @@
         <w:rPr>
           <w:noProof/>
         </w:rPr>
-        <w:instrText xml:space="preserve"> PAGEREF _Toc197538669 \h </w:instrText>
+        <w:instrText xml:space="preserve"> PAGEREF _Toc199157264 \h </w:instrText>
       </w:r>
       <w:r>
         <w:rPr>
@@ -4501,7 +1835,7 @@
         <w:rPr>
           <w:noProof/>
         </w:rPr>
-        <w:t>7</w:t>
+        <w:t>8</w:t>
       </w:r>
       <w:r>
         <w:rPr>
@@ -4530,7 +1864,6 @@
       <w:r>
         <w:rPr>
           <w:noProof/>
-          <w:lang w:val="es-ES"/>
         </w:rPr>
         <w:t>2.3. Bases de datos</w:t>
       </w:r>
@@ -4550,7 +1883,7 @@
         <w:rPr>
           <w:noProof/>
         </w:rPr>
-        <w:instrText xml:space="preserve"> PAGEREF _Toc197538670 \h </w:instrText>
+        <w:instrText xml:space="preserve"> PAGEREF _Toc199157265 \h </w:instrText>
       </w:r>
       <w:r>
         <w:rPr>
@@ -4596,7 +1929,6 @@
       <w:r>
         <w:rPr>
           <w:noProof/>
-          <w:lang w:val="es-ES"/>
         </w:rPr>
         <w:t>2.4. Entornos de desarrollo y despliegue</w:t>
       </w:r>
@@ -4616,7 +1948,7 @@
         <w:rPr>
           <w:noProof/>
         </w:rPr>
-        <w:instrText xml:space="preserve"> PAGEREF _Toc197538671 \h </w:instrText>
+        <w:instrText xml:space="preserve"> PAGEREF _Toc199157266 \h </w:instrText>
       </w:r>
       <w:r>
         <w:rPr>
@@ -4633,7 +1965,7 @@
         <w:rPr>
           <w:noProof/>
         </w:rPr>
-        <w:t>8</w:t>
+        <w:t>9</w:t>
       </w:r>
       <w:r>
         <w:rPr>
@@ -4662,7 +1994,7 @@
       <w:r>
         <w:rPr>
           <w:noProof/>
-          <w:lang w:val="es-ES"/>
+          <w:highlight w:val="yellow"/>
         </w:rPr>
         <w:t>2.5. Otras herramientas</w:t>
       </w:r>
@@ -4682,7 +2014,7 @@
         <w:rPr>
           <w:noProof/>
         </w:rPr>
-        <w:instrText xml:space="preserve"> PAGEREF _Toc197538672 \h </w:instrText>
+        <w:instrText xml:space="preserve"> PAGEREF _Toc199157267 \h </w:instrText>
       </w:r>
       <w:r>
         <w:rPr>
@@ -4699,7 +2031,7 @@
         <w:rPr>
           <w:noProof/>
         </w:rPr>
-        <w:t>8</w:t>
+        <w:t>9</w:t>
       </w:r>
       <w:r>
         <w:rPr>
@@ -4726,9 +2058,8 @@
       <w:r>
         <w:rPr>
           <w:noProof/>
-          <w:lang w:val="es-ES"/>
-        </w:rPr>
-        <w:t>Referencias</w:t>
+        </w:rPr>
+        <w:t>Especificación y Análisis</w:t>
       </w:r>
       <w:r>
         <w:rPr>
@@ -4746,7 +2077,7 @@
         <w:rPr>
           <w:noProof/>
         </w:rPr>
-        <w:instrText xml:space="preserve"> PAGEREF _Toc197538673 \h </w:instrText>
+        <w:instrText xml:space="preserve"> PAGEREF _Toc199157268 \h </w:instrText>
       </w:r>
       <w:r>
         <w:rPr>
@@ -4763,70 +2094,7 @@
         <w:rPr>
           <w:noProof/>
         </w:rPr>
-        <w:t>13</w:t>
-      </w:r>
-      <w:r>
-        <w:rPr>
-          <w:noProof/>
-        </w:rPr>
-        <w:fldChar w:fldCharType="end"/>
-      </w:r>
-    </w:p>
-    <w:p>
-      <w:pPr>
-        <w:pStyle w:val="TDC1"/>
-        <w:tabs>
-          <w:tab w:val="right" w:leader="dot" w:pos="8771"/>
-        </w:tabs>
-        <w:rPr>
-          <w:rFonts w:eastAsiaTheme="minorEastAsia"/>
-          <w:b w:val="0"/>
-          <w:noProof/>
-          <w:kern w:val="2"/>
-          <w:lang w:val="es-ES" w:eastAsia="es-ES"/>
-          <w14:ligatures w14:val="standardContextual"/>
-        </w:rPr>
-      </w:pPr>
-      <w:r>
-        <w:rPr>
-          <w:noProof/>
-        </w:rPr>
-        <w:t>Manual de Instalación</w:t>
-      </w:r>
-      <w:r>
-        <w:rPr>
-          <w:noProof/>
-        </w:rPr>
-        <w:tab/>
-      </w:r>
-      <w:r>
-        <w:rPr>
-          <w:noProof/>
-        </w:rPr>
-        <w:fldChar w:fldCharType="begin"/>
-      </w:r>
-      <w:r>
-        <w:rPr>
-          <w:noProof/>
-        </w:rPr>
-        <w:instrText xml:space="preserve"> PAGEREF _Toc197538674 \h </w:instrText>
-      </w:r>
-      <w:r>
-        <w:rPr>
-          <w:noProof/>
-        </w:rPr>
-      </w:r>
-      <w:r>
-        <w:rPr>
-          <w:noProof/>
-        </w:rPr>
-        <w:fldChar w:fldCharType="separate"/>
-      </w:r>
-      <w:r>
-        <w:rPr>
-          <w:noProof/>
-        </w:rPr>
-        <w:t>15</w:t>
+        <w:t>11</w:t>
       </w:r>
       <w:r>
         <w:rPr>
@@ -4856,6 +2124,2346 @@
         <w:rPr>
           <w:noProof/>
         </w:rPr>
+        <w:t>3.1. Requisitos funcionales</w:t>
+      </w:r>
+      <w:r>
+        <w:rPr>
+          <w:noProof/>
+        </w:rPr>
+        <w:tab/>
+      </w:r>
+      <w:r>
+        <w:rPr>
+          <w:noProof/>
+        </w:rPr>
+        <w:fldChar w:fldCharType="begin"/>
+      </w:r>
+      <w:r>
+        <w:rPr>
+          <w:noProof/>
+        </w:rPr>
+        <w:instrText xml:space="preserve"> PAGEREF _Toc199157269 \h </w:instrText>
+      </w:r>
+      <w:r>
+        <w:rPr>
+          <w:noProof/>
+        </w:rPr>
+      </w:r>
+      <w:r>
+        <w:rPr>
+          <w:noProof/>
+        </w:rPr>
+        <w:fldChar w:fldCharType="separate"/>
+      </w:r>
+      <w:r>
+        <w:rPr>
+          <w:noProof/>
+        </w:rPr>
+        <w:t>11</w:t>
+      </w:r>
+      <w:r>
+        <w:rPr>
+          <w:noProof/>
+        </w:rPr>
+        <w:fldChar w:fldCharType="end"/>
+      </w:r>
+    </w:p>
+    <w:p>
+      <w:pPr>
+        <w:pStyle w:val="TDC2"/>
+        <w:tabs>
+          <w:tab w:val="right" w:leader="dot" w:pos="8771"/>
+        </w:tabs>
+        <w:rPr>
+          <w:rFonts w:eastAsiaTheme="minorEastAsia"/>
+          <w:b w:val="0"/>
+          <w:noProof/>
+          <w:kern w:val="2"/>
+          <w:sz w:val="24"/>
+          <w:szCs w:val="24"/>
+          <w:lang w:val="es-ES" w:eastAsia="es-ES"/>
+          <w14:ligatures w14:val="standardContextual"/>
+        </w:rPr>
+      </w:pPr>
+      <w:r>
+        <w:rPr>
+          <w:noProof/>
+        </w:rPr>
+        <w:t>3.2. Requisitos no funcionales</w:t>
+      </w:r>
+      <w:r>
+        <w:rPr>
+          <w:noProof/>
+        </w:rPr>
+        <w:tab/>
+      </w:r>
+      <w:r>
+        <w:rPr>
+          <w:noProof/>
+        </w:rPr>
+        <w:fldChar w:fldCharType="begin"/>
+      </w:r>
+      <w:r>
+        <w:rPr>
+          <w:noProof/>
+        </w:rPr>
+        <w:instrText xml:space="preserve"> PAGEREF _Toc199157270 \h </w:instrText>
+      </w:r>
+      <w:r>
+        <w:rPr>
+          <w:noProof/>
+        </w:rPr>
+      </w:r>
+      <w:r>
+        <w:rPr>
+          <w:noProof/>
+        </w:rPr>
+        <w:fldChar w:fldCharType="separate"/>
+      </w:r>
+      <w:r>
+        <w:rPr>
+          <w:noProof/>
+        </w:rPr>
+        <w:t>12</w:t>
+      </w:r>
+      <w:r>
+        <w:rPr>
+          <w:noProof/>
+        </w:rPr>
+        <w:fldChar w:fldCharType="end"/>
+      </w:r>
+    </w:p>
+    <w:p>
+      <w:pPr>
+        <w:pStyle w:val="TDC2"/>
+        <w:tabs>
+          <w:tab w:val="right" w:leader="dot" w:pos="8771"/>
+        </w:tabs>
+        <w:rPr>
+          <w:rFonts w:eastAsiaTheme="minorEastAsia"/>
+          <w:b w:val="0"/>
+          <w:noProof/>
+          <w:kern w:val="2"/>
+          <w:sz w:val="24"/>
+          <w:szCs w:val="24"/>
+          <w:lang w:val="es-ES" w:eastAsia="es-ES"/>
+          <w14:ligatures w14:val="standardContextual"/>
+        </w:rPr>
+      </w:pPr>
+      <w:r>
+        <w:rPr>
+          <w:noProof/>
+        </w:rPr>
+        <w:t>3.3. Casos de uso</w:t>
+      </w:r>
+      <w:r>
+        <w:rPr>
+          <w:noProof/>
+        </w:rPr>
+        <w:tab/>
+      </w:r>
+      <w:r>
+        <w:rPr>
+          <w:noProof/>
+        </w:rPr>
+        <w:fldChar w:fldCharType="begin"/>
+      </w:r>
+      <w:r>
+        <w:rPr>
+          <w:noProof/>
+        </w:rPr>
+        <w:instrText xml:space="preserve"> PAGEREF _Toc199157271 \h </w:instrText>
+      </w:r>
+      <w:r>
+        <w:rPr>
+          <w:noProof/>
+        </w:rPr>
+      </w:r>
+      <w:r>
+        <w:rPr>
+          <w:noProof/>
+        </w:rPr>
+        <w:fldChar w:fldCharType="separate"/>
+      </w:r>
+      <w:r>
+        <w:rPr>
+          <w:noProof/>
+        </w:rPr>
+        <w:t>12</w:t>
+      </w:r>
+      <w:r>
+        <w:rPr>
+          <w:noProof/>
+        </w:rPr>
+        <w:fldChar w:fldCharType="end"/>
+      </w:r>
+    </w:p>
+    <w:p>
+      <w:pPr>
+        <w:pStyle w:val="TDC2"/>
+        <w:tabs>
+          <w:tab w:val="right" w:leader="dot" w:pos="8771"/>
+        </w:tabs>
+        <w:rPr>
+          <w:rFonts w:eastAsiaTheme="minorEastAsia"/>
+          <w:b w:val="0"/>
+          <w:noProof/>
+          <w:kern w:val="2"/>
+          <w:sz w:val="24"/>
+          <w:szCs w:val="24"/>
+          <w:lang w:val="es-ES" w:eastAsia="es-ES"/>
+          <w14:ligatures w14:val="standardContextual"/>
+        </w:rPr>
+      </w:pPr>
+      <w:r>
+        <w:rPr>
+          <w:noProof/>
+        </w:rPr>
+        <w:t>3.4. Modelo de datos</w:t>
+      </w:r>
+      <w:r>
+        <w:rPr>
+          <w:noProof/>
+        </w:rPr>
+        <w:tab/>
+      </w:r>
+      <w:r>
+        <w:rPr>
+          <w:noProof/>
+        </w:rPr>
+        <w:fldChar w:fldCharType="begin"/>
+      </w:r>
+      <w:r>
+        <w:rPr>
+          <w:noProof/>
+        </w:rPr>
+        <w:instrText xml:space="preserve"> PAGEREF _Toc199157272 \h </w:instrText>
+      </w:r>
+      <w:r>
+        <w:rPr>
+          <w:noProof/>
+        </w:rPr>
+      </w:r>
+      <w:r>
+        <w:rPr>
+          <w:noProof/>
+        </w:rPr>
+        <w:fldChar w:fldCharType="separate"/>
+      </w:r>
+      <w:r>
+        <w:rPr>
+          <w:noProof/>
+        </w:rPr>
+        <w:t>12</w:t>
+      </w:r>
+      <w:r>
+        <w:rPr>
+          <w:noProof/>
+        </w:rPr>
+        <w:fldChar w:fldCharType="end"/>
+      </w:r>
+    </w:p>
+    <w:p>
+      <w:pPr>
+        <w:pStyle w:val="TDC2"/>
+        <w:tabs>
+          <w:tab w:val="right" w:leader="dot" w:pos="8771"/>
+        </w:tabs>
+        <w:rPr>
+          <w:rFonts w:eastAsiaTheme="minorEastAsia"/>
+          <w:b w:val="0"/>
+          <w:noProof/>
+          <w:kern w:val="2"/>
+          <w:sz w:val="24"/>
+          <w:szCs w:val="24"/>
+          <w:lang w:val="es-ES" w:eastAsia="es-ES"/>
+          <w14:ligatures w14:val="standardContextual"/>
+        </w:rPr>
+      </w:pPr>
+      <w:r>
+        <w:rPr>
+          <w:noProof/>
+        </w:rPr>
+        <w:t>3.5. Evolución del modelo de datos</w:t>
+      </w:r>
+      <w:r>
+        <w:rPr>
+          <w:noProof/>
+        </w:rPr>
+        <w:tab/>
+      </w:r>
+      <w:r>
+        <w:rPr>
+          <w:noProof/>
+        </w:rPr>
+        <w:fldChar w:fldCharType="begin"/>
+      </w:r>
+      <w:r>
+        <w:rPr>
+          <w:noProof/>
+        </w:rPr>
+        <w:instrText xml:space="preserve"> PAGEREF _Toc199157273 \h </w:instrText>
+      </w:r>
+      <w:r>
+        <w:rPr>
+          <w:noProof/>
+        </w:rPr>
+      </w:r>
+      <w:r>
+        <w:rPr>
+          <w:noProof/>
+        </w:rPr>
+        <w:fldChar w:fldCharType="separate"/>
+      </w:r>
+      <w:r>
+        <w:rPr>
+          <w:noProof/>
+        </w:rPr>
+        <w:t>14</w:t>
+      </w:r>
+      <w:r>
+        <w:rPr>
+          <w:noProof/>
+        </w:rPr>
+        <w:fldChar w:fldCharType="end"/>
+      </w:r>
+    </w:p>
+    <w:p>
+      <w:pPr>
+        <w:pStyle w:val="TDC3"/>
+        <w:tabs>
+          <w:tab w:val="right" w:leader="dot" w:pos="8771"/>
+        </w:tabs>
+        <w:rPr>
+          <w:rFonts w:eastAsiaTheme="minorEastAsia"/>
+          <w:noProof/>
+          <w:kern w:val="2"/>
+          <w:sz w:val="24"/>
+          <w:szCs w:val="24"/>
+          <w:lang w:val="es-ES" w:eastAsia="es-ES"/>
+          <w14:ligatures w14:val="standardContextual"/>
+        </w:rPr>
+      </w:pPr>
+      <w:r>
+        <w:rPr>
+          <w:noProof/>
+          <w:lang w:val="es-ES"/>
+        </w:rPr>
+        <w:t>Versión 0.1 – Estructura base inicial:</w:t>
+      </w:r>
+      <w:r>
+        <w:rPr>
+          <w:noProof/>
+        </w:rPr>
+        <w:tab/>
+      </w:r>
+      <w:r>
+        <w:rPr>
+          <w:noProof/>
+        </w:rPr>
+        <w:fldChar w:fldCharType="begin"/>
+      </w:r>
+      <w:r>
+        <w:rPr>
+          <w:noProof/>
+        </w:rPr>
+        <w:instrText xml:space="preserve"> PAGEREF _Toc199157274 \h </w:instrText>
+      </w:r>
+      <w:r>
+        <w:rPr>
+          <w:noProof/>
+        </w:rPr>
+      </w:r>
+      <w:r>
+        <w:rPr>
+          <w:noProof/>
+        </w:rPr>
+        <w:fldChar w:fldCharType="separate"/>
+      </w:r>
+      <w:r>
+        <w:rPr>
+          <w:noProof/>
+        </w:rPr>
+        <w:t>14</w:t>
+      </w:r>
+      <w:r>
+        <w:rPr>
+          <w:noProof/>
+        </w:rPr>
+        <w:fldChar w:fldCharType="end"/>
+      </w:r>
+    </w:p>
+    <w:p>
+      <w:pPr>
+        <w:pStyle w:val="TDC3"/>
+        <w:tabs>
+          <w:tab w:val="right" w:leader="dot" w:pos="8771"/>
+        </w:tabs>
+        <w:rPr>
+          <w:rFonts w:eastAsiaTheme="minorEastAsia"/>
+          <w:noProof/>
+          <w:kern w:val="2"/>
+          <w:sz w:val="24"/>
+          <w:szCs w:val="24"/>
+          <w:lang w:val="es-ES" w:eastAsia="es-ES"/>
+          <w14:ligatures w14:val="standardContextual"/>
+        </w:rPr>
+      </w:pPr>
+      <w:r>
+        <w:rPr>
+          <w:noProof/>
+          <w:lang w:val="es-ES"/>
+        </w:rPr>
+        <w:t>Versión 0.2 – Introducción de vistas para estadísticas</w:t>
+      </w:r>
+      <w:r>
+        <w:rPr>
+          <w:noProof/>
+        </w:rPr>
+        <w:tab/>
+      </w:r>
+      <w:r>
+        <w:rPr>
+          <w:noProof/>
+        </w:rPr>
+        <w:fldChar w:fldCharType="begin"/>
+      </w:r>
+      <w:r>
+        <w:rPr>
+          <w:noProof/>
+        </w:rPr>
+        <w:instrText xml:space="preserve"> PAGEREF _Toc199157275 \h </w:instrText>
+      </w:r>
+      <w:r>
+        <w:rPr>
+          <w:noProof/>
+        </w:rPr>
+      </w:r>
+      <w:r>
+        <w:rPr>
+          <w:noProof/>
+        </w:rPr>
+        <w:fldChar w:fldCharType="separate"/>
+      </w:r>
+      <w:r>
+        <w:rPr>
+          <w:noProof/>
+        </w:rPr>
+        <w:t>14</w:t>
+      </w:r>
+      <w:r>
+        <w:rPr>
+          <w:noProof/>
+        </w:rPr>
+        <w:fldChar w:fldCharType="end"/>
+      </w:r>
+    </w:p>
+    <w:p>
+      <w:pPr>
+        <w:pStyle w:val="TDC3"/>
+        <w:tabs>
+          <w:tab w:val="right" w:leader="dot" w:pos="8771"/>
+        </w:tabs>
+        <w:rPr>
+          <w:rFonts w:eastAsiaTheme="minorEastAsia"/>
+          <w:noProof/>
+          <w:kern w:val="2"/>
+          <w:sz w:val="24"/>
+          <w:szCs w:val="24"/>
+          <w:lang w:val="es-ES" w:eastAsia="es-ES"/>
+          <w14:ligatures w14:val="standardContextual"/>
+        </w:rPr>
+      </w:pPr>
+      <w:r>
+        <w:rPr>
+          <w:noProof/>
+          <w:lang w:val="es-ES"/>
+        </w:rPr>
+        <w:t>Versión 0.3 – Ajuste de la tabla Jugador_Partido</w:t>
+      </w:r>
+      <w:r>
+        <w:rPr>
+          <w:noProof/>
+        </w:rPr>
+        <w:tab/>
+      </w:r>
+      <w:r>
+        <w:rPr>
+          <w:noProof/>
+        </w:rPr>
+        <w:fldChar w:fldCharType="begin"/>
+      </w:r>
+      <w:r>
+        <w:rPr>
+          <w:noProof/>
+        </w:rPr>
+        <w:instrText xml:space="preserve"> PAGEREF _Toc199157276 \h </w:instrText>
+      </w:r>
+      <w:r>
+        <w:rPr>
+          <w:noProof/>
+        </w:rPr>
+      </w:r>
+      <w:r>
+        <w:rPr>
+          <w:noProof/>
+        </w:rPr>
+        <w:fldChar w:fldCharType="separate"/>
+      </w:r>
+      <w:r>
+        <w:rPr>
+          <w:noProof/>
+        </w:rPr>
+        <w:t>15</w:t>
+      </w:r>
+      <w:r>
+        <w:rPr>
+          <w:noProof/>
+        </w:rPr>
+        <w:fldChar w:fldCharType="end"/>
+      </w:r>
+    </w:p>
+    <w:p>
+      <w:pPr>
+        <w:pStyle w:val="TDC3"/>
+        <w:tabs>
+          <w:tab w:val="right" w:leader="dot" w:pos="8771"/>
+        </w:tabs>
+        <w:rPr>
+          <w:rFonts w:eastAsiaTheme="minorEastAsia"/>
+          <w:noProof/>
+          <w:kern w:val="2"/>
+          <w:sz w:val="24"/>
+          <w:szCs w:val="24"/>
+          <w:lang w:val="es-ES" w:eastAsia="es-ES"/>
+          <w14:ligatures w14:val="standardContextual"/>
+        </w:rPr>
+      </w:pPr>
+      <w:r>
+        <w:rPr>
+          <w:noProof/>
+          <w:lang w:val="es-ES"/>
+        </w:rPr>
+        <w:t>Versión 1.0 – Modelo final consolidado</w:t>
+      </w:r>
+      <w:r>
+        <w:rPr>
+          <w:noProof/>
+        </w:rPr>
+        <w:tab/>
+      </w:r>
+      <w:r>
+        <w:rPr>
+          <w:noProof/>
+        </w:rPr>
+        <w:fldChar w:fldCharType="begin"/>
+      </w:r>
+      <w:r>
+        <w:rPr>
+          <w:noProof/>
+        </w:rPr>
+        <w:instrText xml:space="preserve"> PAGEREF _Toc199157277 \h </w:instrText>
+      </w:r>
+      <w:r>
+        <w:rPr>
+          <w:noProof/>
+        </w:rPr>
+      </w:r>
+      <w:r>
+        <w:rPr>
+          <w:noProof/>
+        </w:rPr>
+        <w:fldChar w:fldCharType="separate"/>
+      </w:r>
+      <w:r>
+        <w:rPr>
+          <w:noProof/>
+        </w:rPr>
+        <w:t>15</w:t>
+      </w:r>
+      <w:r>
+        <w:rPr>
+          <w:noProof/>
+        </w:rPr>
+        <w:fldChar w:fldCharType="end"/>
+      </w:r>
+    </w:p>
+    <w:p>
+      <w:pPr>
+        <w:pStyle w:val="TDC1"/>
+        <w:tabs>
+          <w:tab w:val="right" w:leader="dot" w:pos="8771"/>
+        </w:tabs>
+        <w:rPr>
+          <w:rFonts w:eastAsiaTheme="minorEastAsia"/>
+          <w:b w:val="0"/>
+          <w:noProof/>
+          <w:kern w:val="2"/>
+          <w:lang w:val="es-ES" w:eastAsia="es-ES"/>
+          <w14:ligatures w14:val="standardContextual"/>
+        </w:rPr>
+      </w:pPr>
+      <w:r>
+        <w:rPr>
+          <w:noProof/>
+          <w:lang w:val="es-ES"/>
+        </w:rPr>
+        <w:t>Diseño del sistema</w:t>
+      </w:r>
+      <w:r>
+        <w:rPr>
+          <w:noProof/>
+        </w:rPr>
+        <w:tab/>
+      </w:r>
+      <w:r>
+        <w:rPr>
+          <w:noProof/>
+        </w:rPr>
+        <w:fldChar w:fldCharType="begin"/>
+      </w:r>
+      <w:r>
+        <w:rPr>
+          <w:noProof/>
+        </w:rPr>
+        <w:instrText xml:space="preserve"> PAGEREF _Toc199157278 \h </w:instrText>
+      </w:r>
+      <w:r>
+        <w:rPr>
+          <w:noProof/>
+        </w:rPr>
+      </w:r>
+      <w:r>
+        <w:rPr>
+          <w:noProof/>
+        </w:rPr>
+        <w:fldChar w:fldCharType="separate"/>
+      </w:r>
+      <w:r>
+        <w:rPr>
+          <w:noProof/>
+        </w:rPr>
+        <w:t>17</w:t>
+      </w:r>
+      <w:r>
+        <w:rPr>
+          <w:noProof/>
+        </w:rPr>
+        <w:fldChar w:fldCharType="end"/>
+      </w:r>
+    </w:p>
+    <w:p>
+      <w:pPr>
+        <w:pStyle w:val="TDC2"/>
+        <w:tabs>
+          <w:tab w:val="right" w:leader="dot" w:pos="8771"/>
+        </w:tabs>
+        <w:rPr>
+          <w:rFonts w:eastAsiaTheme="minorEastAsia"/>
+          <w:b w:val="0"/>
+          <w:noProof/>
+          <w:kern w:val="2"/>
+          <w:sz w:val="24"/>
+          <w:szCs w:val="24"/>
+          <w:lang w:val="es-ES" w:eastAsia="es-ES"/>
+          <w14:ligatures w14:val="standardContextual"/>
+        </w:rPr>
+      </w:pPr>
+      <w:r>
+        <w:rPr>
+          <w:noProof/>
+        </w:rPr>
+        <w:t>4.1. Arquitectura general</w:t>
+      </w:r>
+      <w:r>
+        <w:rPr>
+          <w:noProof/>
+        </w:rPr>
+        <w:tab/>
+      </w:r>
+      <w:r>
+        <w:rPr>
+          <w:noProof/>
+        </w:rPr>
+        <w:fldChar w:fldCharType="begin"/>
+      </w:r>
+      <w:r>
+        <w:rPr>
+          <w:noProof/>
+        </w:rPr>
+        <w:instrText xml:space="preserve"> PAGEREF _Toc199157279 \h </w:instrText>
+      </w:r>
+      <w:r>
+        <w:rPr>
+          <w:noProof/>
+        </w:rPr>
+      </w:r>
+      <w:r>
+        <w:rPr>
+          <w:noProof/>
+        </w:rPr>
+        <w:fldChar w:fldCharType="separate"/>
+      </w:r>
+      <w:r>
+        <w:rPr>
+          <w:noProof/>
+        </w:rPr>
+        <w:t>17</w:t>
+      </w:r>
+      <w:r>
+        <w:rPr>
+          <w:noProof/>
+        </w:rPr>
+        <w:fldChar w:fldCharType="end"/>
+      </w:r>
+    </w:p>
+    <w:p>
+      <w:pPr>
+        <w:pStyle w:val="TDC2"/>
+        <w:tabs>
+          <w:tab w:val="right" w:leader="dot" w:pos="8771"/>
+        </w:tabs>
+        <w:rPr>
+          <w:rFonts w:eastAsiaTheme="minorEastAsia"/>
+          <w:b w:val="0"/>
+          <w:noProof/>
+          <w:kern w:val="2"/>
+          <w:sz w:val="24"/>
+          <w:szCs w:val="24"/>
+          <w:lang w:val="es-ES" w:eastAsia="es-ES"/>
+          <w14:ligatures w14:val="standardContextual"/>
+        </w:rPr>
+      </w:pPr>
+      <w:r>
+        <w:rPr>
+          <w:noProof/>
+          <w:highlight w:val="yellow"/>
+        </w:rPr>
+        <w:t>4.2. Diseño de la base de datos</w:t>
+      </w:r>
+      <w:r>
+        <w:rPr>
+          <w:noProof/>
+        </w:rPr>
+        <w:t xml:space="preserve"> (hace falta este subcapitulo)</w:t>
+      </w:r>
+      <w:r>
+        <w:rPr>
+          <w:noProof/>
+        </w:rPr>
+        <w:tab/>
+      </w:r>
+      <w:r>
+        <w:rPr>
+          <w:noProof/>
+        </w:rPr>
+        <w:fldChar w:fldCharType="begin"/>
+      </w:r>
+      <w:r>
+        <w:rPr>
+          <w:noProof/>
+        </w:rPr>
+        <w:instrText xml:space="preserve"> PAGEREF _Toc199157280 \h </w:instrText>
+      </w:r>
+      <w:r>
+        <w:rPr>
+          <w:noProof/>
+        </w:rPr>
+      </w:r>
+      <w:r>
+        <w:rPr>
+          <w:noProof/>
+        </w:rPr>
+        <w:fldChar w:fldCharType="separate"/>
+      </w:r>
+      <w:r>
+        <w:rPr>
+          <w:noProof/>
+        </w:rPr>
+        <w:t>17</w:t>
+      </w:r>
+      <w:r>
+        <w:rPr>
+          <w:noProof/>
+        </w:rPr>
+        <w:fldChar w:fldCharType="end"/>
+      </w:r>
+    </w:p>
+    <w:p>
+      <w:pPr>
+        <w:pStyle w:val="TDC2"/>
+        <w:tabs>
+          <w:tab w:val="right" w:leader="dot" w:pos="8771"/>
+        </w:tabs>
+        <w:rPr>
+          <w:rFonts w:eastAsiaTheme="minorEastAsia"/>
+          <w:b w:val="0"/>
+          <w:noProof/>
+          <w:kern w:val="2"/>
+          <w:sz w:val="24"/>
+          <w:szCs w:val="24"/>
+          <w:lang w:val="es-ES" w:eastAsia="es-ES"/>
+          <w14:ligatures w14:val="standardContextual"/>
+        </w:rPr>
+      </w:pPr>
+      <w:r>
+        <w:rPr>
+          <w:noProof/>
+        </w:rPr>
+        <w:t>4.3. Diseño del backend</w:t>
+      </w:r>
+      <w:r>
+        <w:rPr>
+          <w:noProof/>
+        </w:rPr>
+        <w:tab/>
+      </w:r>
+      <w:r>
+        <w:rPr>
+          <w:noProof/>
+        </w:rPr>
+        <w:fldChar w:fldCharType="begin"/>
+      </w:r>
+      <w:r>
+        <w:rPr>
+          <w:noProof/>
+        </w:rPr>
+        <w:instrText xml:space="preserve"> PAGEREF _Toc199157281 \h </w:instrText>
+      </w:r>
+      <w:r>
+        <w:rPr>
+          <w:noProof/>
+        </w:rPr>
+      </w:r>
+      <w:r>
+        <w:rPr>
+          <w:noProof/>
+        </w:rPr>
+        <w:fldChar w:fldCharType="separate"/>
+      </w:r>
+      <w:r>
+        <w:rPr>
+          <w:noProof/>
+        </w:rPr>
+        <w:t>18</w:t>
+      </w:r>
+      <w:r>
+        <w:rPr>
+          <w:noProof/>
+        </w:rPr>
+        <w:fldChar w:fldCharType="end"/>
+      </w:r>
+    </w:p>
+    <w:p>
+      <w:pPr>
+        <w:pStyle w:val="TDC2"/>
+        <w:tabs>
+          <w:tab w:val="right" w:leader="dot" w:pos="8771"/>
+        </w:tabs>
+        <w:rPr>
+          <w:rFonts w:eastAsiaTheme="minorEastAsia"/>
+          <w:b w:val="0"/>
+          <w:noProof/>
+          <w:kern w:val="2"/>
+          <w:sz w:val="24"/>
+          <w:szCs w:val="24"/>
+          <w:lang w:val="es-ES" w:eastAsia="es-ES"/>
+          <w14:ligatures w14:val="standardContextual"/>
+        </w:rPr>
+      </w:pPr>
+      <w:r>
+        <w:rPr>
+          <w:noProof/>
+          <w:highlight w:val="yellow"/>
+        </w:rPr>
+        <w:t>4.4. Diseño del frontend (se ponen nombres de archivos)</w:t>
+      </w:r>
+      <w:r>
+        <w:rPr>
+          <w:noProof/>
+        </w:rPr>
+        <w:tab/>
+      </w:r>
+      <w:r>
+        <w:rPr>
+          <w:noProof/>
+        </w:rPr>
+        <w:fldChar w:fldCharType="begin"/>
+      </w:r>
+      <w:r>
+        <w:rPr>
+          <w:noProof/>
+        </w:rPr>
+        <w:instrText xml:space="preserve"> PAGEREF _Toc199157282 \h </w:instrText>
+      </w:r>
+      <w:r>
+        <w:rPr>
+          <w:noProof/>
+        </w:rPr>
+      </w:r>
+      <w:r>
+        <w:rPr>
+          <w:noProof/>
+        </w:rPr>
+        <w:fldChar w:fldCharType="separate"/>
+      </w:r>
+      <w:r>
+        <w:rPr>
+          <w:noProof/>
+        </w:rPr>
+        <w:t>18</w:t>
+      </w:r>
+      <w:r>
+        <w:rPr>
+          <w:noProof/>
+        </w:rPr>
+        <w:fldChar w:fldCharType="end"/>
+      </w:r>
+    </w:p>
+    <w:p>
+      <w:pPr>
+        <w:pStyle w:val="TDC3"/>
+        <w:tabs>
+          <w:tab w:val="right" w:leader="dot" w:pos="8771"/>
+        </w:tabs>
+        <w:rPr>
+          <w:rFonts w:eastAsiaTheme="minorEastAsia"/>
+          <w:noProof/>
+          <w:kern w:val="2"/>
+          <w:sz w:val="24"/>
+          <w:szCs w:val="24"/>
+          <w:lang w:val="es-ES" w:eastAsia="es-ES"/>
+          <w14:ligatures w14:val="standardContextual"/>
+        </w:rPr>
+      </w:pPr>
+      <w:r>
+        <w:rPr>
+          <w:noProof/>
+          <w:lang w:val="es-ES"/>
+        </w:rPr>
+        <w:t>Páginas principales y rutas destacadas</w:t>
+      </w:r>
+      <w:r>
+        <w:rPr>
+          <w:noProof/>
+        </w:rPr>
+        <w:tab/>
+      </w:r>
+      <w:r>
+        <w:rPr>
+          <w:noProof/>
+        </w:rPr>
+        <w:fldChar w:fldCharType="begin"/>
+      </w:r>
+      <w:r>
+        <w:rPr>
+          <w:noProof/>
+        </w:rPr>
+        <w:instrText xml:space="preserve"> PAGEREF _Toc199157283 \h </w:instrText>
+      </w:r>
+      <w:r>
+        <w:rPr>
+          <w:noProof/>
+        </w:rPr>
+      </w:r>
+      <w:r>
+        <w:rPr>
+          <w:noProof/>
+        </w:rPr>
+        <w:fldChar w:fldCharType="separate"/>
+      </w:r>
+      <w:r>
+        <w:rPr>
+          <w:noProof/>
+        </w:rPr>
+        <w:t>19</w:t>
+      </w:r>
+      <w:r>
+        <w:rPr>
+          <w:noProof/>
+        </w:rPr>
+        <w:fldChar w:fldCharType="end"/>
+      </w:r>
+    </w:p>
+    <w:p>
+      <w:pPr>
+        <w:pStyle w:val="TDC2"/>
+        <w:tabs>
+          <w:tab w:val="right" w:leader="dot" w:pos="8771"/>
+        </w:tabs>
+        <w:rPr>
+          <w:rFonts w:eastAsiaTheme="minorEastAsia"/>
+          <w:b w:val="0"/>
+          <w:noProof/>
+          <w:kern w:val="2"/>
+          <w:sz w:val="24"/>
+          <w:szCs w:val="24"/>
+          <w:lang w:val="es-ES" w:eastAsia="es-ES"/>
+          <w14:ligatures w14:val="standardContextual"/>
+        </w:rPr>
+      </w:pPr>
+      <w:r>
+        <w:rPr>
+          <w:noProof/>
+        </w:rPr>
+        <w:t>4.5. Seguridad y control de acceso</w:t>
+      </w:r>
+      <w:r>
+        <w:rPr>
+          <w:noProof/>
+        </w:rPr>
+        <w:tab/>
+      </w:r>
+      <w:r>
+        <w:rPr>
+          <w:noProof/>
+        </w:rPr>
+        <w:fldChar w:fldCharType="begin"/>
+      </w:r>
+      <w:r>
+        <w:rPr>
+          <w:noProof/>
+        </w:rPr>
+        <w:instrText xml:space="preserve"> PAGEREF _Toc199157284 \h </w:instrText>
+      </w:r>
+      <w:r>
+        <w:rPr>
+          <w:noProof/>
+        </w:rPr>
+      </w:r>
+      <w:r>
+        <w:rPr>
+          <w:noProof/>
+        </w:rPr>
+        <w:fldChar w:fldCharType="separate"/>
+      </w:r>
+      <w:r>
+        <w:rPr>
+          <w:noProof/>
+        </w:rPr>
+        <w:t>19</w:t>
+      </w:r>
+      <w:r>
+        <w:rPr>
+          <w:noProof/>
+        </w:rPr>
+        <w:fldChar w:fldCharType="end"/>
+      </w:r>
+    </w:p>
+    <w:p>
+      <w:pPr>
+        <w:pStyle w:val="TDC1"/>
+        <w:tabs>
+          <w:tab w:val="right" w:leader="dot" w:pos="8771"/>
+        </w:tabs>
+        <w:rPr>
+          <w:rFonts w:eastAsiaTheme="minorEastAsia"/>
+          <w:b w:val="0"/>
+          <w:noProof/>
+          <w:kern w:val="2"/>
+          <w:lang w:val="es-ES" w:eastAsia="es-ES"/>
+          <w14:ligatures w14:val="standardContextual"/>
+        </w:rPr>
+      </w:pPr>
+      <w:r>
+        <w:rPr>
+          <w:noProof/>
+        </w:rPr>
+        <w:t>Implementación y pruebas</w:t>
+      </w:r>
+      <w:r>
+        <w:rPr>
+          <w:noProof/>
+        </w:rPr>
+        <w:tab/>
+      </w:r>
+      <w:r>
+        <w:rPr>
+          <w:noProof/>
+        </w:rPr>
+        <w:fldChar w:fldCharType="begin"/>
+      </w:r>
+      <w:r>
+        <w:rPr>
+          <w:noProof/>
+        </w:rPr>
+        <w:instrText xml:space="preserve"> PAGEREF _Toc199157285 \h </w:instrText>
+      </w:r>
+      <w:r>
+        <w:rPr>
+          <w:noProof/>
+        </w:rPr>
+      </w:r>
+      <w:r>
+        <w:rPr>
+          <w:noProof/>
+        </w:rPr>
+        <w:fldChar w:fldCharType="separate"/>
+      </w:r>
+      <w:r>
+        <w:rPr>
+          <w:noProof/>
+        </w:rPr>
+        <w:t>21</w:t>
+      </w:r>
+      <w:r>
+        <w:rPr>
+          <w:noProof/>
+        </w:rPr>
+        <w:fldChar w:fldCharType="end"/>
+      </w:r>
+    </w:p>
+    <w:p>
+      <w:pPr>
+        <w:pStyle w:val="TDC2"/>
+        <w:tabs>
+          <w:tab w:val="right" w:leader="dot" w:pos="8771"/>
+        </w:tabs>
+        <w:rPr>
+          <w:rFonts w:eastAsiaTheme="minorEastAsia"/>
+          <w:b w:val="0"/>
+          <w:noProof/>
+          <w:kern w:val="2"/>
+          <w:sz w:val="24"/>
+          <w:szCs w:val="24"/>
+          <w:lang w:val="es-ES" w:eastAsia="es-ES"/>
+          <w14:ligatures w14:val="standardContextual"/>
+        </w:rPr>
+      </w:pPr>
+      <w:r>
+        <w:rPr>
+          <w:noProof/>
+        </w:rPr>
+        <w:t>5.1. Proceso de desarrollo(hace falta hablar de nuevo de ello)</w:t>
+      </w:r>
+      <w:r>
+        <w:rPr>
+          <w:noProof/>
+        </w:rPr>
+        <w:tab/>
+      </w:r>
+      <w:r>
+        <w:rPr>
+          <w:noProof/>
+        </w:rPr>
+        <w:fldChar w:fldCharType="begin"/>
+      </w:r>
+      <w:r>
+        <w:rPr>
+          <w:noProof/>
+        </w:rPr>
+        <w:instrText xml:space="preserve"> PAGEREF _Toc199157286 \h </w:instrText>
+      </w:r>
+      <w:r>
+        <w:rPr>
+          <w:noProof/>
+        </w:rPr>
+      </w:r>
+      <w:r>
+        <w:rPr>
+          <w:noProof/>
+        </w:rPr>
+        <w:fldChar w:fldCharType="separate"/>
+      </w:r>
+      <w:r>
+        <w:rPr>
+          <w:noProof/>
+        </w:rPr>
+        <w:t>21</w:t>
+      </w:r>
+      <w:r>
+        <w:rPr>
+          <w:noProof/>
+        </w:rPr>
+        <w:fldChar w:fldCharType="end"/>
+      </w:r>
+    </w:p>
+    <w:p>
+      <w:pPr>
+        <w:pStyle w:val="TDC2"/>
+        <w:tabs>
+          <w:tab w:val="right" w:leader="dot" w:pos="8771"/>
+        </w:tabs>
+        <w:rPr>
+          <w:rFonts w:eastAsiaTheme="minorEastAsia"/>
+          <w:b w:val="0"/>
+          <w:noProof/>
+          <w:kern w:val="2"/>
+          <w:sz w:val="24"/>
+          <w:szCs w:val="24"/>
+          <w:lang w:val="es-ES" w:eastAsia="es-ES"/>
+          <w14:ligatures w14:val="standardContextual"/>
+        </w:rPr>
+      </w:pPr>
+      <w:r>
+        <w:rPr>
+          <w:noProof/>
+        </w:rPr>
+        <w:t>5.2. Pruebas realizadas</w:t>
+      </w:r>
+      <w:r>
+        <w:rPr>
+          <w:noProof/>
+        </w:rPr>
+        <w:tab/>
+      </w:r>
+      <w:r>
+        <w:rPr>
+          <w:noProof/>
+        </w:rPr>
+        <w:fldChar w:fldCharType="begin"/>
+      </w:r>
+      <w:r>
+        <w:rPr>
+          <w:noProof/>
+        </w:rPr>
+        <w:instrText xml:space="preserve"> PAGEREF _Toc199157287 \h </w:instrText>
+      </w:r>
+      <w:r>
+        <w:rPr>
+          <w:noProof/>
+        </w:rPr>
+      </w:r>
+      <w:r>
+        <w:rPr>
+          <w:noProof/>
+        </w:rPr>
+        <w:fldChar w:fldCharType="separate"/>
+      </w:r>
+      <w:r>
+        <w:rPr>
+          <w:noProof/>
+        </w:rPr>
+        <w:t>21</w:t>
+      </w:r>
+      <w:r>
+        <w:rPr>
+          <w:noProof/>
+        </w:rPr>
+        <w:fldChar w:fldCharType="end"/>
+      </w:r>
+    </w:p>
+    <w:p>
+      <w:pPr>
+        <w:pStyle w:val="TDC3"/>
+        <w:tabs>
+          <w:tab w:val="right" w:leader="dot" w:pos="8771"/>
+        </w:tabs>
+        <w:rPr>
+          <w:rFonts w:eastAsiaTheme="minorEastAsia"/>
+          <w:noProof/>
+          <w:kern w:val="2"/>
+          <w:sz w:val="24"/>
+          <w:szCs w:val="24"/>
+          <w:lang w:val="es-ES" w:eastAsia="es-ES"/>
+          <w14:ligatures w14:val="standardContextual"/>
+        </w:rPr>
+      </w:pPr>
+      <w:r>
+        <w:rPr>
+          <w:noProof/>
+          <w:lang w:val="es-ES"/>
+        </w:rPr>
+        <w:t>Pruebas en el backend</w:t>
+      </w:r>
+      <w:r>
+        <w:rPr>
+          <w:noProof/>
+        </w:rPr>
+        <w:tab/>
+      </w:r>
+      <w:r>
+        <w:rPr>
+          <w:noProof/>
+        </w:rPr>
+        <w:fldChar w:fldCharType="begin"/>
+      </w:r>
+      <w:r>
+        <w:rPr>
+          <w:noProof/>
+        </w:rPr>
+        <w:instrText xml:space="preserve"> PAGEREF _Toc199157288 \h </w:instrText>
+      </w:r>
+      <w:r>
+        <w:rPr>
+          <w:noProof/>
+        </w:rPr>
+      </w:r>
+      <w:r>
+        <w:rPr>
+          <w:noProof/>
+        </w:rPr>
+        <w:fldChar w:fldCharType="separate"/>
+      </w:r>
+      <w:r>
+        <w:rPr>
+          <w:noProof/>
+        </w:rPr>
+        <w:t>22</w:t>
+      </w:r>
+      <w:r>
+        <w:rPr>
+          <w:noProof/>
+        </w:rPr>
+        <w:fldChar w:fldCharType="end"/>
+      </w:r>
+    </w:p>
+    <w:p>
+      <w:pPr>
+        <w:pStyle w:val="TDC3"/>
+        <w:tabs>
+          <w:tab w:val="right" w:leader="dot" w:pos="8771"/>
+        </w:tabs>
+        <w:rPr>
+          <w:rFonts w:eastAsiaTheme="minorEastAsia"/>
+          <w:noProof/>
+          <w:kern w:val="2"/>
+          <w:sz w:val="24"/>
+          <w:szCs w:val="24"/>
+          <w:lang w:val="es-ES" w:eastAsia="es-ES"/>
+          <w14:ligatures w14:val="standardContextual"/>
+        </w:rPr>
+      </w:pPr>
+      <w:r>
+        <w:rPr>
+          <w:noProof/>
+          <w:lang w:val="es-ES"/>
+        </w:rPr>
+        <w:t>Pruebas en el frontend</w:t>
+      </w:r>
+      <w:r>
+        <w:rPr>
+          <w:noProof/>
+        </w:rPr>
+        <w:tab/>
+      </w:r>
+      <w:r>
+        <w:rPr>
+          <w:noProof/>
+        </w:rPr>
+        <w:fldChar w:fldCharType="begin"/>
+      </w:r>
+      <w:r>
+        <w:rPr>
+          <w:noProof/>
+        </w:rPr>
+        <w:instrText xml:space="preserve"> PAGEREF _Toc199157289 \h </w:instrText>
+      </w:r>
+      <w:r>
+        <w:rPr>
+          <w:noProof/>
+        </w:rPr>
+      </w:r>
+      <w:r>
+        <w:rPr>
+          <w:noProof/>
+        </w:rPr>
+        <w:fldChar w:fldCharType="separate"/>
+      </w:r>
+      <w:r>
+        <w:rPr>
+          <w:noProof/>
+        </w:rPr>
+        <w:t>22</w:t>
+      </w:r>
+      <w:r>
+        <w:rPr>
+          <w:noProof/>
+        </w:rPr>
+        <w:fldChar w:fldCharType="end"/>
+      </w:r>
+    </w:p>
+    <w:p>
+      <w:pPr>
+        <w:pStyle w:val="TDC2"/>
+        <w:tabs>
+          <w:tab w:val="right" w:leader="dot" w:pos="8771"/>
+        </w:tabs>
+        <w:rPr>
+          <w:rFonts w:eastAsiaTheme="minorEastAsia"/>
+          <w:b w:val="0"/>
+          <w:noProof/>
+          <w:kern w:val="2"/>
+          <w:sz w:val="24"/>
+          <w:szCs w:val="24"/>
+          <w:lang w:val="es-ES" w:eastAsia="es-ES"/>
+          <w14:ligatures w14:val="standardContextual"/>
+        </w:rPr>
+      </w:pPr>
+      <w:r>
+        <w:rPr>
+          <w:noProof/>
+        </w:rPr>
+        <w:t>5.3. Herramientas utilizadas para pruebas</w:t>
+      </w:r>
+      <w:r>
+        <w:rPr>
+          <w:noProof/>
+        </w:rPr>
+        <w:tab/>
+      </w:r>
+      <w:r>
+        <w:rPr>
+          <w:noProof/>
+        </w:rPr>
+        <w:fldChar w:fldCharType="begin"/>
+      </w:r>
+      <w:r>
+        <w:rPr>
+          <w:noProof/>
+        </w:rPr>
+        <w:instrText xml:space="preserve"> PAGEREF _Toc199157290 \h </w:instrText>
+      </w:r>
+      <w:r>
+        <w:rPr>
+          <w:noProof/>
+        </w:rPr>
+      </w:r>
+      <w:r>
+        <w:rPr>
+          <w:noProof/>
+        </w:rPr>
+        <w:fldChar w:fldCharType="separate"/>
+      </w:r>
+      <w:r>
+        <w:rPr>
+          <w:noProof/>
+        </w:rPr>
+        <w:t>22</w:t>
+      </w:r>
+      <w:r>
+        <w:rPr>
+          <w:noProof/>
+        </w:rPr>
+        <w:fldChar w:fldCharType="end"/>
+      </w:r>
+    </w:p>
+    <w:p>
+      <w:pPr>
+        <w:pStyle w:val="TDC2"/>
+        <w:tabs>
+          <w:tab w:val="right" w:leader="dot" w:pos="8771"/>
+        </w:tabs>
+        <w:rPr>
+          <w:rFonts w:eastAsiaTheme="minorEastAsia"/>
+          <w:b w:val="0"/>
+          <w:noProof/>
+          <w:kern w:val="2"/>
+          <w:sz w:val="24"/>
+          <w:szCs w:val="24"/>
+          <w:lang w:val="es-ES" w:eastAsia="es-ES"/>
+          <w14:ligatures w14:val="standardContextual"/>
+        </w:rPr>
+      </w:pPr>
+      <w:r>
+        <w:rPr>
+          <w:noProof/>
+        </w:rPr>
+        <w:t>5.4. Resultados</w:t>
+      </w:r>
+      <w:r>
+        <w:rPr>
+          <w:noProof/>
+        </w:rPr>
+        <w:tab/>
+      </w:r>
+      <w:r>
+        <w:rPr>
+          <w:noProof/>
+        </w:rPr>
+        <w:fldChar w:fldCharType="begin"/>
+      </w:r>
+      <w:r>
+        <w:rPr>
+          <w:noProof/>
+        </w:rPr>
+        <w:instrText xml:space="preserve"> PAGEREF _Toc199157291 \h </w:instrText>
+      </w:r>
+      <w:r>
+        <w:rPr>
+          <w:noProof/>
+        </w:rPr>
+      </w:r>
+      <w:r>
+        <w:rPr>
+          <w:noProof/>
+        </w:rPr>
+        <w:fldChar w:fldCharType="separate"/>
+      </w:r>
+      <w:r>
+        <w:rPr>
+          <w:noProof/>
+        </w:rPr>
+        <w:t>22</w:t>
+      </w:r>
+      <w:r>
+        <w:rPr>
+          <w:noProof/>
+        </w:rPr>
+        <w:fldChar w:fldCharType="end"/>
+      </w:r>
+    </w:p>
+    <w:p>
+      <w:pPr>
+        <w:pStyle w:val="TDC1"/>
+        <w:tabs>
+          <w:tab w:val="right" w:leader="dot" w:pos="8771"/>
+        </w:tabs>
+        <w:rPr>
+          <w:rFonts w:eastAsiaTheme="minorEastAsia"/>
+          <w:b w:val="0"/>
+          <w:noProof/>
+          <w:kern w:val="2"/>
+          <w:lang w:val="es-ES" w:eastAsia="es-ES"/>
+          <w14:ligatures w14:val="standardContextual"/>
+        </w:rPr>
+      </w:pPr>
+      <w:r>
+        <w:rPr>
+          <w:noProof/>
+          <w:lang w:val="es-ES"/>
+        </w:rPr>
+        <w:lastRenderedPageBreak/>
+        <w:t>Conclusiones y trabajos futuros</w:t>
+      </w:r>
+      <w:r>
+        <w:rPr>
+          <w:noProof/>
+        </w:rPr>
+        <w:tab/>
+      </w:r>
+      <w:r>
+        <w:rPr>
+          <w:noProof/>
+        </w:rPr>
+        <w:fldChar w:fldCharType="begin"/>
+      </w:r>
+      <w:r>
+        <w:rPr>
+          <w:noProof/>
+        </w:rPr>
+        <w:instrText xml:space="preserve"> PAGEREF _Toc199157292 \h </w:instrText>
+      </w:r>
+      <w:r>
+        <w:rPr>
+          <w:noProof/>
+        </w:rPr>
+      </w:r>
+      <w:r>
+        <w:rPr>
+          <w:noProof/>
+        </w:rPr>
+        <w:fldChar w:fldCharType="separate"/>
+      </w:r>
+      <w:r>
+        <w:rPr>
+          <w:noProof/>
+        </w:rPr>
+        <w:t>23</w:t>
+      </w:r>
+      <w:r>
+        <w:rPr>
+          <w:noProof/>
+        </w:rPr>
+        <w:fldChar w:fldCharType="end"/>
+      </w:r>
+    </w:p>
+    <w:p>
+      <w:pPr>
+        <w:pStyle w:val="TDC2"/>
+        <w:tabs>
+          <w:tab w:val="right" w:leader="dot" w:pos="8771"/>
+        </w:tabs>
+        <w:rPr>
+          <w:rFonts w:eastAsiaTheme="minorEastAsia"/>
+          <w:b w:val="0"/>
+          <w:noProof/>
+          <w:kern w:val="2"/>
+          <w:sz w:val="24"/>
+          <w:szCs w:val="24"/>
+          <w:lang w:val="es-ES" w:eastAsia="es-ES"/>
+          <w14:ligatures w14:val="standardContextual"/>
+        </w:rPr>
+      </w:pPr>
+      <w:r>
+        <w:rPr>
+          <w:noProof/>
+        </w:rPr>
+        <w:t>6.1. Objetivos cumplidos</w:t>
+      </w:r>
+      <w:r>
+        <w:rPr>
+          <w:noProof/>
+        </w:rPr>
+        <w:tab/>
+      </w:r>
+      <w:r>
+        <w:rPr>
+          <w:noProof/>
+        </w:rPr>
+        <w:fldChar w:fldCharType="begin"/>
+      </w:r>
+      <w:r>
+        <w:rPr>
+          <w:noProof/>
+        </w:rPr>
+        <w:instrText xml:space="preserve"> PAGEREF _Toc199157293 \h </w:instrText>
+      </w:r>
+      <w:r>
+        <w:rPr>
+          <w:noProof/>
+        </w:rPr>
+      </w:r>
+      <w:r>
+        <w:rPr>
+          <w:noProof/>
+        </w:rPr>
+        <w:fldChar w:fldCharType="separate"/>
+      </w:r>
+      <w:r>
+        <w:rPr>
+          <w:noProof/>
+        </w:rPr>
+        <w:t>23</w:t>
+      </w:r>
+      <w:r>
+        <w:rPr>
+          <w:noProof/>
+        </w:rPr>
+        <w:fldChar w:fldCharType="end"/>
+      </w:r>
+    </w:p>
+    <w:p>
+      <w:pPr>
+        <w:pStyle w:val="TDC2"/>
+        <w:tabs>
+          <w:tab w:val="right" w:leader="dot" w:pos="8771"/>
+        </w:tabs>
+        <w:rPr>
+          <w:rFonts w:eastAsiaTheme="minorEastAsia"/>
+          <w:b w:val="0"/>
+          <w:noProof/>
+          <w:kern w:val="2"/>
+          <w:sz w:val="24"/>
+          <w:szCs w:val="24"/>
+          <w:lang w:val="es-ES" w:eastAsia="es-ES"/>
+          <w14:ligatures w14:val="standardContextual"/>
+        </w:rPr>
+      </w:pPr>
+      <w:r>
+        <w:rPr>
+          <w:noProof/>
+        </w:rPr>
+        <w:t>6.2. Dificultades encontradas</w:t>
+      </w:r>
+      <w:r>
+        <w:rPr>
+          <w:noProof/>
+        </w:rPr>
+        <w:tab/>
+      </w:r>
+      <w:r>
+        <w:rPr>
+          <w:noProof/>
+        </w:rPr>
+        <w:fldChar w:fldCharType="begin"/>
+      </w:r>
+      <w:r>
+        <w:rPr>
+          <w:noProof/>
+        </w:rPr>
+        <w:instrText xml:space="preserve"> PAGEREF _Toc199157294 \h </w:instrText>
+      </w:r>
+      <w:r>
+        <w:rPr>
+          <w:noProof/>
+        </w:rPr>
+      </w:r>
+      <w:r>
+        <w:rPr>
+          <w:noProof/>
+        </w:rPr>
+        <w:fldChar w:fldCharType="separate"/>
+      </w:r>
+      <w:r>
+        <w:rPr>
+          <w:noProof/>
+        </w:rPr>
+        <w:t>24</w:t>
+      </w:r>
+      <w:r>
+        <w:rPr>
+          <w:noProof/>
+        </w:rPr>
+        <w:fldChar w:fldCharType="end"/>
+      </w:r>
+    </w:p>
+    <w:p>
+      <w:pPr>
+        <w:pStyle w:val="TDC2"/>
+        <w:tabs>
+          <w:tab w:val="right" w:leader="dot" w:pos="8771"/>
+        </w:tabs>
+        <w:rPr>
+          <w:rFonts w:eastAsiaTheme="minorEastAsia"/>
+          <w:b w:val="0"/>
+          <w:noProof/>
+          <w:kern w:val="2"/>
+          <w:sz w:val="24"/>
+          <w:szCs w:val="24"/>
+          <w:lang w:val="es-ES" w:eastAsia="es-ES"/>
+          <w14:ligatures w14:val="standardContextual"/>
+        </w:rPr>
+      </w:pPr>
+      <w:r>
+        <w:rPr>
+          <w:noProof/>
+        </w:rPr>
+        <w:t>6.3. Posibles ampliaciones</w:t>
+      </w:r>
+      <w:r>
+        <w:rPr>
+          <w:noProof/>
+        </w:rPr>
+        <w:tab/>
+      </w:r>
+      <w:r>
+        <w:rPr>
+          <w:noProof/>
+        </w:rPr>
+        <w:fldChar w:fldCharType="begin"/>
+      </w:r>
+      <w:r>
+        <w:rPr>
+          <w:noProof/>
+        </w:rPr>
+        <w:instrText xml:space="preserve"> PAGEREF _Toc199157295 \h </w:instrText>
+      </w:r>
+      <w:r>
+        <w:rPr>
+          <w:noProof/>
+        </w:rPr>
+      </w:r>
+      <w:r>
+        <w:rPr>
+          <w:noProof/>
+        </w:rPr>
+        <w:fldChar w:fldCharType="separate"/>
+      </w:r>
+      <w:r>
+        <w:rPr>
+          <w:noProof/>
+        </w:rPr>
+        <w:t>24</w:t>
+      </w:r>
+      <w:r>
+        <w:rPr>
+          <w:noProof/>
+        </w:rPr>
+        <w:fldChar w:fldCharType="end"/>
+      </w:r>
+    </w:p>
+    <w:p>
+      <w:pPr>
+        <w:pStyle w:val="TDC1"/>
+        <w:tabs>
+          <w:tab w:val="right" w:leader="dot" w:pos="8771"/>
+        </w:tabs>
+        <w:rPr>
+          <w:rFonts w:eastAsiaTheme="minorEastAsia"/>
+          <w:b w:val="0"/>
+          <w:noProof/>
+          <w:kern w:val="2"/>
+          <w:lang w:val="es-ES" w:eastAsia="es-ES"/>
+          <w14:ligatures w14:val="standardContextual"/>
+        </w:rPr>
+      </w:pPr>
+      <w:r>
+        <w:rPr>
+          <w:noProof/>
+          <w:lang w:val="es-ES"/>
+        </w:rPr>
+        <w:t>Referencias</w:t>
+      </w:r>
+      <w:r>
+        <w:rPr>
+          <w:noProof/>
+        </w:rPr>
+        <w:tab/>
+      </w:r>
+      <w:r>
+        <w:rPr>
+          <w:noProof/>
+        </w:rPr>
+        <w:fldChar w:fldCharType="begin"/>
+      </w:r>
+      <w:r>
+        <w:rPr>
+          <w:noProof/>
+        </w:rPr>
+        <w:instrText xml:space="preserve"> PAGEREF _Toc199157296 \h </w:instrText>
+      </w:r>
+      <w:r>
+        <w:rPr>
+          <w:noProof/>
+        </w:rPr>
+      </w:r>
+      <w:r>
+        <w:rPr>
+          <w:noProof/>
+        </w:rPr>
+        <w:fldChar w:fldCharType="separate"/>
+      </w:r>
+      <w:r>
+        <w:rPr>
+          <w:noProof/>
+        </w:rPr>
+        <w:t>27</w:t>
+      </w:r>
+      <w:r>
+        <w:rPr>
+          <w:noProof/>
+        </w:rPr>
+        <w:fldChar w:fldCharType="end"/>
+      </w:r>
+    </w:p>
+    <w:p>
+      <w:pPr>
+        <w:pStyle w:val="TDC1"/>
+        <w:tabs>
+          <w:tab w:val="right" w:leader="dot" w:pos="8771"/>
+        </w:tabs>
+        <w:rPr>
+          <w:rFonts w:eastAsiaTheme="minorEastAsia"/>
+          <w:b w:val="0"/>
+          <w:noProof/>
+          <w:kern w:val="2"/>
+          <w:lang w:val="es-ES" w:eastAsia="es-ES"/>
+          <w14:ligatures w14:val="standardContextual"/>
+        </w:rPr>
+      </w:pPr>
+      <w:r>
+        <w:rPr>
+          <w:noProof/>
+        </w:rPr>
+        <w:t>Manual de Usuario</w:t>
+      </w:r>
+      <w:r>
+        <w:rPr>
+          <w:noProof/>
+        </w:rPr>
+        <w:tab/>
+      </w:r>
+      <w:r>
+        <w:rPr>
+          <w:noProof/>
+        </w:rPr>
+        <w:fldChar w:fldCharType="begin"/>
+      </w:r>
+      <w:r>
+        <w:rPr>
+          <w:noProof/>
+        </w:rPr>
+        <w:instrText xml:space="preserve"> PAGEREF _Toc199157297 \h </w:instrText>
+      </w:r>
+      <w:r>
+        <w:rPr>
+          <w:noProof/>
+        </w:rPr>
+      </w:r>
+      <w:r>
+        <w:rPr>
+          <w:noProof/>
+        </w:rPr>
+        <w:fldChar w:fldCharType="separate"/>
+      </w:r>
+      <w:r>
+        <w:rPr>
+          <w:noProof/>
+        </w:rPr>
+        <w:t>29</w:t>
+      </w:r>
+      <w:r>
+        <w:rPr>
+          <w:noProof/>
+        </w:rPr>
+        <w:fldChar w:fldCharType="end"/>
+      </w:r>
+    </w:p>
+    <w:p>
+      <w:pPr>
+        <w:pStyle w:val="TDC2"/>
+        <w:tabs>
+          <w:tab w:val="right" w:leader="dot" w:pos="8771"/>
+        </w:tabs>
+        <w:rPr>
+          <w:rFonts w:eastAsiaTheme="minorEastAsia"/>
+          <w:b w:val="0"/>
+          <w:noProof/>
+          <w:kern w:val="2"/>
+          <w:sz w:val="24"/>
+          <w:szCs w:val="24"/>
+          <w:lang w:val="es-ES" w:eastAsia="es-ES"/>
+          <w14:ligatures w14:val="standardContextual"/>
+        </w:rPr>
+      </w:pPr>
+      <w:r>
+        <w:rPr>
+          <w:noProof/>
+        </w:rPr>
+        <w:t>Inicio de sesión y registro</w:t>
+      </w:r>
+      <w:r>
+        <w:rPr>
+          <w:noProof/>
+        </w:rPr>
+        <w:tab/>
+      </w:r>
+      <w:r>
+        <w:rPr>
+          <w:noProof/>
+        </w:rPr>
+        <w:fldChar w:fldCharType="begin"/>
+      </w:r>
+      <w:r>
+        <w:rPr>
+          <w:noProof/>
+        </w:rPr>
+        <w:instrText xml:space="preserve"> PAGEREF _Toc199157298 \h </w:instrText>
+      </w:r>
+      <w:r>
+        <w:rPr>
+          <w:noProof/>
+        </w:rPr>
+      </w:r>
+      <w:r>
+        <w:rPr>
+          <w:noProof/>
+        </w:rPr>
+        <w:fldChar w:fldCharType="separate"/>
+      </w:r>
+      <w:r>
+        <w:rPr>
+          <w:noProof/>
+        </w:rPr>
+        <w:t>29</w:t>
+      </w:r>
+      <w:r>
+        <w:rPr>
+          <w:noProof/>
+        </w:rPr>
+        <w:fldChar w:fldCharType="end"/>
+      </w:r>
+    </w:p>
+    <w:p>
+      <w:pPr>
+        <w:pStyle w:val="TDC2"/>
+        <w:tabs>
+          <w:tab w:val="right" w:leader="dot" w:pos="8771"/>
+        </w:tabs>
+        <w:rPr>
+          <w:rFonts w:eastAsiaTheme="minorEastAsia"/>
+          <w:b w:val="0"/>
+          <w:noProof/>
+          <w:kern w:val="2"/>
+          <w:sz w:val="24"/>
+          <w:szCs w:val="24"/>
+          <w:lang w:val="es-ES" w:eastAsia="es-ES"/>
+          <w14:ligatures w14:val="standardContextual"/>
+        </w:rPr>
+      </w:pPr>
+      <w:r>
+        <w:rPr>
+          <w:noProof/>
+        </w:rPr>
+        <w:t>Consulta de estadísticas</w:t>
+      </w:r>
+      <w:r>
+        <w:rPr>
+          <w:noProof/>
+        </w:rPr>
+        <w:tab/>
+      </w:r>
+      <w:r>
+        <w:rPr>
+          <w:noProof/>
+        </w:rPr>
+        <w:fldChar w:fldCharType="begin"/>
+      </w:r>
+      <w:r>
+        <w:rPr>
+          <w:noProof/>
+        </w:rPr>
+        <w:instrText xml:space="preserve"> PAGEREF _Toc199157299 \h </w:instrText>
+      </w:r>
+      <w:r>
+        <w:rPr>
+          <w:noProof/>
+        </w:rPr>
+      </w:r>
+      <w:r>
+        <w:rPr>
+          <w:noProof/>
+        </w:rPr>
+        <w:fldChar w:fldCharType="separate"/>
+      </w:r>
+      <w:r>
+        <w:rPr>
+          <w:noProof/>
+        </w:rPr>
+        <w:t>29</w:t>
+      </w:r>
+      <w:r>
+        <w:rPr>
+          <w:noProof/>
+        </w:rPr>
+        <w:fldChar w:fldCharType="end"/>
+      </w:r>
+    </w:p>
+    <w:p>
+      <w:pPr>
+        <w:pStyle w:val="TDC2"/>
+        <w:tabs>
+          <w:tab w:val="right" w:leader="dot" w:pos="8771"/>
+        </w:tabs>
+        <w:rPr>
+          <w:rFonts w:eastAsiaTheme="minorEastAsia"/>
+          <w:b w:val="0"/>
+          <w:noProof/>
+          <w:kern w:val="2"/>
+          <w:sz w:val="24"/>
+          <w:szCs w:val="24"/>
+          <w:lang w:val="es-ES" w:eastAsia="es-ES"/>
+          <w14:ligatures w14:val="standardContextual"/>
+        </w:rPr>
+      </w:pPr>
+      <w:r>
+        <w:rPr>
+          <w:noProof/>
+        </w:rPr>
+        <w:t>Visualización de enfrentamientos</w:t>
+      </w:r>
+      <w:r>
+        <w:rPr>
+          <w:noProof/>
+        </w:rPr>
+        <w:tab/>
+      </w:r>
+      <w:r>
+        <w:rPr>
+          <w:noProof/>
+        </w:rPr>
+        <w:fldChar w:fldCharType="begin"/>
+      </w:r>
+      <w:r>
+        <w:rPr>
+          <w:noProof/>
+        </w:rPr>
+        <w:instrText xml:space="preserve"> PAGEREF _Toc199157300 \h </w:instrText>
+      </w:r>
+      <w:r>
+        <w:rPr>
+          <w:noProof/>
+        </w:rPr>
+      </w:r>
+      <w:r>
+        <w:rPr>
+          <w:noProof/>
+        </w:rPr>
+        <w:fldChar w:fldCharType="separate"/>
+      </w:r>
+      <w:r>
+        <w:rPr>
+          <w:noProof/>
+        </w:rPr>
+        <w:t>29</w:t>
+      </w:r>
+      <w:r>
+        <w:rPr>
+          <w:noProof/>
+        </w:rPr>
+        <w:fldChar w:fldCharType="end"/>
+      </w:r>
+    </w:p>
+    <w:p>
+      <w:pPr>
+        <w:pStyle w:val="TDC2"/>
+        <w:tabs>
+          <w:tab w:val="right" w:leader="dot" w:pos="8771"/>
+        </w:tabs>
+        <w:rPr>
+          <w:rFonts w:eastAsiaTheme="minorEastAsia"/>
+          <w:b w:val="0"/>
+          <w:noProof/>
+          <w:kern w:val="2"/>
+          <w:sz w:val="24"/>
+          <w:szCs w:val="24"/>
+          <w:lang w:val="es-ES" w:eastAsia="es-ES"/>
+          <w14:ligatures w14:val="standardContextual"/>
+        </w:rPr>
+      </w:pPr>
+      <w:r>
+        <w:rPr>
+          <w:noProof/>
+        </w:rPr>
+        <w:t>Consulta de lesiones</w:t>
+      </w:r>
+      <w:r>
+        <w:rPr>
+          <w:noProof/>
+        </w:rPr>
+        <w:tab/>
+      </w:r>
+      <w:r>
+        <w:rPr>
+          <w:noProof/>
+        </w:rPr>
+        <w:fldChar w:fldCharType="begin"/>
+      </w:r>
+      <w:r>
+        <w:rPr>
+          <w:noProof/>
+        </w:rPr>
+        <w:instrText xml:space="preserve"> PAGEREF _Toc199157301 \h </w:instrText>
+      </w:r>
+      <w:r>
+        <w:rPr>
+          <w:noProof/>
+        </w:rPr>
+      </w:r>
+      <w:r>
+        <w:rPr>
+          <w:noProof/>
+        </w:rPr>
+        <w:fldChar w:fldCharType="separate"/>
+      </w:r>
+      <w:r>
+        <w:rPr>
+          <w:noProof/>
+        </w:rPr>
+        <w:t>30</w:t>
+      </w:r>
+      <w:r>
+        <w:rPr>
+          <w:noProof/>
+        </w:rPr>
+        <w:fldChar w:fldCharType="end"/>
+      </w:r>
+    </w:p>
+    <w:p>
+      <w:pPr>
+        <w:pStyle w:val="TDC2"/>
+        <w:tabs>
+          <w:tab w:val="right" w:leader="dot" w:pos="8771"/>
+        </w:tabs>
+        <w:rPr>
+          <w:rFonts w:eastAsiaTheme="minorEastAsia"/>
+          <w:b w:val="0"/>
+          <w:noProof/>
+          <w:kern w:val="2"/>
+          <w:sz w:val="24"/>
+          <w:szCs w:val="24"/>
+          <w:lang w:val="es-ES" w:eastAsia="es-ES"/>
+          <w14:ligatures w14:val="standardContextual"/>
+        </w:rPr>
+      </w:pPr>
+      <w:r>
+        <w:rPr>
+          <w:noProof/>
+        </w:rPr>
+        <w:t>Generación de predicciones</w:t>
+      </w:r>
+      <w:r>
+        <w:rPr>
+          <w:noProof/>
+        </w:rPr>
+        <w:tab/>
+      </w:r>
+      <w:r>
+        <w:rPr>
+          <w:noProof/>
+        </w:rPr>
+        <w:fldChar w:fldCharType="begin"/>
+      </w:r>
+      <w:r>
+        <w:rPr>
+          <w:noProof/>
+        </w:rPr>
+        <w:instrText xml:space="preserve"> PAGEREF _Toc199157302 \h </w:instrText>
+      </w:r>
+      <w:r>
+        <w:rPr>
+          <w:noProof/>
+        </w:rPr>
+      </w:r>
+      <w:r>
+        <w:rPr>
+          <w:noProof/>
+        </w:rPr>
+        <w:fldChar w:fldCharType="separate"/>
+      </w:r>
+      <w:r>
+        <w:rPr>
+          <w:noProof/>
+        </w:rPr>
+        <w:t>30</w:t>
+      </w:r>
+      <w:r>
+        <w:rPr>
+          <w:noProof/>
+        </w:rPr>
+        <w:fldChar w:fldCharType="end"/>
+      </w:r>
+    </w:p>
+    <w:p>
+      <w:pPr>
+        <w:pStyle w:val="TDC2"/>
+        <w:tabs>
+          <w:tab w:val="right" w:leader="dot" w:pos="8771"/>
+        </w:tabs>
+        <w:rPr>
+          <w:rFonts w:eastAsiaTheme="minorEastAsia"/>
+          <w:b w:val="0"/>
+          <w:noProof/>
+          <w:kern w:val="2"/>
+          <w:sz w:val="24"/>
+          <w:szCs w:val="24"/>
+          <w:lang w:val="es-ES" w:eastAsia="es-ES"/>
+          <w14:ligatures w14:val="standardContextual"/>
+        </w:rPr>
+      </w:pPr>
+      <w:r>
+        <w:rPr>
+          <w:noProof/>
+        </w:rPr>
+        <w:t>Gestión de lesiones (solo administradores)</w:t>
+      </w:r>
+      <w:r>
+        <w:rPr>
+          <w:noProof/>
+        </w:rPr>
+        <w:tab/>
+      </w:r>
+      <w:r>
+        <w:rPr>
+          <w:noProof/>
+        </w:rPr>
+        <w:fldChar w:fldCharType="begin"/>
+      </w:r>
+      <w:r>
+        <w:rPr>
+          <w:noProof/>
+        </w:rPr>
+        <w:instrText xml:space="preserve"> PAGEREF _Toc199157303 \h </w:instrText>
+      </w:r>
+      <w:r>
+        <w:rPr>
+          <w:noProof/>
+        </w:rPr>
+      </w:r>
+      <w:r>
+        <w:rPr>
+          <w:noProof/>
+        </w:rPr>
+        <w:fldChar w:fldCharType="separate"/>
+      </w:r>
+      <w:r>
+        <w:rPr>
+          <w:noProof/>
+        </w:rPr>
+        <w:t>30</w:t>
+      </w:r>
+      <w:r>
+        <w:rPr>
+          <w:noProof/>
+        </w:rPr>
+        <w:fldChar w:fldCharType="end"/>
+      </w:r>
+    </w:p>
+    <w:p>
+      <w:pPr>
+        <w:pStyle w:val="TDC1"/>
+        <w:tabs>
+          <w:tab w:val="right" w:leader="dot" w:pos="8771"/>
+        </w:tabs>
+        <w:rPr>
+          <w:rFonts w:eastAsiaTheme="minorEastAsia"/>
+          <w:b w:val="0"/>
+          <w:noProof/>
+          <w:kern w:val="2"/>
+          <w:lang w:val="es-ES" w:eastAsia="es-ES"/>
+          <w14:ligatures w14:val="standardContextual"/>
+        </w:rPr>
+      </w:pPr>
+      <w:r>
+        <w:rPr>
+          <w:noProof/>
+        </w:rPr>
+        <w:t>Manual de Instalación</w:t>
+      </w:r>
+      <w:r>
+        <w:rPr>
+          <w:noProof/>
+        </w:rPr>
+        <w:tab/>
+      </w:r>
+      <w:r>
+        <w:rPr>
+          <w:noProof/>
+        </w:rPr>
+        <w:fldChar w:fldCharType="begin"/>
+      </w:r>
+      <w:r>
+        <w:rPr>
+          <w:noProof/>
+        </w:rPr>
+        <w:instrText xml:space="preserve"> PAGEREF _Toc199157304 \h </w:instrText>
+      </w:r>
+      <w:r>
+        <w:rPr>
+          <w:noProof/>
+        </w:rPr>
+      </w:r>
+      <w:r>
+        <w:rPr>
+          <w:noProof/>
+        </w:rPr>
+        <w:fldChar w:fldCharType="separate"/>
+      </w:r>
+      <w:r>
+        <w:rPr>
+          <w:noProof/>
+        </w:rPr>
+        <w:t>31</w:t>
+      </w:r>
+      <w:r>
+        <w:rPr>
+          <w:noProof/>
+        </w:rPr>
+        <w:fldChar w:fldCharType="end"/>
+      </w:r>
+    </w:p>
+    <w:p>
+      <w:pPr>
+        <w:pStyle w:val="TDC2"/>
+        <w:tabs>
+          <w:tab w:val="right" w:leader="dot" w:pos="8771"/>
+        </w:tabs>
+        <w:rPr>
+          <w:rFonts w:eastAsiaTheme="minorEastAsia"/>
+          <w:b w:val="0"/>
+          <w:noProof/>
+          <w:kern w:val="2"/>
+          <w:sz w:val="24"/>
+          <w:szCs w:val="24"/>
+          <w:lang w:val="es-ES" w:eastAsia="es-ES"/>
+          <w14:ligatures w14:val="standardContextual"/>
+        </w:rPr>
+      </w:pPr>
+      <w:r>
+        <w:rPr>
+          <w:noProof/>
+        </w:rPr>
         <w:t>Requerimientos:</w:t>
       </w:r>
       <w:r>
@@ -4874,7 +4482,7 @@
         <w:rPr>
           <w:noProof/>
         </w:rPr>
-        <w:instrText xml:space="preserve"> PAGEREF _Toc197538675 \h </w:instrText>
+        <w:instrText xml:space="preserve"> PAGEREF _Toc199157305 \h </w:instrText>
       </w:r>
       <w:r>
         <w:rPr>
@@ -4891,7 +4499,7 @@
         <w:rPr>
           <w:noProof/>
         </w:rPr>
-        <w:t>15</w:t>
+        <w:t>31</w:t>
       </w:r>
       <w:r>
         <w:rPr>
@@ -4936,23 +4544,23 @@
       <w:pPr>
         <w:pStyle w:val="Capitulo"/>
       </w:pPr>
-      <w:bookmarkStart w:id="4" w:name="_Toc197538662"/>
-      <w:bookmarkStart w:id="5" w:name="_Toc434863401"/>
+      <w:bookmarkStart w:id="4" w:name="_Toc434863401"/>
+      <w:bookmarkStart w:id="5" w:name="_Toc199157257"/>
       <w:r>
         <w:t>Introducción</w:t>
       </w:r>
+      <w:bookmarkEnd w:id="5"/>
+    </w:p>
+    <w:p/>
+    <w:p>
+      <w:pPr>
+        <w:pStyle w:val="Subcapitulo"/>
+      </w:pPr>
+      <w:bookmarkStart w:id="6" w:name="_Toc199157258"/>
+      <w:r>
+        <w:t>1.1 Motivación</w:t>
+      </w:r>
       <w:bookmarkEnd w:id="4"/>
-    </w:p>
-    <w:p/>
-    <w:p>
-      <w:pPr>
-        <w:pStyle w:val="Subcapitulo"/>
-      </w:pPr>
-      <w:bookmarkStart w:id="6" w:name="_Toc197538663"/>
-      <w:r>
-        <w:t>1.1 Motivación</w:t>
-      </w:r>
-      <w:bookmarkEnd w:id="5"/>
       <w:bookmarkEnd w:id="6"/>
     </w:p>
     <w:p>
@@ -5114,7 +4722,7 @@
         <w:pStyle w:val="Subcapitulo"/>
       </w:pPr>
       <w:bookmarkStart w:id="7" w:name="_Toc434863402"/>
-      <w:bookmarkStart w:id="8" w:name="_Toc197538664"/>
+      <w:bookmarkStart w:id="8" w:name="_Toc199157259"/>
       <w:r>
         <w:lastRenderedPageBreak/>
         <w:t>1.2 Objetivos</w:t>
@@ -5445,7 +5053,7 @@
       <w:pPr>
         <w:pStyle w:val="Subcapitulo"/>
       </w:pPr>
-      <w:bookmarkStart w:id="9" w:name="_Toc197538665"/>
+      <w:bookmarkStart w:id="9" w:name="_Toc199157260"/>
       <w:r>
         <w:t>1.3 Antecedentes</w:t>
       </w:r>
@@ -5499,20 +5107,8 @@
           <w:iCs/>
           <w:lang w:val="es-ES"/>
         </w:rPr>
-        <w:t xml:space="preserve">NBA </w:t>
-      </w:r>
-      <w:proofErr w:type="spellStart"/>
-      <w:r>
-        <w:rPr>
-          <w:b/>
-          <w:bCs/>
-          <w:i/>
-          <w:iCs/>
-          <w:lang w:val="es-ES"/>
-        </w:rPr>
-        <w:t>Stats</w:t>
-      </w:r>
-      <w:proofErr w:type="spellEnd"/>
+        <w:t>NBA Stats</w:t>
+      </w:r>
       <w:r>
         <w:rPr>
           <w:lang w:val="es-ES"/>
@@ -5556,7 +5152,6 @@
           <w:lang w:val="es-ES"/>
         </w:rPr>
       </w:pPr>
-      <w:proofErr w:type="spellStart"/>
       <w:r>
         <w:rPr>
           <w:b/>
@@ -5565,18 +5160,7 @@
           <w:iCs/>
           <w:lang w:val="es-ES"/>
         </w:rPr>
-        <w:t>Basketball</w:t>
-      </w:r>
-      <w:proofErr w:type="spellEnd"/>
-      <w:r>
-        <w:rPr>
-          <w:b/>
-          <w:bCs/>
-          <w:i/>
-          <w:iCs/>
-          <w:lang w:val="es-ES"/>
-        </w:rPr>
-        <w:t xml:space="preserve"> Reference</w:t>
+        <w:t>Basketball Reference</w:t>
       </w:r>
       <w:r>
         <w:rPr>
@@ -5665,7 +5249,7 @@
         <w:pStyle w:val="Subcapitulo"/>
       </w:pPr>
       <w:bookmarkStart w:id="10" w:name="_Toc434863403"/>
-      <w:bookmarkStart w:id="11" w:name="_Toc197538666"/>
+      <w:bookmarkStart w:id="11" w:name="_Toc199157261"/>
       <w:r>
         <w:t>1.</w:t>
       </w:r>
@@ -5774,49 +5358,7 @@
         <w:rPr>
           <w:lang w:val="es-ES"/>
         </w:rPr>
-        <w:t xml:space="preserve">Se describen las tecnologías, lenguajes de programación, </w:t>
-      </w:r>
-      <w:proofErr w:type="spellStart"/>
-      <w:r>
-        <w:rPr>
-          <w:lang w:val="es-ES"/>
-        </w:rPr>
-        <w:t>frameworks</w:t>
-      </w:r>
-      <w:proofErr w:type="spellEnd"/>
-      <w:r>
-        <w:rPr>
-          <w:lang w:val="es-ES"/>
-        </w:rPr>
-        <w:t xml:space="preserve"> y herramientas empleadas tanto en el desarrollo del </w:t>
-      </w:r>
-      <w:proofErr w:type="spellStart"/>
-      <w:r>
-        <w:rPr>
-          <w:lang w:val="es-ES"/>
-        </w:rPr>
-        <w:t>backend</w:t>
-      </w:r>
-      <w:proofErr w:type="spellEnd"/>
-      <w:r>
-        <w:rPr>
-          <w:lang w:val="es-ES"/>
-        </w:rPr>
-        <w:t xml:space="preserve"> como del </w:t>
-      </w:r>
-      <w:proofErr w:type="spellStart"/>
-      <w:r>
-        <w:rPr>
-          <w:lang w:val="es-ES"/>
-        </w:rPr>
-        <w:t>frontend</w:t>
-      </w:r>
-      <w:proofErr w:type="spellEnd"/>
-      <w:r>
-        <w:rPr>
-          <w:lang w:val="es-ES"/>
-        </w:rPr>
-        <w:t xml:space="preserve"> de la aplicación. Asimismo, se detallan los entornos y recursos hardware y software requeridos.</w:t>
+        <w:t>Se describen las tecnologías, lenguajes de programación, frameworks y herramientas empleadas tanto en el desarrollo del backend como del frontend de la aplicación. Asimismo, se detallan los entornos y recursos hardware y software requeridos.</w:t>
       </w:r>
     </w:p>
     <w:p>
@@ -5895,35 +5437,7 @@
         <w:rPr>
           <w:lang w:val="es-ES"/>
         </w:rPr>
-        <w:t>Se expone la arquitectura general de la aplicación, el diseño de los componentes principales (</w:t>
-      </w:r>
-      <w:proofErr w:type="spellStart"/>
-      <w:r>
-        <w:rPr>
-          <w:lang w:val="es-ES"/>
-        </w:rPr>
-        <w:t>frontend</w:t>
-      </w:r>
-      <w:proofErr w:type="spellEnd"/>
-      <w:r>
-        <w:rPr>
-          <w:lang w:val="es-ES"/>
-        </w:rPr>
-        <w:t xml:space="preserve">, </w:t>
-      </w:r>
-      <w:proofErr w:type="spellStart"/>
-      <w:r>
-        <w:rPr>
-          <w:lang w:val="es-ES"/>
-        </w:rPr>
-        <w:t>backend</w:t>
-      </w:r>
-      <w:proofErr w:type="spellEnd"/>
-      <w:r>
-        <w:rPr>
-          <w:lang w:val="es-ES"/>
-        </w:rPr>
-        <w:t xml:space="preserve"> y base de datos) y las decisiones adoptadas para garantizar escalabilidad, mantenibilidad y eficiencia.</w:t>
+        <w:t>Se expone la arquitectura general de la aplicación, el diseño de los componentes principales (frontend, backend y base de datos) y las decisiones adoptadas para garantizar escalabilidad, mantenibilidad y eficiencia.</w:t>
       </w:r>
     </w:p>
     <w:p>
@@ -6131,7 +5645,7 @@
           <w:lang w:val="es-ES"/>
         </w:rPr>
       </w:pPr>
-      <w:bookmarkStart w:id="12" w:name="_Toc197538667"/>
+      <w:bookmarkStart w:id="12" w:name="_Toc199157262"/>
       <w:r>
         <w:rPr>
           <w:lang w:val="es-ES"/>
@@ -6151,7 +5665,7 @@
       <w:pPr>
         <w:pStyle w:val="Subcapitulo"/>
       </w:pPr>
-      <w:bookmarkStart w:id="13" w:name="_Toc197538668"/>
+      <w:bookmarkStart w:id="13" w:name="_Toc199157263"/>
       <w:r>
         <w:t xml:space="preserve">2.1 </w:t>
       </w:r>
@@ -6184,21 +5698,7 @@
         <w:rPr>
           <w:lang w:val="es-ES"/>
         </w:rPr>
-        <w:t xml:space="preserve">: Utilizado para el desarrollo del </w:t>
-      </w:r>
-      <w:proofErr w:type="spellStart"/>
-      <w:r>
-        <w:rPr>
-          <w:lang w:val="es-ES"/>
-        </w:rPr>
-        <w:t>backend</w:t>
-      </w:r>
-      <w:proofErr w:type="spellEnd"/>
-      <w:r>
-        <w:rPr>
-          <w:lang w:val="es-ES"/>
-        </w:rPr>
-        <w:t xml:space="preserve"> y de los algoritmos de predicción. Python es un lenguaje versátil, muy popular en el ámbito de la ciencia de datos y desarrollo web, gracias a su sencillez y a la gran cantidad de librerías disponibles.</w:t>
+        <w:t>: Utilizado para el desarrollo del backend y de los algoritmos de predicción. Python es un lenguaje versátil, muy popular en el ámbito de la ciencia de datos y desarrollo web, gracias a su sencillez y a la gran cantidad de librerías disponibles.</w:t>
       </w:r>
     </w:p>
     <w:p>
@@ -6225,21 +5725,7 @@
         <w:rPr>
           <w:lang w:val="es-ES"/>
         </w:rPr>
-        <w:t xml:space="preserve">: Utilizado en el </w:t>
-      </w:r>
-      <w:proofErr w:type="spellStart"/>
-      <w:r>
-        <w:rPr>
-          <w:lang w:val="es-ES"/>
-        </w:rPr>
-        <w:t>frontend</w:t>
-      </w:r>
-      <w:proofErr w:type="spellEnd"/>
-      <w:r>
-        <w:rPr>
-          <w:lang w:val="es-ES"/>
-        </w:rPr>
-        <w:t xml:space="preserve"> para la creación de interfaces dinámicas y reactivas, fundamental en la experiencia de usuario moderna.</w:t>
+        <w:t>: Utilizado en el frontend para la creación de interfaces dinámicas y reactivas, fundamental en la experiencia de usuario moderna.</w:t>
       </w:r>
     </w:p>
     <w:p>
@@ -6289,59 +5775,13 @@
           <w:bCs/>
           <w:lang w:val="es-ES"/>
         </w:rPr>
-        <w:t>CSS (</w:t>
-      </w:r>
-      <w:proofErr w:type="spellStart"/>
-      <w:r>
-        <w:rPr>
-          <w:b/>
-          <w:bCs/>
-          <w:lang w:val="es-ES"/>
-        </w:rPr>
-        <w:t>TailwindCSS</w:t>
-      </w:r>
-      <w:proofErr w:type="spellEnd"/>
-      <w:r>
-        <w:rPr>
-          <w:b/>
-          <w:bCs/>
-          <w:lang w:val="es-ES"/>
-        </w:rPr>
-        <w:t xml:space="preserve">): </w:t>
-      </w:r>
-      <w:r>
-        <w:rPr>
-          <w:lang w:val="es-ES"/>
-        </w:rPr>
-        <w:t xml:space="preserve">Aunque no es un lenguaje de programación como tal, CSS se emplea para definir el estilo visual de la aplicación. En este proyecto se ha utilizado </w:t>
-      </w:r>
-      <w:proofErr w:type="spellStart"/>
-      <w:r>
-        <w:rPr>
-          <w:lang w:val="es-ES"/>
-        </w:rPr>
-        <w:t>TailwindCSS</w:t>
-      </w:r>
-      <w:proofErr w:type="spellEnd"/>
-      <w:r>
-        <w:rPr>
-          <w:lang w:val="es-ES"/>
-        </w:rPr>
-        <w:t xml:space="preserve">, un </w:t>
-      </w:r>
-      <w:proofErr w:type="spellStart"/>
-      <w:r>
-        <w:rPr>
-          <w:lang w:val="es-ES"/>
-        </w:rPr>
-        <w:t>framework</w:t>
-      </w:r>
-      <w:proofErr w:type="spellEnd"/>
-      <w:r>
-        <w:rPr>
-          <w:lang w:val="es-ES"/>
-        </w:rPr>
-        <w:t xml:space="preserve"> de utilidades que permite aplicar estilos de forma rápida, coherente y modular mediante clases predefinidas.</w:t>
+        <w:t xml:space="preserve">CSS (TailwindCSS): </w:t>
+      </w:r>
+      <w:r>
+        <w:rPr>
+          <w:lang w:val="es-ES"/>
+        </w:rPr>
+        <w:t>Aunque no es un lenguaje de programación como tal, CSS se emplea para definir el estilo visual de la aplicación. En este proyecto se ha utilizado TailwindCSS, un framework de utilidades que permite aplicar estilos de forma rápida, coherente y modular mediante clases predefinidas.</w:t>
       </w:r>
     </w:p>
     <w:p>
@@ -6356,40 +5796,18 @@
       <w:pPr>
         <w:pStyle w:val="Subcapitulo"/>
       </w:pPr>
-      <w:bookmarkStart w:id="14" w:name="_Toc197538669"/>
+      <w:bookmarkStart w:id="14" w:name="_Toc199157264"/>
       <w:r>
         <w:rPr>
           <w:highlight w:val="yellow"/>
         </w:rPr>
         <w:lastRenderedPageBreak/>
-        <w:t xml:space="preserve">2.2 </w:t>
-      </w:r>
-      <w:proofErr w:type="spellStart"/>
-      <w:r>
-        <w:rPr>
-          <w:highlight w:val="yellow"/>
-        </w:rPr>
-        <w:t>Frameworks</w:t>
-      </w:r>
-      <w:proofErr w:type="spellEnd"/>
-      <w:r>
-        <w:rPr>
-          <w:highlight w:val="yellow"/>
-        </w:rPr>
-        <w:t xml:space="preserve"> y librerías</w:t>
+        <w:t>2.2 Frameworks y librerías</w:t>
+      </w:r>
+      <w:r>
+        <w:t xml:space="preserve"> (añadir modelos prediccion e IA)</w:t>
       </w:r>
       <w:bookmarkEnd w:id="14"/>
-      <w:r>
-        <w:t xml:space="preserve"> (añadir modelos </w:t>
-      </w:r>
-      <w:proofErr w:type="spellStart"/>
-      <w:r>
-        <w:t>prediccion</w:t>
-      </w:r>
-      <w:proofErr w:type="spellEnd"/>
-      <w:r>
-        <w:t xml:space="preserve"> e IA)</w:t>
-      </w:r>
     </w:p>
     <w:p>
       <w:pPr>
@@ -6405,65 +5823,19 @@
           <w:lang w:val="es-ES"/>
         </w:rPr>
       </w:pPr>
-      <w:proofErr w:type="spellStart"/>
       <w:r>
         <w:rPr>
           <w:b/>
           <w:bCs/>
           <w:lang w:val="es-ES"/>
         </w:rPr>
-        <w:t>Flask</w:t>
-      </w:r>
-      <w:proofErr w:type="spellEnd"/>
-      <w:r>
-        <w:rPr>
-          <w:b/>
-          <w:bCs/>
-          <w:lang w:val="es-ES"/>
-        </w:rPr>
-        <w:t xml:space="preserve">: </w:t>
-      </w:r>
-      <w:proofErr w:type="spellStart"/>
-      <w:r>
-        <w:rPr>
-          <w:lang w:val="es-ES"/>
-        </w:rPr>
-        <w:t>Microframework</w:t>
-      </w:r>
-      <w:proofErr w:type="spellEnd"/>
-      <w:r>
-        <w:rPr>
-          <w:lang w:val="es-ES"/>
-        </w:rPr>
-        <w:t xml:space="preserve"> de Python utilizado para el desarrollo del </w:t>
-      </w:r>
-      <w:proofErr w:type="spellStart"/>
-      <w:r>
-        <w:rPr>
-          <w:lang w:val="es-ES"/>
-        </w:rPr>
-        <w:t>backend</w:t>
-      </w:r>
-      <w:proofErr w:type="spellEnd"/>
-      <w:r>
-        <w:rPr>
-          <w:lang w:val="es-ES"/>
-        </w:rPr>
-        <w:t xml:space="preserve">. Permite crear aplicaciones web ligeras y escalables, ofreciendo herramientas para la construcción de </w:t>
-      </w:r>
-      <w:proofErr w:type="spellStart"/>
-      <w:r>
-        <w:rPr>
-          <w:lang w:val="es-ES"/>
-        </w:rPr>
-        <w:t>APIs</w:t>
-      </w:r>
-      <w:proofErr w:type="spellEnd"/>
-      <w:r>
-        <w:rPr>
-          <w:lang w:val="es-ES"/>
-        </w:rPr>
-        <w:t xml:space="preserve"> REST, gestión de rutas, middleware y manejo de errores de forma sencilla y eficiente.</w:t>
+        <w:t xml:space="preserve">Flask: </w:t>
+      </w:r>
+      <w:r>
+        <w:rPr>
+          <w:lang w:val="es-ES"/>
+        </w:rPr>
+        <w:t>Microframework de Python utilizado para el desarrollo del backend. Permite crear aplicaciones web ligeras y escalables, ofreciendo herramientas para la construcción de APIs REST, gestión de rutas, middleware y manejo de errores de forma sencilla y eficiente.</w:t>
       </w:r>
     </w:p>
     <w:p>
@@ -6480,43 +5852,19 @@
           <w:lang w:val="es-ES"/>
         </w:rPr>
       </w:pPr>
-      <w:proofErr w:type="spellStart"/>
       <w:r>
         <w:rPr>
           <w:b/>
           <w:bCs/>
           <w:lang w:val="es-ES"/>
         </w:rPr>
-        <w:t>React</w:t>
-      </w:r>
-      <w:proofErr w:type="spellEnd"/>
-      <w:r>
-        <w:rPr>
-          <w:b/>
-          <w:bCs/>
-          <w:lang w:val="es-ES"/>
-        </w:rPr>
-        <w:t xml:space="preserve">: </w:t>
-      </w:r>
-      <w:r>
-        <w:rPr>
-          <w:lang w:val="es-ES"/>
-        </w:rPr>
-        <w:t xml:space="preserve">Librería de JavaScript empleada en el desarrollo del </w:t>
-      </w:r>
-      <w:proofErr w:type="spellStart"/>
-      <w:r>
-        <w:rPr>
-          <w:lang w:val="es-ES"/>
-        </w:rPr>
-        <w:t>frontend</w:t>
-      </w:r>
-      <w:proofErr w:type="spellEnd"/>
-      <w:r>
-        <w:rPr>
-          <w:lang w:val="es-ES"/>
-        </w:rPr>
-        <w:t>. Facilita la construcción de interfaces de usuario mediante componentes reutilizables, mejora la gestión del estado de la aplicación y optimiza el rendimiento gracias a su DOM virtual.</w:t>
+        <w:t xml:space="preserve">React: </w:t>
+      </w:r>
+      <w:r>
+        <w:rPr>
+          <w:lang w:val="es-ES"/>
+        </w:rPr>
+        <w:t>Librería de JavaScript empleada en el desarrollo del frontend. Facilita la construcción de interfaces de usuario mediante componentes reutilizables, mejora la gestión del estado de la aplicación y optimiza el rendimiento gracias a su DOM virtual.</w:t>
       </w:r>
     </w:p>
     <w:p>
@@ -6533,57 +5881,19 @@
           <w:lang w:val="es-ES"/>
         </w:rPr>
       </w:pPr>
-      <w:proofErr w:type="spellStart"/>
       <w:r>
         <w:rPr>
           <w:b/>
           <w:bCs/>
           <w:lang w:val="es-ES"/>
         </w:rPr>
-        <w:t>SQLAlchemy</w:t>
-      </w:r>
-      <w:proofErr w:type="spellEnd"/>
-      <w:r>
-        <w:rPr>
-          <w:b/>
-          <w:bCs/>
-          <w:lang w:val="es-ES"/>
-        </w:rPr>
-        <w:t xml:space="preserve">: </w:t>
-      </w:r>
-      <w:r>
-        <w:rPr>
-          <w:lang w:val="es-ES"/>
-        </w:rPr>
-        <w:t>ORM (</w:t>
-      </w:r>
-      <w:proofErr w:type="spellStart"/>
-      <w:r>
-        <w:rPr>
-          <w:lang w:val="es-ES"/>
-        </w:rPr>
-        <w:t>Object-Relational</w:t>
-      </w:r>
-      <w:proofErr w:type="spellEnd"/>
-      <w:r>
-        <w:rPr>
-          <w:lang w:val="es-ES"/>
-        </w:rPr>
-        <w:t xml:space="preserve"> </w:t>
-      </w:r>
-      <w:proofErr w:type="spellStart"/>
-      <w:r>
-        <w:rPr>
-          <w:lang w:val="es-ES"/>
-        </w:rPr>
-        <w:t>Mapping</w:t>
-      </w:r>
-      <w:proofErr w:type="spellEnd"/>
-      <w:r>
-        <w:rPr>
-          <w:lang w:val="es-ES"/>
-        </w:rPr>
-        <w:t>) de Python utilizado para definir y manipular las entidades del sistema mediante objetos, evitando la necesidad de escribir directamente sentencias SQL y facilitando la portabilidad entre bases de datos.</w:t>
+        <w:t xml:space="preserve">SQLAlchemy: </w:t>
+      </w:r>
+      <w:r>
+        <w:rPr>
+          <w:lang w:val="es-ES"/>
+        </w:rPr>
+        <w:t>ORM (Object-Relational Mapping) de Python utilizado para definir y manipular las entidades del sistema mediante objetos, evitando la necesidad de escribir directamente sentencias SQL y facilitando la portabilidad entre bases de datos.</w:t>
       </w:r>
     </w:p>
     <w:p>
@@ -6600,75 +5910,19 @@
           <w:lang w:val="es-ES"/>
         </w:rPr>
       </w:pPr>
-      <w:proofErr w:type="spellStart"/>
       <w:r>
         <w:rPr>
           <w:b/>
           <w:bCs/>
           <w:lang w:val="es-ES"/>
         </w:rPr>
-        <w:t>React</w:t>
-      </w:r>
-      <w:proofErr w:type="spellEnd"/>
-      <w:r>
-        <w:rPr>
-          <w:b/>
-          <w:bCs/>
-          <w:lang w:val="es-ES"/>
-        </w:rPr>
-        <w:t xml:space="preserve"> </w:t>
-      </w:r>
-      <w:proofErr w:type="spellStart"/>
-      <w:r>
-        <w:rPr>
-          <w:b/>
-          <w:bCs/>
-          <w:lang w:val="es-ES"/>
-        </w:rPr>
-        <w:t>Query</w:t>
-      </w:r>
-      <w:proofErr w:type="spellEnd"/>
-      <w:r>
-        <w:rPr>
-          <w:b/>
-          <w:bCs/>
-          <w:lang w:val="es-ES"/>
-        </w:rPr>
-        <w:t xml:space="preserve">: </w:t>
-      </w:r>
-      <w:r>
-        <w:rPr>
-          <w:lang w:val="es-ES"/>
-        </w:rPr>
-        <w:t xml:space="preserve">Librería utilizada en el </w:t>
-      </w:r>
-      <w:proofErr w:type="spellStart"/>
-      <w:r>
-        <w:rPr>
-          <w:lang w:val="es-ES"/>
-        </w:rPr>
-        <w:t>frontend</w:t>
-      </w:r>
-      <w:proofErr w:type="spellEnd"/>
-      <w:r>
-        <w:rPr>
-          <w:lang w:val="es-ES"/>
-        </w:rPr>
-        <w:t xml:space="preserve"> para la gestión eficiente del estado de las peticiones HTTP. Automatiza el almacenamiento en caché, la revalidación de datos y la sincronización con el </w:t>
-      </w:r>
-      <w:proofErr w:type="spellStart"/>
-      <w:r>
-        <w:rPr>
-          <w:lang w:val="es-ES"/>
-        </w:rPr>
-        <w:t>backend</w:t>
-      </w:r>
-      <w:proofErr w:type="spellEnd"/>
-      <w:r>
-        <w:rPr>
-          <w:lang w:val="es-ES"/>
-        </w:rPr>
-        <w:t>.</w:t>
+        <w:t xml:space="preserve">React Query: </w:t>
+      </w:r>
+      <w:r>
+        <w:rPr>
+          <w:lang w:val="es-ES"/>
+        </w:rPr>
+        <w:t>Librería utilizada en el frontend para la gestión eficiente del estado de las peticiones HTTP. Automatiza el almacenamiento en caché, la revalidación de datos y la sincronización con el backend.</w:t>
       </w:r>
     </w:p>
     <w:p>
@@ -6685,23 +5939,13 @@
           <w:lang w:val="es-ES"/>
         </w:rPr>
       </w:pPr>
-      <w:proofErr w:type="spellStart"/>
       <w:r>
         <w:rPr>
           <w:b/>
           <w:bCs/>
           <w:lang w:val="es-ES"/>
         </w:rPr>
-        <w:t>TailwindCSS</w:t>
-      </w:r>
-      <w:proofErr w:type="spellEnd"/>
-      <w:r>
-        <w:rPr>
-          <w:b/>
-          <w:bCs/>
-          <w:lang w:val="es-ES"/>
-        </w:rPr>
-        <w:t xml:space="preserve">: </w:t>
+        <w:t xml:space="preserve">TailwindCSS: </w:t>
       </w:r>
       <w:r>
         <w:rPr>
@@ -6730,25 +5974,7 @@
           <w:bCs/>
           <w:lang w:val="es-ES"/>
         </w:rPr>
-        <w:t xml:space="preserve">Pandas y </w:t>
-      </w:r>
-      <w:proofErr w:type="spellStart"/>
-      <w:r>
-        <w:rPr>
-          <w:b/>
-          <w:bCs/>
-          <w:lang w:val="es-ES"/>
-        </w:rPr>
-        <w:t>NumPy</w:t>
-      </w:r>
-      <w:proofErr w:type="spellEnd"/>
-      <w:r>
-        <w:rPr>
-          <w:b/>
-          <w:bCs/>
-          <w:lang w:val="es-ES"/>
-        </w:rPr>
-        <w:t xml:space="preserve">: </w:t>
+        <w:t xml:space="preserve">Pandas y NumPy: </w:t>
       </w:r>
       <w:r>
         <w:rPr>
@@ -6796,7 +6022,7 @@
       <w:pPr>
         <w:pStyle w:val="Subcapitulo"/>
       </w:pPr>
-      <w:bookmarkStart w:id="15" w:name="_Toc197538670"/>
+      <w:bookmarkStart w:id="15" w:name="_Toc199157265"/>
       <w:r>
         <w:t>2.3. Bases de datos</w:t>
       </w:r>
@@ -6860,7 +6086,7 @@
       <w:pPr>
         <w:pStyle w:val="Subcapitulo"/>
       </w:pPr>
-      <w:bookmarkStart w:id="16" w:name="_Toc197538671"/>
+      <w:bookmarkStart w:id="16" w:name="_Toc199157266"/>
       <w:r>
         <w:t>2.4. Entornos de desarrollo y despliegue</w:t>
       </w:r>
@@ -6884,51 +6110,13 @@
           <w:bCs/>
           <w:lang w:val="es-ES"/>
         </w:rPr>
-        <w:t xml:space="preserve">Visual Studio </w:t>
-      </w:r>
-      <w:proofErr w:type="spellStart"/>
-      <w:r>
-        <w:rPr>
-          <w:b/>
-          <w:bCs/>
-          <w:lang w:val="es-ES"/>
-        </w:rPr>
-        <w:t>Code</w:t>
-      </w:r>
-      <w:proofErr w:type="spellEnd"/>
-      <w:r>
-        <w:rPr>
-          <w:lang w:val="es-ES"/>
-        </w:rPr>
-        <w:t xml:space="preserve">: Entorno de desarrollo empleado para la escritura, depuración y organización del código fuente del proyecto, tanto en el </w:t>
-      </w:r>
-      <w:proofErr w:type="spellStart"/>
-      <w:r>
-        <w:rPr>
-          <w:lang w:val="es-ES"/>
-        </w:rPr>
-        <w:t>backend</w:t>
-      </w:r>
-      <w:proofErr w:type="spellEnd"/>
-      <w:r>
-        <w:rPr>
-          <w:lang w:val="es-ES"/>
-        </w:rPr>
-        <w:t xml:space="preserve"> como en el </w:t>
-      </w:r>
-      <w:proofErr w:type="spellStart"/>
-      <w:r>
-        <w:rPr>
-          <w:lang w:val="es-ES"/>
-        </w:rPr>
-        <w:t>frontend</w:t>
-      </w:r>
-      <w:proofErr w:type="spellEnd"/>
-      <w:r>
-        <w:rPr>
-          <w:lang w:val="es-ES"/>
-        </w:rPr>
-        <w:t>.</w:t>
+        <w:t>Visual Studio Code</w:t>
+      </w:r>
+      <w:r>
+        <w:rPr>
+          <w:lang w:val="es-ES"/>
+        </w:rPr>
+        <w:t>: Entorno de desarrollo empleado para la escritura, depuración y organización del código fuente del proyecto, tanto en el backend como en el frontend.</w:t>
       </w:r>
     </w:p>
     <w:p>
@@ -6943,7 +6131,6 @@
           <w:lang w:val="es-ES"/>
         </w:rPr>
       </w:pPr>
-      <w:proofErr w:type="spellStart"/>
       <w:r>
         <w:rPr>
           <w:b/>
@@ -6952,40 +6139,11 @@
         </w:rPr>
         <w:t>Postman</w:t>
       </w:r>
-      <w:proofErr w:type="spellEnd"/>
-      <w:r>
-        <w:rPr>
-          <w:lang w:val="es-ES"/>
-        </w:rPr>
-        <w:t xml:space="preserve">: Herramienta utilizada para la realización de pruebas sobre las </w:t>
-      </w:r>
-      <w:proofErr w:type="spellStart"/>
-      <w:r>
-        <w:rPr>
-          <w:lang w:val="es-ES"/>
-        </w:rPr>
-        <w:t>APIs</w:t>
-      </w:r>
-      <w:proofErr w:type="spellEnd"/>
-      <w:r>
-        <w:rPr>
-          <w:lang w:val="es-ES"/>
-        </w:rPr>
-        <w:t xml:space="preserve"> desarrolladas en </w:t>
-      </w:r>
-      <w:proofErr w:type="spellStart"/>
-      <w:r>
-        <w:rPr>
-          <w:lang w:val="es-ES"/>
-        </w:rPr>
-        <w:t>Flask</w:t>
-      </w:r>
-      <w:proofErr w:type="spellEnd"/>
-      <w:r>
-        <w:rPr>
-          <w:lang w:val="es-ES"/>
-        </w:rPr>
-        <w:t>, permitiendo verificar la corrección de las rutas y respuestas generadas.</w:t>
+      <w:r>
+        <w:rPr>
+          <w:lang w:val="es-ES"/>
+        </w:rPr>
+        <w:t>: Herramienta utilizada para la realización de pruebas sobre las APIs desarrolladas en Flask, permitiendo verificar la corrección de las rutas y respuestas generadas.</w:t>
       </w:r>
     </w:p>
     <w:p>
@@ -7034,7 +6192,7 @@
       <w:pPr>
         <w:pStyle w:val="Subcapitulo"/>
       </w:pPr>
-      <w:bookmarkStart w:id="17" w:name="_Toc197538672"/>
+      <w:bookmarkStart w:id="17" w:name="_Toc199157267"/>
       <w:r>
         <w:rPr>
           <w:highlight w:val="yellow"/>
@@ -7097,9 +6255,11 @@
       <w:pPr>
         <w:pStyle w:val="Capitulo"/>
       </w:pPr>
+      <w:bookmarkStart w:id="18" w:name="_Toc199157268"/>
       <w:r>
         <w:t>Especificación y Análisis</w:t>
       </w:r>
+      <w:bookmarkEnd w:id="18"/>
     </w:p>
     <w:p>
       <w:pPr>
@@ -7112,9 +6272,11 @@
       <w:pPr>
         <w:pStyle w:val="Subcapitulo"/>
       </w:pPr>
+      <w:bookmarkStart w:id="19" w:name="_Toc199157269"/>
       <w:r>
         <w:t>3.1. Requisitos funcionales</w:t>
       </w:r>
+      <w:bookmarkEnd w:id="19"/>
     </w:p>
     <w:p>
       <w:pPr>
@@ -7274,10 +6436,12 @@
       <w:pPr>
         <w:pStyle w:val="Subcapitulo"/>
       </w:pPr>
+      <w:bookmarkStart w:id="20" w:name="_Toc199157270"/>
       <w:r>
         <w:lastRenderedPageBreak/>
         <w:t>3.2. Requisitos no funcionales</w:t>
       </w:r>
+      <w:bookmarkEnd w:id="20"/>
     </w:p>
     <w:p>
       <w:pPr>
@@ -7412,9 +6576,11 @@
       <w:pPr>
         <w:pStyle w:val="Subcapitulo"/>
       </w:pPr>
+      <w:bookmarkStart w:id="21" w:name="_Toc199157271"/>
       <w:r>
         <w:t>3.3. Casos de uso</w:t>
       </w:r>
+      <w:bookmarkEnd w:id="21"/>
     </w:p>
     <w:p>
       <w:pPr>
@@ -7566,9 +6732,11 @@
       <w:pPr>
         <w:pStyle w:val="Subcapitulo"/>
       </w:pPr>
+      <w:bookmarkStart w:id="22" w:name="_Toc199157272"/>
       <w:r>
         <w:t>3.4. Modelo de datos</w:t>
       </w:r>
+      <w:bookmarkEnd w:id="22"/>
     </w:p>
     <w:p>
       <w:pPr>
@@ -7629,21 +6797,7 @@
         <w:rPr>
           <w:lang w:val="es-ES"/>
         </w:rPr>
-        <w:t>: Representa a cada franquicia de la NBA. Contiene atributos como el identificador (</w:t>
-      </w:r>
-      <w:proofErr w:type="spellStart"/>
-      <w:r>
-        <w:rPr>
-          <w:lang w:val="es-ES"/>
-        </w:rPr>
-        <w:t>id_equipo</w:t>
-      </w:r>
-      <w:proofErr w:type="spellEnd"/>
-      <w:r>
-        <w:rPr>
-          <w:lang w:val="es-ES"/>
-        </w:rPr>
-        <w:t>), nombre, conferencia y división.</w:t>
+        <w:t>: Representa a cada franquicia de la NBA. Contiene atributos como el identificador (id_equipo), nombre, conferencia y división.</w:t>
       </w:r>
     </w:p>
     <w:p>
@@ -7712,7 +6866,6 @@
           <w:lang w:val="es-ES"/>
         </w:rPr>
       </w:pPr>
-      <w:proofErr w:type="spellStart"/>
       <w:r>
         <w:rPr>
           <w:b/>
@@ -7721,7 +6874,6 @@
         </w:rPr>
         <w:t>Jugador_Partido</w:t>
       </w:r>
-      <w:proofErr w:type="spellEnd"/>
       <w:r>
         <w:rPr>
           <w:lang w:val="es-ES"/>
@@ -7741,7 +6893,6 @@
           <w:lang w:val="es-ES"/>
         </w:rPr>
       </w:pPr>
-      <w:proofErr w:type="spellStart"/>
       <w:r>
         <w:rPr>
           <w:b/>
@@ -7750,7 +6901,6 @@
         </w:rPr>
         <w:t>Contexto_Partido</w:t>
       </w:r>
-      <w:proofErr w:type="spellEnd"/>
       <w:r>
         <w:rPr>
           <w:lang w:val="es-ES"/>
@@ -7770,7 +6920,6 @@
           <w:lang w:val="es-ES"/>
         </w:rPr>
       </w:pPr>
-      <w:proofErr w:type="spellStart"/>
       <w:r>
         <w:rPr>
           <w:b/>
@@ -7779,7 +6928,6 @@
         </w:rPr>
         <w:t>Lesiones_Jugador</w:t>
       </w:r>
-      <w:proofErr w:type="spellEnd"/>
       <w:r>
         <w:rPr>
           <w:lang w:val="es-ES"/>
@@ -7811,7 +6959,6 @@
           <w:lang w:val="es-ES"/>
         </w:rPr>
       </w:pPr>
-      <w:proofErr w:type="spellStart"/>
       <w:r>
         <w:rPr>
           <w:b/>
@@ -7820,7 +6967,6 @@
         </w:rPr>
         <w:t>Historial_Enfrentamientos</w:t>
       </w:r>
-      <w:proofErr w:type="spellEnd"/>
       <w:r>
         <w:rPr>
           <w:lang w:val="es-ES"/>
@@ -7852,63 +6998,7 @@
         <w:rPr>
           <w:lang w:val="es-ES"/>
         </w:rPr>
-        <w:t>: Estas tablas (</w:t>
-      </w:r>
-      <w:proofErr w:type="spellStart"/>
-      <w:r>
-        <w:rPr>
-          <w:lang w:val="es-ES"/>
-        </w:rPr>
-        <w:t>estadisticas_avanzadas_jugador</w:t>
-      </w:r>
-      <w:proofErr w:type="spellEnd"/>
-      <w:r>
-        <w:rPr>
-          <w:lang w:val="es-ES"/>
-        </w:rPr>
-        <w:t xml:space="preserve"> y </w:t>
-      </w:r>
-      <w:proofErr w:type="spellStart"/>
-      <w:r>
-        <w:rPr>
-          <w:lang w:val="es-ES"/>
-        </w:rPr>
-        <w:t>estadisticas_avanzadas_equipo</w:t>
-      </w:r>
-      <w:proofErr w:type="spellEnd"/>
-      <w:r>
-        <w:rPr>
-          <w:lang w:val="es-ES"/>
-        </w:rPr>
-        <w:t xml:space="preserve">) almacenan valores derivados de análisis estadístico, como porcentaje de uso, eficiencia, </w:t>
-      </w:r>
-      <w:proofErr w:type="spellStart"/>
-      <w:r>
-        <w:rPr>
-          <w:lang w:val="es-ES"/>
-        </w:rPr>
-        <w:t>win</w:t>
-      </w:r>
-      <w:proofErr w:type="spellEnd"/>
-      <w:r>
-        <w:rPr>
-          <w:lang w:val="es-ES"/>
-        </w:rPr>
-        <w:t xml:space="preserve"> shares, box plus-</w:t>
-      </w:r>
-      <w:proofErr w:type="spellStart"/>
-      <w:r>
-        <w:rPr>
-          <w:lang w:val="es-ES"/>
-        </w:rPr>
-        <w:t>minus</w:t>
-      </w:r>
-      <w:proofErr w:type="spellEnd"/>
-      <w:r>
-        <w:rPr>
-          <w:lang w:val="es-ES"/>
-        </w:rPr>
-        <w:t>, entre otros. Estas métricas permiten enriquecer el modelo de predicción y facilitar el análisis profundo del rendimiento.</w:t>
+        <w:t>: Estas tablas (estadisticas_avanzadas_jugador y estadisticas_avanzadas_equipo) almacenan valores derivados de análisis estadístico, como porcentaje de uso, eficiencia, win shares, box plus-minus, entre otros. Estas métricas permiten enriquecer el modelo de predicción y facilitar el análisis profundo del rendimiento.</w:t>
       </w:r>
     </w:p>
     <w:p>
@@ -8026,9 +7116,11 @@
       <w:pPr>
         <w:pStyle w:val="Subcapitulo"/>
       </w:pPr>
+      <w:bookmarkStart w:id="23" w:name="_Toc199157273"/>
       <w:r>
         <w:t>3.5. Evolución del modelo de datos</w:t>
       </w:r>
+      <w:bookmarkEnd w:id="23"/>
     </w:p>
     <w:p>
       <w:pPr>
@@ -8060,6 +7152,7 @@
           <w:lang w:val="es-ES"/>
         </w:rPr>
       </w:pPr>
+      <w:bookmarkStart w:id="24" w:name="_Toc199157274"/>
       <w:r>
         <w:rPr>
           <w:lang w:val="es-ES"/>
@@ -8072,6 +7165,7 @@
         </w:rPr>
         <w:t>:</w:t>
       </w:r>
+      <w:bookmarkEnd w:id="24"/>
     </w:p>
     <w:p>
       <w:pPr>
@@ -8084,63 +7178,7 @@
         <w:rPr>
           <w:lang w:val="es-ES"/>
         </w:rPr>
-        <w:t xml:space="preserve">La primera versión del modelo incorporaba las entidades esenciales para registrar estadísticas de los partidos: Jugador, Equipo, </w:t>
-      </w:r>
-      <w:proofErr w:type="spellStart"/>
-      <w:r>
-        <w:rPr>
-          <w:lang w:val="es-ES"/>
-        </w:rPr>
-        <w:t>Jugador_Partido</w:t>
-      </w:r>
-      <w:proofErr w:type="spellEnd"/>
-      <w:r>
-        <w:rPr>
-          <w:lang w:val="es-ES"/>
-        </w:rPr>
-        <w:t xml:space="preserve">, Enfrentamiento, </w:t>
-      </w:r>
-      <w:proofErr w:type="spellStart"/>
-      <w:r>
-        <w:rPr>
-          <w:lang w:val="es-ES"/>
-        </w:rPr>
-        <w:t>Contexto_Partido</w:t>
-      </w:r>
-      <w:proofErr w:type="spellEnd"/>
-      <w:r>
-        <w:rPr>
-          <w:lang w:val="es-ES"/>
-        </w:rPr>
-        <w:t xml:space="preserve">, </w:t>
-      </w:r>
-      <w:proofErr w:type="spellStart"/>
-      <w:r>
-        <w:rPr>
-          <w:lang w:val="es-ES"/>
-        </w:rPr>
-        <w:t>Historial_Enfrentamientos</w:t>
-      </w:r>
-      <w:proofErr w:type="spellEnd"/>
-      <w:r>
-        <w:rPr>
-          <w:lang w:val="es-ES"/>
-        </w:rPr>
-        <w:t xml:space="preserve"> y </w:t>
-      </w:r>
-      <w:proofErr w:type="spellStart"/>
-      <w:r>
-        <w:rPr>
-          <w:lang w:val="es-ES"/>
-        </w:rPr>
-        <w:t>Lesiones_Jugador</w:t>
-      </w:r>
-      <w:proofErr w:type="spellEnd"/>
-      <w:r>
-        <w:rPr>
-          <w:lang w:val="es-ES"/>
-        </w:rPr>
-        <w:t>. Esta estructura permitía almacenar datos fundamentales como los resultados de los encuentros, los minutos jugados por cada jugador y las incidencias por lesión. No obstante, presentaba limitaciones para el análisis estadístico avanzado y generaba una carga significativa en consultas agregadas complejas.</w:t>
+        <w:t>La primera versión del modelo incorporaba las entidades esenciales para registrar estadísticas de los partidos: Jugador, Equipo, Jugador_Partido, Enfrentamiento, Contexto_Partido, Historial_Enfrentamientos y Lesiones_Jugador. Esta estructura permitía almacenar datos fundamentales como los resultados de los encuentros, los minutos jugados por cada jugador y las incidencias por lesión. No obstante, presentaba limitaciones para el análisis estadístico avanzado y generaba una carga significativa en consultas agregadas complejas.</w:t>
       </w:r>
     </w:p>
     <w:p>
@@ -8159,12 +7197,14 @@
           <w:lang w:val="es-ES"/>
         </w:rPr>
       </w:pPr>
+      <w:bookmarkStart w:id="25" w:name="_Toc199157275"/>
       <w:r>
         <w:rPr>
           <w:lang w:val="es-ES"/>
         </w:rPr>
         <w:t>Versión 0.2 – Introducción de vistas para estadísticas</w:t>
       </w:r>
+      <w:bookmarkEnd w:id="25"/>
     </w:p>
     <w:p>
       <w:pPr>
@@ -8177,49 +7217,7 @@
         <w:rPr>
           <w:lang w:val="es-ES"/>
         </w:rPr>
-        <w:t xml:space="preserve">En la segunda iteración se introdujeron las </w:t>
-      </w:r>
-      <w:proofErr w:type="gramStart"/>
-      <w:r>
-        <w:rPr>
-          <w:lang w:val="es-ES"/>
-        </w:rPr>
-        <w:t xml:space="preserve">vistas </w:t>
-      </w:r>
-      <w:proofErr w:type="spellStart"/>
-      <w:r>
-        <w:rPr>
-          <w:lang w:val="es-ES"/>
-        </w:rPr>
-        <w:t>vista</w:t>
-      </w:r>
-      <w:proofErr w:type="gramEnd"/>
-      <w:r>
-        <w:rPr>
-          <w:lang w:val="es-ES"/>
-        </w:rPr>
-        <w:t>_estadisticas_jugador</w:t>
-      </w:r>
-      <w:proofErr w:type="spellEnd"/>
-      <w:r>
-        <w:rPr>
-          <w:lang w:val="es-ES"/>
-        </w:rPr>
-        <w:t xml:space="preserve"> y </w:t>
-      </w:r>
-      <w:proofErr w:type="spellStart"/>
-      <w:r>
-        <w:rPr>
-          <w:lang w:val="es-ES"/>
-        </w:rPr>
-        <w:t>vista_equipo_partido</w:t>
-      </w:r>
-      <w:proofErr w:type="spellEnd"/>
-      <w:r>
-        <w:rPr>
-          <w:lang w:val="es-ES"/>
-        </w:rPr>
-        <w:t>, diseñadas para facilitar el cálculo de estadísticas agregadas por</w:t>
+        <w:t>En la segunda iteración se introdujeron las vistas vista_estadisticas_jugador y vista_equipo_partido, diseñadas para facilitar el cálculo de estadísticas agregadas por</w:t>
       </w:r>
       <w:r>
         <w:rPr>
@@ -8246,35 +7244,7 @@
         <w:rPr>
           <w:lang w:val="es-ES"/>
         </w:rPr>
-        <w:t xml:space="preserve">En paralelo, la tabla </w:t>
-      </w:r>
-      <w:proofErr w:type="spellStart"/>
-      <w:r>
-        <w:rPr>
-          <w:lang w:val="es-ES"/>
-        </w:rPr>
-        <w:t>Jugador_Partido</w:t>
-      </w:r>
-      <w:proofErr w:type="spellEnd"/>
-      <w:r>
-        <w:rPr>
-          <w:lang w:val="es-ES"/>
-        </w:rPr>
-        <w:t xml:space="preserve"> fue ampliada. Inicialmente se limitaba a estadísticas básicas (puntos, rebotes, asistencias), pero se incorporaron nuevas métricas como porcentajes de tiro, pérdidas de balón, faltas, y estadísticas avanzadas como </w:t>
-      </w:r>
-      <w:proofErr w:type="spellStart"/>
-      <w:r>
-        <w:rPr>
-          <w:lang w:val="es-ES"/>
-        </w:rPr>
-        <w:t>win</w:t>
-      </w:r>
-      <w:proofErr w:type="spellEnd"/>
-      <w:r>
-        <w:rPr>
-          <w:lang w:val="es-ES"/>
-        </w:rPr>
-        <w:t xml:space="preserve"> shares, rating ofensivo/defensivo y uso porcentual, con el objetivo de enriquecer el modelo predictivo.</w:t>
+        <w:t>En paralelo, la tabla Jugador_Partido fue ampliada. Inicialmente se limitaba a estadísticas básicas (puntos, rebotes, asistencias), pero se incorporaron nuevas métricas como porcentajes de tiro, pérdidas de balón, faltas, y estadísticas avanzadas como win shares, rating ofensivo/defensivo y uso porcentual, con el objetivo de enriquecer el modelo predictivo.</w:t>
       </w:r>
     </w:p>
     <w:p>
@@ -8293,6 +7263,7 @@
           <w:lang w:val="es-ES"/>
         </w:rPr>
       </w:pPr>
+      <w:bookmarkStart w:id="26" w:name="_Toc199157276"/>
       <w:r>
         <w:rPr>
           <w:lang w:val="es-ES"/>
@@ -8303,16 +7274,9 @@
         <w:rPr>
           <w:lang w:val="es-ES"/>
         </w:rPr>
-        <w:t xml:space="preserve">Ajuste de la tabla </w:t>
-      </w:r>
-      <w:proofErr w:type="spellStart"/>
-      <w:r>
-        <w:rPr>
-          <w:lang w:val="es-ES"/>
-        </w:rPr>
-        <w:t>Jugador_Partido</w:t>
-      </w:r>
-      <w:proofErr w:type="spellEnd"/>
+        <w:t>Ajuste de la tabla Jugador_Partido</w:t>
+      </w:r>
+      <w:bookmarkEnd w:id="26"/>
     </w:p>
     <w:p>
       <w:pPr>
@@ -8325,63 +7289,7 @@
         <w:rPr>
           <w:lang w:val="es-ES"/>
         </w:rPr>
-        <w:t xml:space="preserve">Durante esta fase se detectó que ciertos datos avanzados no podían mantenerse de forma estática en la tabla </w:t>
-      </w:r>
-      <w:proofErr w:type="spellStart"/>
-      <w:r>
-        <w:rPr>
-          <w:lang w:val="es-ES"/>
-        </w:rPr>
-        <w:t>Jugador_Partido</w:t>
-      </w:r>
-      <w:proofErr w:type="spellEnd"/>
-      <w:r>
-        <w:rPr>
-          <w:lang w:val="es-ES"/>
-        </w:rPr>
-        <w:t xml:space="preserve">, especialmente al no estar disponibles directamente desde la API utilizada. Por este motivo, se optó por eliminar de dicha tabla los campos relacionados con eficiencia, ratings, </w:t>
-      </w:r>
-      <w:proofErr w:type="spellStart"/>
-      <w:r>
-        <w:rPr>
-          <w:lang w:val="es-ES"/>
-        </w:rPr>
-        <w:t>win</w:t>
-      </w:r>
-      <w:proofErr w:type="spellEnd"/>
-      <w:r>
-        <w:rPr>
-          <w:lang w:val="es-ES"/>
-        </w:rPr>
-        <w:t xml:space="preserve"> share y </w:t>
-      </w:r>
-      <w:proofErr w:type="spellStart"/>
-      <w:r>
-        <w:rPr>
-          <w:lang w:val="es-ES"/>
-        </w:rPr>
-        <w:t>usage</w:t>
-      </w:r>
-      <w:proofErr w:type="spellEnd"/>
-      <w:r>
-        <w:rPr>
-          <w:lang w:val="es-ES"/>
-        </w:rPr>
-        <w:t xml:space="preserve">, trasladando su cálculo y almacenamiento a la vista </w:t>
-      </w:r>
-      <w:proofErr w:type="spellStart"/>
-      <w:r>
-        <w:rPr>
-          <w:lang w:val="es-ES"/>
-        </w:rPr>
-        <w:t>vista_estadisticas_jugador</w:t>
-      </w:r>
-      <w:proofErr w:type="spellEnd"/>
-      <w:r>
-        <w:rPr>
-          <w:lang w:val="es-ES"/>
-        </w:rPr>
-        <w:t>.</w:t>
+        <w:t>Durante esta fase se detectó que ciertos datos avanzados no podían mantenerse de forma estática en la tabla Jugador_Partido, especialmente al no estar disponibles directamente desde la API utilizada. Por este motivo, se optó por eliminar de dicha tabla los campos relacionados con eficiencia, ratings, win share y usage, trasladando su cálculo y almacenamiento a la vista vista_estadisticas_jugador.</w:t>
       </w:r>
     </w:p>
     <w:p>
@@ -8400,12 +7308,14 @@
           <w:lang w:val="es-ES"/>
         </w:rPr>
       </w:pPr>
+      <w:bookmarkStart w:id="27" w:name="_Toc199157277"/>
       <w:r>
         <w:rPr>
           <w:lang w:val="es-ES"/>
         </w:rPr>
         <w:t>Versión 1.0 – Modelo final consolidado</w:t>
       </w:r>
+      <w:bookmarkEnd w:id="27"/>
     </w:p>
     <w:p>
       <w:pPr>
@@ -8418,35 +7328,7 @@
         <w:rPr>
           <w:lang w:val="es-ES"/>
         </w:rPr>
-        <w:t xml:space="preserve">A partir de la experiencia adquirida, se procedió a sustituir las vistas por tablas persistentes: </w:t>
-      </w:r>
-      <w:proofErr w:type="spellStart"/>
-      <w:r>
-        <w:rPr>
-          <w:lang w:val="es-ES"/>
-        </w:rPr>
-        <w:t>estadisticas_avanzadas_jugador</w:t>
-      </w:r>
-      <w:proofErr w:type="spellEnd"/>
-      <w:r>
-        <w:rPr>
-          <w:lang w:val="es-ES"/>
-        </w:rPr>
-        <w:t xml:space="preserve"> y </w:t>
-      </w:r>
-      <w:proofErr w:type="spellStart"/>
-      <w:r>
-        <w:rPr>
-          <w:lang w:val="es-ES"/>
-        </w:rPr>
-        <w:t>estadisticas_avanzadas_equipo</w:t>
-      </w:r>
-      <w:proofErr w:type="spellEnd"/>
-      <w:r>
-        <w:rPr>
-          <w:lang w:val="es-ES"/>
-        </w:rPr>
-        <w:t>. Esta decisión permitió reducir considerablemente los tiempos de consulta, dado que los cálculos se ejecutan de forma periódica o bajo demanda y los resultados se almacenan de forma permanente.</w:t>
+        <w:t>A partir de la experiencia adquirida, se procedió a sustituir las vistas por tablas persistentes: estadisticas_avanzadas_jugador y estadisticas_avanzadas_equipo. Esta decisión permitió reducir considerablemente los tiempos de consulta, dado que los cálculos se ejecutan de forma periódica o bajo demanda y los resultados se almacenan de forma permanente.</w:t>
       </w:r>
     </w:p>
     <w:p>
@@ -8523,12 +7405,14 @@
           <w:lang w:val="es-ES"/>
         </w:rPr>
       </w:pPr>
+      <w:bookmarkStart w:id="28" w:name="_Toc199157278"/>
       <w:r>
         <w:rPr>
           <w:lang w:val="es-ES"/>
         </w:rPr>
         <w:t>Diseño del sistema</w:t>
       </w:r>
+      <w:bookmarkEnd w:id="28"/>
     </w:p>
     <w:p>
       <w:pPr>
@@ -8541,9 +7425,11 @@
       <w:pPr>
         <w:pStyle w:val="Subcapitulo"/>
       </w:pPr>
+      <w:bookmarkStart w:id="29" w:name="_Toc199157279"/>
       <w:r>
         <w:t>4.1. Arquitectura general</w:t>
       </w:r>
+      <w:bookmarkEnd w:id="29"/>
     </w:p>
     <w:p>
       <w:pPr>
@@ -8556,21 +7442,7 @@
         <w:rPr>
           <w:lang w:val="es-ES"/>
         </w:rPr>
-        <w:t xml:space="preserve">La aplicación se ha diseñado siguiendo una arquitectura de tipo cliente-servidor basada en una estructura </w:t>
-      </w:r>
-      <w:proofErr w:type="spellStart"/>
-      <w:r>
-        <w:rPr>
-          <w:lang w:val="es-ES"/>
-        </w:rPr>
-        <w:t>frontend-backend</w:t>
-      </w:r>
-      <w:proofErr w:type="spellEnd"/>
-      <w:r>
-        <w:rPr>
-          <w:lang w:val="es-ES"/>
-        </w:rPr>
-        <w:t xml:space="preserve"> desacoplada. Esta separación permite una mayor flexibilidad en el desarrollo y facilita el despliegue independiente de ambos módulos.</w:t>
+        <w:t>La aplicación se ha diseñado siguiendo una arquitectura de tipo cliente-servidor basada en una estructura frontend-backend desacoplada. Esta separación permite una mayor flexibilidad en el desarrollo y facilita el despliegue independiente de ambos módulos.</w:t>
       </w:r>
     </w:p>
     <w:p>
@@ -8589,49 +7461,7 @@
         <w:rPr>
           <w:lang w:val="es-ES"/>
         </w:rPr>
-        <w:t xml:space="preserve">El </w:t>
-      </w:r>
-      <w:proofErr w:type="spellStart"/>
-      <w:r>
-        <w:rPr>
-          <w:lang w:val="es-ES"/>
-        </w:rPr>
-        <w:t>frontend</w:t>
-      </w:r>
-      <w:proofErr w:type="spellEnd"/>
-      <w:r>
-        <w:rPr>
-          <w:lang w:val="es-ES"/>
-        </w:rPr>
-        <w:t xml:space="preserve"> está desarrollado en </w:t>
-      </w:r>
-      <w:proofErr w:type="spellStart"/>
-      <w:r>
-        <w:rPr>
-          <w:lang w:val="es-ES"/>
-        </w:rPr>
-        <w:t>React</w:t>
-      </w:r>
-      <w:proofErr w:type="spellEnd"/>
-      <w:r>
-        <w:rPr>
-          <w:lang w:val="es-ES"/>
-        </w:rPr>
-        <w:t xml:space="preserve"> y se comunica con el </w:t>
-      </w:r>
-      <w:proofErr w:type="spellStart"/>
-      <w:r>
-        <w:rPr>
-          <w:lang w:val="es-ES"/>
-        </w:rPr>
-        <w:t>backend</w:t>
-      </w:r>
-      <w:proofErr w:type="spellEnd"/>
-      <w:r>
-        <w:rPr>
-          <w:lang w:val="es-ES"/>
-        </w:rPr>
-        <w:t xml:space="preserve"> mediante peticiones HTTP a una API REST.</w:t>
+        <w:t>El frontend está desarrollado en React y se comunica con el backend mediante peticiones HTTP a una API REST.</w:t>
       </w:r>
     </w:p>
     <w:p>
@@ -8650,49 +7480,7 @@
         <w:rPr>
           <w:lang w:val="es-ES"/>
         </w:rPr>
-        <w:t xml:space="preserve">El </w:t>
-      </w:r>
-      <w:proofErr w:type="spellStart"/>
-      <w:r>
-        <w:rPr>
-          <w:lang w:val="es-ES"/>
-        </w:rPr>
-        <w:t>backend</w:t>
-      </w:r>
-      <w:proofErr w:type="spellEnd"/>
-      <w:r>
-        <w:rPr>
-          <w:lang w:val="es-ES"/>
-        </w:rPr>
-        <w:t xml:space="preserve">, implementado en Python con el </w:t>
-      </w:r>
-      <w:proofErr w:type="spellStart"/>
-      <w:r>
-        <w:rPr>
-          <w:lang w:val="es-ES"/>
-        </w:rPr>
-        <w:t>framework</w:t>
-      </w:r>
-      <w:proofErr w:type="spellEnd"/>
-      <w:r>
-        <w:rPr>
-          <w:lang w:val="es-ES"/>
-        </w:rPr>
-        <w:t xml:space="preserve"> </w:t>
-      </w:r>
-      <w:proofErr w:type="spellStart"/>
-      <w:r>
-        <w:rPr>
-          <w:lang w:val="es-ES"/>
-        </w:rPr>
-        <w:t>Flask</w:t>
-      </w:r>
-      <w:proofErr w:type="spellEnd"/>
-      <w:r>
-        <w:rPr>
-          <w:lang w:val="es-ES"/>
-        </w:rPr>
-        <w:t>, expone los distintos servicios de negocio y gestiona la lógica de predicción, las operaciones sobre la base de datos y la autenticación.</w:t>
+        <w:t>El backend, implementado en Python con el framework Flask, expone los distintos servicios de negocio y gestiona la lógica de predicción, las operaciones sobre la base de datos y la autenticación.</w:t>
       </w:r>
     </w:p>
     <w:p>
@@ -8711,21 +7499,7 @@
         <w:rPr>
           <w:lang w:val="es-ES"/>
         </w:rPr>
-        <w:t xml:space="preserve">La base de datos MySQL se encuentra alojada de forma separada y es accedida exclusivamente desde el </w:t>
-      </w:r>
-      <w:proofErr w:type="spellStart"/>
-      <w:r>
-        <w:rPr>
-          <w:lang w:val="es-ES"/>
-        </w:rPr>
-        <w:t>backend</w:t>
-      </w:r>
-      <w:proofErr w:type="spellEnd"/>
-      <w:r>
-        <w:rPr>
-          <w:lang w:val="es-ES"/>
-        </w:rPr>
-        <w:t>.</w:t>
+        <w:t>La base de datos MySQL se encuentra alojada de forma separada y es accedida exclusivamente desde el backend.</w:t>
       </w:r>
     </w:p>
     <w:p>
@@ -8754,6 +7528,7 @@
       <w:pPr>
         <w:pStyle w:val="Subcapitulo"/>
       </w:pPr>
+      <w:bookmarkStart w:id="30" w:name="_Toc199157280"/>
       <w:r>
         <w:rPr>
           <w:highlight w:val="yellow"/>
@@ -8765,22 +7540,9 @@
         <w:rPr>
           <w:lang w:val="es-ES_tradnl"/>
         </w:rPr>
-        <w:t xml:space="preserve"> (hace falta este </w:t>
-      </w:r>
-      <w:proofErr w:type="spellStart"/>
-      <w:r>
-        <w:rPr>
-          <w:lang w:val="es-ES_tradnl"/>
-        </w:rPr>
-        <w:t>subcapitulo</w:t>
-      </w:r>
-      <w:proofErr w:type="spellEnd"/>
-      <w:r>
-        <w:rPr>
-          <w:lang w:val="es-ES_tradnl"/>
-        </w:rPr>
-        <w:t>)</w:t>
-      </w:r>
+        <w:t xml:space="preserve"> (hace falta este subcapitulo)</w:t>
+      </w:r>
+      <w:bookmarkEnd w:id="30"/>
     </w:p>
     <w:p>
       <w:pPr>
@@ -8795,23 +7557,7 @@
         <w:spacing w:line="360" w:lineRule="auto"/>
       </w:pPr>
       <w:r>
-        <w:t xml:space="preserve">Como se detalla en el Capítulo 3, la base de datos incluye entidades como Equipo, Jugador, </w:t>
-      </w:r>
-      <w:proofErr w:type="spellStart"/>
-      <w:r>
-        <w:t>Jugador_Partido</w:t>
-      </w:r>
-      <w:proofErr w:type="spellEnd"/>
-      <w:r>
-        <w:t xml:space="preserve">, Enfrentamiento, </w:t>
-      </w:r>
-      <w:proofErr w:type="spellStart"/>
-      <w:r>
-        <w:t>Lesiones_Jugador</w:t>
-      </w:r>
-      <w:proofErr w:type="spellEnd"/>
-      <w:r>
-        <w:t xml:space="preserve">, Usuario y las tablas de </w:t>
+        <w:t xml:space="preserve">Como se detalla en el Capítulo 3, la base de datos incluye entidades como Equipo, Jugador, Jugador_Partido, Enfrentamiento, Lesiones_Jugador, Usuario y las tablas de </w:t>
       </w:r>
       <w:r>
         <w:lastRenderedPageBreak/>
@@ -8827,14 +7573,11 @@
       <w:pPr>
         <w:pStyle w:val="Subcapitulo"/>
       </w:pPr>
-      <w:r>
-        <w:t xml:space="preserve">4.3. Diseño del </w:t>
-      </w:r>
-      <w:proofErr w:type="spellStart"/>
-      <w:r>
-        <w:t>backend</w:t>
-      </w:r>
-      <w:proofErr w:type="spellEnd"/>
+      <w:bookmarkStart w:id="31" w:name="_Toc199157281"/>
+      <w:r>
+        <w:t>4.3. Diseño del backend</w:t>
+      </w:r>
+      <w:bookmarkEnd w:id="31"/>
     </w:p>
     <w:p>
       <w:pPr>
@@ -8847,21 +7590,7 @@
         <w:rPr>
           <w:lang w:val="es-ES"/>
         </w:rPr>
-        <w:t xml:space="preserve">El </w:t>
-      </w:r>
-      <w:proofErr w:type="spellStart"/>
-      <w:r>
-        <w:rPr>
-          <w:lang w:val="es-ES"/>
-        </w:rPr>
-        <w:t>backend</w:t>
-      </w:r>
-      <w:proofErr w:type="spellEnd"/>
-      <w:r>
-        <w:rPr>
-          <w:lang w:val="es-ES"/>
-        </w:rPr>
-        <w:t xml:space="preserve"> se estructura en distintos módulos, entre los que se destacan:</w:t>
+        <w:t>El backend se estructura en distintos módulos, entre los que se destacan:</w:t>
       </w:r>
     </w:p>
     <w:p>
@@ -8918,21 +7647,7 @@
         <w:rPr>
           <w:lang w:val="es-ES"/>
         </w:rPr>
-        <w:t xml:space="preserve">Modelos: Definidos mediante </w:t>
-      </w:r>
-      <w:proofErr w:type="spellStart"/>
-      <w:r>
-        <w:rPr>
-          <w:lang w:val="es-ES"/>
-        </w:rPr>
-        <w:t>SQLAlchemy</w:t>
-      </w:r>
-      <w:proofErr w:type="spellEnd"/>
-      <w:r>
-        <w:rPr>
-          <w:lang w:val="es-ES"/>
-        </w:rPr>
-        <w:t>, representan las entidades de la base de datos</w:t>
+        <w:t>Modelos: Definidos mediante SQLAlchemy, representan las entidades de la base de datos</w:t>
       </w:r>
       <w:r>
         <w:rPr>
@@ -8981,21 +7696,7 @@
         <w:rPr>
           <w:lang w:val="es-ES"/>
         </w:rPr>
-        <w:t xml:space="preserve">de datos o conexión con </w:t>
-      </w:r>
-      <w:proofErr w:type="spellStart"/>
-      <w:r>
-        <w:rPr>
-          <w:lang w:val="es-ES"/>
-        </w:rPr>
-        <w:t>APIs</w:t>
-      </w:r>
-      <w:proofErr w:type="spellEnd"/>
-      <w:r>
-        <w:rPr>
-          <w:lang w:val="es-ES"/>
-        </w:rPr>
-        <w:t xml:space="preserve"> externas.</w:t>
+        <w:t>de datos o conexión con APIs externas.</w:t>
       </w:r>
     </w:p>
     <w:p>
@@ -9032,6 +7733,7 @@
       <w:pPr>
         <w:pStyle w:val="Subcapitulo"/>
       </w:pPr>
+      <w:bookmarkStart w:id="32" w:name="_Toc199157282"/>
       <w:r>
         <w:rPr>
           <w:highlight w:val="yellow"/>
@@ -9048,21 +7750,76 @@
         <w:rPr>
           <w:highlight w:val="yellow"/>
         </w:rPr>
-        <w:t xml:space="preserve"> Diseño del </w:t>
-      </w:r>
-      <w:proofErr w:type="spellStart"/>
+        <w:t xml:space="preserve"> Diseño del frontend</w:t>
+      </w:r>
       <w:r>
         <w:rPr>
           <w:highlight w:val="yellow"/>
         </w:rPr>
-        <w:t>frontend</w:t>
-      </w:r>
-      <w:proofErr w:type="spellEnd"/>
+        <w:t xml:space="preserve"> (se ponen nombres de archivos)</w:t>
+      </w:r>
+      <w:bookmarkEnd w:id="32"/>
+    </w:p>
+    <w:p>
+      <w:pPr>
+        <w:spacing w:line="360" w:lineRule="auto"/>
+        <w:rPr>
+          <w:lang w:val="es-ES"/>
+        </w:rPr>
+      </w:pPr>
+      <w:r>
+        <w:rPr>
+          <w:lang w:val="es-ES"/>
+        </w:rPr>
+        <w:t>El frontend se ha desarrollado como una SPA (Single Page Application) utilizando React y TailwindCSS. Se ha optado por una arquitectura modular, basada en componentes reutilizables para la representación de listas, tablas, formularios, gráficas y mensajes informativos.</w:t>
+      </w:r>
+    </w:p>
+    <w:p>
+      <w:pPr>
+        <w:spacing w:line="360" w:lineRule="auto"/>
+        <w:rPr>
+          <w:lang w:val="es-ES"/>
+        </w:rPr>
+      </w:pPr>
+    </w:p>
+    <w:p>
+      <w:pPr>
+        <w:spacing w:line="360" w:lineRule="auto"/>
+        <w:rPr>
+          <w:lang w:val="es-ES"/>
+        </w:rPr>
+      </w:pPr>
+      <w:r>
+        <w:rPr>
+          <w:lang w:val="es-ES"/>
+        </w:rPr>
+        <w:t xml:space="preserve">La estructura del proyecto se organiza por rutas dentro del directorio app/, siguiendo el sistema de enrutamiento de Next.js. Cada módulo contiene su propia página principal </w:t>
+      </w:r>
       <w:r>
         <w:rPr>
           <w:highlight w:val="yellow"/>
-        </w:rPr>
-        <w:t xml:space="preserve"> (se ponen nombres de archivos)</w:t>
+          <w:lang w:val="es-ES"/>
+        </w:rPr>
+        <w:t>(page.jsx</w:t>
+      </w:r>
+      <w:r>
+        <w:rPr>
+          <w:lang w:val="es-ES"/>
+        </w:rPr>
+        <w:t>), componentes visuales (</w:t>
+      </w:r>
+      <w:r>
+        <w:rPr>
+          <w:highlight w:val="yellow"/>
+          <w:lang w:val="es-ES"/>
+        </w:rPr>
+        <w:t>Client.jsx, columns.jsx, data-table.jsx, etc.)</w:t>
+      </w:r>
+      <w:r>
+        <w:rPr>
+          <w:lang w:val="es-ES"/>
+        </w:rPr>
+        <w:t xml:space="preserve"> y subrutas dinámicas cuando es necesario.</w:t>
       </w:r>
     </w:p>
     <w:p>
@@ -9076,259 +7833,7 @@
         <w:rPr>
           <w:lang w:val="es-ES"/>
         </w:rPr>
-        <w:t xml:space="preserve">El </w:t>
-      </w:r>
-      <w:proofErr w:type="spellStart"/>
-      <w:r>
-        <w:rPr>
-          <w:lang w:val="es-ES"/>
-        </w:rPr>
-        <w:t>frontend</w:t>
-      </w:r>
-      <w:proofErr w:type="spellEnd"/>
-      <w:r>
-        <w:rPr>
-          <w:lang w:val="es-ES"/>
-        </w:rPr>
-        <w:t xml:space="preserve"> se ha desarrollado como una SPA (</w:t>
-      </w:r>
-      <w:proofErr w:type="gramStart"/>
-      <w:r>
-        <w:rPr>
-          <w:lang w:val="es-ES"/>
-        </w:rPr>
-        <w:t>Single</w:t>
-      </w:r>
-      <w:proofErr w:type="gramEnd"/>
-      <w:r>
-        <w:rPr>
-          <w:lang w:val="es-ES"/>
-        </w:rPr>
-        <w:t xml:space="preserve"> Page </w:t>
-      </w:r>
-      <w:proofErr w:type="spellStart"/>
-      <w:r>
-        <w:rPr>
-          <w:lang w:val="es-ES"/>
-        </w:rPr>
-        <w:t>Application</w:t>
-      </w:r>
-      <w:proofErr w:type="spellEnd"/>
-      <w:r>
-        <w:rPr>
-          <w:lang w:val="es-ES"/>
-        </w:rPr>
-        <w:t xml:space="preserve">) utilizando </w:t>
-      </w:r>
-      <w:proofErr w:type="spellStart"/>
-      <w:r>
-        <w:rPr>
-          <w:lang w:val="es-ES"/>
-        </w:rPr>
-        <w:t>React</w:t>
-      </w:r>
-      <w:proofErr w:type="spellEnd"/>
-      <w:r>
-        <w:rPr>
-          <w:lang w:val="es-ES"/>
-        </w:rPr>
-        <w:t xml:space="preserve"> y </w:t>
-      </w:r>
-      <w:proofErr w:type="spellStart"/>
-      <w:r>
-        <w:rPr>
-          <w:lang w:val="es-ES"/>
-        </w:rPr>
-        <w:t>TailwindCSS</w:t>
-      </w:r>
-      <w:proofErr w:type="spellEnd"/>
-      <w:r>
-        <w:rPr>
-          <w:lang w:val="es-ES"/>
-        </w:rPr>
-        <w:t>. Se ha optado por una arquitectura modular, basada en componentes reutilizables para la representación de listas, tablas, formularios, gráficas y mensajes informativos.</w:t>
-      </w:r>
-    </w:p>
-    <w:p>
-      <w:pPr>
-        <w:spacing w:line="360" w:lineRule="auto"/>
-        <w:rPr>
-          <w:lang w:val="es-ES"/>
-        </w:rPr>
-      </w:pPr>
-    </w:p>
-    <w:p>
-      <w:pPr>
-        <w:spacing w:line="360" w:lineRule="auto"/>
-        <w:rPr>
-          <w:lang w:val="es-ES"/>
-        </w:rPr>
-      </w:pPr>
-      <w:r>
-        <w:rPr>
-          <w:lang w:val="es-ES"/>
-        </w:rPr>
-        <w:t xml:space="preserve">La estructura del proyecto se organiza por rutas dentro del directorio </w:t>
-      </w:r>
-      <w:proofErr w:type="gramStart"/>
-      <w:r>
-        <w:rPr>
-          <w:lang w:val="es-ES"/>
-        </w:rPr>
-        <w:t>app</w:t>
-      </w:r>
-      <w:proofErr w:type="gramEnd"/>
-      <w:r>
-        <w:rPr>
-          <w:lang w:val="es-ES"/>
-        </w:rPr>
-        <w:t xml:space="preserve">/, siguiendo el sistema de enrutamiento de Next.js. Cada módulo contiene su propia página principal </w:t>
-      </w:r>
-      <w:r>
-        <w:rPr>
-          <w:highlight w:val="yellow"/>
-          <w:lang w:val="es-ES"/>
-        </w:rPr>
-        <w:t>(</w:t>
-      </w:r>
-      <w:proofErr w:type="spellStart"/>
-      <w:r>
-        <w:rPr>
-          <w:highlight w:val="yellow"/>
-          <w:lang w:val="es-ES"/>
-        </w:rPr>
-        <w:t>page.jsx</w:t>
-      </w:r>
-      <w:proofErr w:type="spellEnd"/>
-      <w:r>
-        <w:rPr>
-          <w:lang w:val="es-ES"/>
-        </w:rPr>
-        <w:t>), componentes visuales (</w:t>
-      </w:r>
-      <w:proofErr w:type="spellStart"/>
-      <w:r>
-        <w:rPr>
-          <w:highlight w:val="yellow"/>
-          <w:lang w:val="es-ES"/>
-        </w:rPr>
-        <w:t>Client.jsx</w:t>
-      </w:r>
-      <w:proofErr w:type="spellEnd"/>
-      <w:r>
-        <w:rPr>
-          <w:highlight w:val="yellow"/>
-          <w:lang w:val="es-ES"/>
-        </w:rPr>
-        <w:t xml:space="preserve">, </w:t>
-      </w:r>
-      <w:proofErr w:type="spellStart"/>
-      <w:r>
-        <w:rPr>
-          <w:highlight w:val="yellow"/>
-          <w:lang w:val="es-ES"/>
-        </w:rPr>
-        <w:t>columns.jsx</w:t>
-      </w:r>
-      <w:proofErr w:type="spellEnd"/>
-      <w:r>
-        <w:rPr>
-          <w:highlight w:val="yellow"/>
-          <w:lang w:val="es-ES"/>
-        </w:rPr>
-        <w:t>, data-</w:t>
-      </w:r>
-      <w:proofErr w:type="spellStart"/>
-      <w:r>
-        <w:rPr>
-          <w:highlight w:val="yellow"/>
-          <w:lang w:val="es-ES"/>
-        </w:rPr>
-        <w:t>table.jsx</w:t>
-      </w:r>
-      <w:proofErr w:type="spellEnd"/>
-      <w:r>
-        <w:rPr>
-          <w:highlight w:val="yellow"/>
-          <w:lang w:val="es-ES"/>
-        </w:rPr>
-        <w:t>, etc.)</w:t>
-      </w:r>
-      <w:r>
-        <w:rPr>
-          <w:lang w:val="es-ES"/>
-        </w:rPr>
-        <w:t xml:space="preserve"> y </w:t>
-      </w:r>
-      <w:proofErr w:type="spellStart"/>
-      <w:r>
-        <w:rPr>
-          <w:lang w:val="es-ES"/>
-        </w:rPr>
-        <w:t>subrutas</w:t>
-      </w:r>
-      <w:proofErr w:type="spellEnd"/>
-      <w:r>
-        <w:rPr>
-          <w:lang w:val="es-ES"/>
-        </w:rPr>
-        <w:t xml:space="preserve"> dinámicas cuando es necesario.</w:t>
-      </w:r>
-    </w:p>
-    <w:p>
-      <w:pPr>
-        <w:spacing w:line="360" w:lineRule="auto"/>
-        <w:rPr>
-          <w:lang w:val="es-ES"/>
-        </w:rPr>
-      </w:pPr>
-      <w:r>
-        <w:rPr>
-          <w:lang w:val="es-ES"/>
-        </w:rPr>
-        <w:t xml:space="preserve">El acceso a los datos se realiza mediante peticiones a la API del </w:t>
-      </w:r>
-      <w:proofErr w:type="spellStart"/>
-      <w:r>
-        <w:rPr>
-          <w:lang w:val="es-ES"/>
-        </w:rPr>
-        <w:t>backend</w:t>
-      </w:r>
-      <w:proofErr w:type="spellEnd"/>
-      <w:r>
-        <w:rPr>
-          <w:lang w:val="es-ES"/>
-        </w:rPr>
-        <w:t xml:space="preserve">, gestionadas con </w:t>
-      </w:r>
-      <w:proofErr w:type="spellStart"/>
-      <w:r>
-        <w:rPr>
-          <w:lang w:val="es-ES"/>
-        </w:rPr>
-        <w:t>React</w:t>
-      </w:r>
-      <w:proofErr w:type="spellEnd"/>
-      <w:r>
-        <w:rPr>
-          <w:lang w:val="es-ES"/>
-        </w:rPr>
-        <w:t xml:space="preserve"> </w:t>
-      </w:r>
-      <w:proofErr w:type="spellStart"/>
-      <w:r>
-        <w:rPr>
-          <w:lang w:val="es-ES"/>
-        </w:rPr>
-        <w:t>Query</w:t>
-      </w:r>
-      <w:proofErr w:type="spellEnd"/>
-      <w:r>
-        <w:rPr>
-          <w:lang w:val="es-ES"/>
-        </w:rPr>
-        <w:t xml:space="preserve">, lo que permite almacenar resultados en caché, revalidar automáticamente los datos y reducir el número de llamadas. Además, se han aplicado </w:t>
+        <w:t xml:space="preserve">El acceso a los datos se realiza mediante peticiones a la API del backend, gestionadas con React Query, lo que permite almacenar resultados en caché, revalidar automáticamente los datos y reducir el número de llamadas. Además, se han aplicado </w:t>
       </w:r>
       <w:r>
         <w:rPr>
@@ -9354,12 +7859,14 @@
           <w:lang w:val="es-ES"/>
         </w:rPr>
       </w:pPr>
+      <w:bookmarkStart w:id="33" w:name="_Toc199157283"/>
       <w:r>
         <w:rPr>
           <w:lang w:val="es-ES"/>
         </w:rPr>
         <w:t>Páginas principales y rutas destacadas</w:t>
       </w:r>
+      <w:bookmarkEnd w:id="33"/>
     </w:p>
     <w:p>
       <w:pPr>
@@ -9377,35 +7884,7 @@
         <w:rPr>
           <w:lang w:val="es-ES"/>
         </w:rPr>
-        <w:t>Inicio de sesión, registro y recuperación de contraseña (</w:t>
-      </w:r>
-      <w:proofErr w:type="spellStart"/>
-      <w:r>
-        <w:rPr>
-          <w:lang w:val="es-ES"/>
-        </w:rPr>
-        <w:t>login</w:t>
-      </w:r>
-      <w:proofErr w:type="spellEnd"/>
-      <w:r>
-        <w:rPr>
-          <w:lang w:val="es-ES"/>
-        </w:rPr>
-        <w:t xml:space="preserve">, </w:t>
-      </w:r>
-      <w:proofErr w:type="spellStart"/>
-      <w:r>
-        <w:rPr>
-          <w:lang w:val="es-ES"/>
-        </w:rPr>
-        <w:t>register</w:t>
-      </w:r>
-      <w:proofErr w:type="spellEnd"/>
-      <w:r>
-        <w:rPr>
-          <w:lang w:val="es-ES"/>
-        </w:rPr>
-        <w:t>, recuperar-contraseña, restablecer-contraseña)</w:t>
+        <w:t>Inicio de sesión, registro y recuperación de contraseña (login, register, recuperar-contraseña, restablecer-contraseña)</w:t>
       </w:r>
     </w:p>
     <w:p>
@@ -9424,21 +7903,7 @@
         <w:rPr>
           <w:lang w:val="es-ES"/>
         </w:rPr>
-        <w:t>Listado y detalle de equipos (equipos, [</w:t>
-      </w:r>
-      <w:proofErr w:type="spellStart"/>
-      <w:r>
-        <w:rPr>
-          <w:lang w:val="es-ES"/>
-        </w:rPr>
-        <w:t>equipoId</w:t>
-      </w:r>
-      <w:proofErr w:type="spellEnd"/>
-      <w:r>
-        <w:rPr>
-          <w:lang w:val="es-ES"/>
-        </w:rPr>
-        <w:t>])</w:t>
+        <w:t>Listado y detalle de equipos (equipos, [equipoId])</w:t>
       </w:r>
     </w:p>
     <w:p>
@@ -9457,49 +7922,7 @@
         <w:rPr>
           <w:lang w:val="es-ES"/>
         </w:rPr>
-        <w:t>Listado y detalle de jugadores (jugadores, [</w:t>
-      </w:r>
-      <w:proofErr w:type="spellStart"/>
-      <w:r>
-        <w:rPr>
-          <w:lang w:val="es-ES"/>
-        </w:rPr>
-        <w:t>jugadorId</w:t>
-      </w:r>
-      <w:proofErr w:type="spellEnd"/>
-      <w:r>
-        <w:rPr>
-          <w:lang w:val="es-ES"/>
-        </w:rPr>
-        <w:t xml:space="preserve">]), incluyendo una </w:t>
-      </w:r>
-      <w:proofErr w:type="spellStart"/>
-      <w:r>
-        <w:rPr>
-          <w:lang w:val="es-ES"/>
-        </w:rPr>
-        <w:t>subruta</w:t>
-      </w:r>
-      <w:proofErr w:type="spellEnd"/>
-      <w:r>
-        <w:rPr>
-          <w:lang w:val="es-ES"/>
-        </w:rPr>
-        <w:t xml:space="preserve"> para registrar lesiones manualmente (</w:t>
-      </w:r>
-      <w:proofErr w:type="spellStart"/>
-      <w:r>
-        <w:rPr>
-          <w:lang w:val="es-ES"/>
-        </w:rPr>
-        <w:t>nuevalesion</w:t>
-      </w:r>
-      <w:proofErr w:type="spellEnd"/>
-      <w:r>
-        <w:rPr>
-          <w:lang w:val="es-ES"/>
-        </w:rPr>
-        <w:t>)</w:t>
+        <w:t>Listado y detalle de jugadores (jugadores, [jugadorId]), incluyendo una subruta para registrar lesiones manualmente (nuevalesion)</w:t>
       </w:r>
     </w:p>
     <w:p>
@@ -9518,21 +7941,7 @@
         <w:rPr>
           <w:lang w:val="es-ES"/>
         </w:rPr>
-        <w:t>Historial y detalle de enfrentamientos (enfrentamiento, [</w:t>
-      </w:r>
-      <w:proofErr w:type="spellStart"/>
-      <w:r>
-        <w:rPr>
-          <w:lang w:val="es-ES"/>
-        </w:rPr>
-        <w:t>id_enfrentamiento</w:t>
-      </w:r>
-      <w:proofErr w:type="spellEnd"/>
-      <w:r>
-        <w:rPr>
-          <w:lang w:val="es-ES"/>
-        </w:rPr>
-        <w:t>])</w:t>
+        <w:t>Historial y detalle de enfrentamientos (enfrentamiento, [id_enfrentamiento])</w:t>
       </w:r>
     </w:p>
     <w:p>
@@ -9573,49 +7982,7 @@
         <w:rPr>
           <w:lang w:val="es-ES"/>
         </w:rPr>
-        <w:t xml:space="preserve">Cada una de estas páginas se apoya en componentes específicos como </w:t>
-      </w:r>
-      <w:proofErr w:type="spellStart"/>
-      <w:r>
-        <w:rPr>
-          <w:lang w:val="es-ES"/>
-        </w:rPr>
-        <w:t>columns.jsx</w:t>
-      </w:r>
-      <w:proofErr w:type="spellEnd"/>
-      <w:r>
-        <w:rPr>
-          <w:lang w:val="es-ES"/>
-        </w:rPr>
-        <w:t>, data-</w:t>
-      </w:r>
-      <w:proofErr w:type="spellStart"/>
-      <w:r>
-        <w:rPr>
-          <w:lang w:val="es-ES"/>
-        </w:rPr>
-        <w:t>table.jsx</w:t>
-      </w:r>
-      <w:proofErr w:type="spellEnd"/>
-      <w:r>
-        <w:rPr>
-          <w:lang w:val="es-ES"/>
-        </w:rPr>
-        <w:t xml:space="preserve"> o </w:t>
-      </w:r>
-      <w:proofErr w:type="spellStart"/>
-      <w:r>
-        <w:rPr>
-          <w:lang w:val="es-ES"/>
-        </w:rPr>
-        <w:t>Client.jsx</w:t>
-      </w:r>
-      <w:proofErr w:type="spellEnd"/>
-      <w:r>
-        <w:rPr>
-          <w:lang w:val="es-ES"/>
-        </w:rPr>
-        <w:t xml:space="preserve"> para estructurar y mostrar los datos de forma eficiente y consistente.</w:t>
+        <w:t>Cada una de estas páginas se apoya en componentes específicos como columns.jsx, data-table.jsx o Client.jsx para estructurar y mostrar los datos de forma eficiente y consistente.</w:t>
       </w:r>
     </w:p>
     <w:p>
@@ -9630,9 +7997,11 @@
       <w:pPr>
         <w:pStyle w:val="Subcapitulo"/>
       </w:pPr>
+      <w:bookmarkStart w:id="34" w:name="_Toc199157284"/>
       <w:r>
         <w:t>4.5. Seguridad y control de acceso</w:t>
       </w:r>
+      <w:bookmarkEnd w:id="34"/>
     </w:p>
     <w:p>
       <w:pPr>
@@ -9645,35 +8014,7 @@
         <w:rPr>
           <w:lang w:val="es-ES"/>
         </w:rPr>
-        <w:t xml:space="preserve">Se ha implementado un sistema de roles que distingue entre usuario estándar y administrador. El </w:t>
-      </w:r>
-      <w:proofErr w:type="spellStart"/>
-      <w:r>
-        <w:rPr>
-          <w:lang w:val="es-ES"/>
-        </w:rPr>
-        <w:t>backend</w:t>
-      </w:r>
-      <w:proofErr w:type="spellEnd"/>
-      <w:r>
-        <w:rPr>
-          <w:lang w:val="es-ES"/>
-        </w:rPr>
-        <w:t xml:space="preserve"> controla los permisos de acceso mediante validaciones en los </w:t>
-      </w:r>
-      <w:proofErr w:type="spellStart"/>
-      <w:r>
-        <w:rPr>
-          <w:lang w:val="es-ES"/>
-        </w:rPr>
-        <w:t>endpoints</w:t>
-      </w:r>
-      <w:proofErr w:type="spellEnd"/>
-      <w:r>
-        <w:rPr>
-          <w:lang w:val="es-ES"/>
-        </w:rPr>
-        <w:t xml:space="preserve"> y en la emisión de tokens (JWT) para autenticar las sesiones.</w:t>
+        <w:t>Se ha implementado un sistema de roles que distingue entre usuario estándar y administrador. El backend controla los permisos de acceso mediante validaciones en los endpoints y en la emisión de tokens (JWT) para autenticar las sesiones.</w:t>
       </w:r>
     </w:p>
     <w:p>
@@ -9695,21 +8036,7 @@
         <w:rPr>
           <w:lang w:val="es-ES"/>
         </w:rPr>
-        <w:t xml:space="preserve">Además, se han aplicado medidas básicas de seguridad como la validación de datos en el </w:t>
-      </w:r>
-      <w:proofErr w:type="spellStart"/>
-      <w:r>
-        <w:rPr>
-          <w:lang w:val="es-ES"/>
-        </w:rPr>
-        <w:t>backend</w:t>
-      </w:r>
-      <w:proofErr w:type="spellEnd"/>
-      <w:r>
-        <w:rPr>
-          <w:lang w:val="es-ES"/>
-        </w:rPr>
-        <w:t>, el uso de HTTPS en el entorno de despliegue y la protección contra ataques comunes (por ejemplo, CORS).</w:t>
+        <w:t>Además, se han aplicado medidas básicas de seguridad como la validación de datos en el backend, el uso de HTTPS en el entorno de despliegue y la protección contra ataques comunes (por ejemplo, CORS).</w:t>
       </w:r>
     </w:p>
     <w:p>
@@ -9731,29 +8058,25 @@
       <w:pPr>
         <w:pStyle w:val="Capitulo"/>
       </w:pPr>
+      <w:bookmarkStart w:id="35" w:name="_Toc199157285"/>
       <w:r>
         <w:t>Implementación y pruebas</w:t>
       </w:r>
+      <w:bookmarkEnd w:id="35"/>
     </w:p>
     <w:p/>
     <w:p>
       <w:pPr>
         <w:pStyle w:val="Subcapitulo"/>
       </w:pPr>
-      <w:r>
-        <w:t xml:space="preserve">5.1. Proceso de </w:t>
-      </w:r>
-      <w:proofErr w:type="gramStart"/>
-      <w:r>
-        <w:t>desarrollo</w:t>
-      </w:r>
-      <w:r>
-        <w:t>(</w:t>
-      </w:r>
-      <w:proofErr w:type="gramEnd"/>
-      <w:r>
-        <w:t>hace falta hablar de nuevo de ello)</w:t>
-      </w:r>
+      <w:bookmarkStart w:id="36" w:name="_Toc199157286"/>
+      <w:r>
+        <w:t>5.1. Proceso de desarrollo</w:t>
+      </w:r>
+      <w:r>
+        <w:t>(hace falta hablar de nuevo de ello)</w:t>
+      </w:r>
+      <w:bookmarkEnd w:id="36"/>
     </w:p>
     <w:p>
       <w:pPr>
@@ -9766,28 +8089,7 @@
         <w:rPr>
           <w:lang w:val="es-ES"/>
         </w:rPr>
-        <w:t>El desarrollo de la aplicación se ha llevado a cabo de forma iterativa e incremental, siguiendo una metodología ágil basada en la planificación por objetivos temporales (</w:t>
-      </w:r>
-      <w:proofErr w:type="spellStart"/>
-      <w:r>
-        <w:rPr>
-          <w:lang w:val="es-ES"/>
-        </w:rPr>
-        <w:t>sprints</w:t>
-      </w:r>
-      <w:proofErr w:type="spellEnd"/>
-      <w:r>
-        <w:rPr>
-          <w:lang w:val="es-ES"/>
-        </w:rPr>
-        <w:t xml:space="preserve">). Esta estrategia ha permitido validar cada módulo de forma independiente, facilitar su integración progresiva y favorecer la detección temprana de </w:t>
-      </w:r>
-      <w:proofErr w:type="gramStart"/>
-      <w:r>
-        <w:rPr>
-          <w:lang w:val="es-ES"/>
-        </w:rPr>
-        <w:t>errores</w:t>
+        <w:t>El desarrollo de la aplicación se ha llevado a cabo de forma iterativa e incremental, siguiendo una metodología ágil basada en la planificación por objetivos temporales (sprints). Esta estrategia ha permitido validar cada módulo de forma independiente, facilitar su integración progresiva y favorecer la detección temprana de errores</w:t>
       </w:r>
       <w:r>
         <w:rPr>
@@ -9801,7 +8103,6 @@
         </w:rPr>
         <w:t>.</w:t>
       </w:r>
-      <w:proofErr w:type="gramEnd"/>
     </w:p>
     <w:p>
       <w:pPr>
@@ -9816,55 +8117,22 @@
           <w:highlight w:val="yellow"/>
           <w:lang w:val="es-ES"/>
         </w:rPr>
-        <w:t xml:space="preserve">El </w:t>
-      </w:r>
-      <w:proofErr w:type="spellStart"/>
+        <w:t>El backend se ha desarrollado con Flask, organizando la lógica en módulos separados por entidad. Las rutas se han estructurado en torno a una API REST, mientras que los modelos se han definido mediante SQLAlchemy. Se han utilizado scripts adicionales para importar datos, generar estadísticas avanzadas y detectar lesiones.</w:t>
+      </w:r>
+    </w:p>
+    <w:p>
+      <w:pPr>
+        <w:spacing w:line="360" w:lineRule="auto"/>
+        <w:rPr>
+          <w:lang w:val="es-ES"/>
+        </w:rPr>
+      </w:pPr>
       <w:r>
         <w:rPr>
           <w:highlight w:val="yellow"/>
           <w:lang w:val="es-ES"/>
         </w:rPr>
-        <w:t>backend</w:t>
-      </w:r>
-      <w:proofErr w:type="spellEnd"/>
-      <w:r>
-        <w:rPr>
-          <w:highlight w:val="yellow"/>
-          <w:lang w:val="es-ES"/>
-        </w:rPr>
-        <w:t xml:space="preserve"> se ha desarrollado con </w:t>
-      </w:r>
-      <w:proofErr w:type="spellStart"/>
-      <w:r>
-        <w:rPr>
-          <w:highlight w:val="yellow"/>
-          <w:lang w:val="es-ES"/>
-        </w:rPr>
-        <w:t>Flask</w:t>
-      </w:r>
-      <w:proofErr w:type="spellEnd"/>
-      <w:r>
-        <w:rPr>
-          <w:highlight w:val="yellow"/>
-          <w:lang w:val="es-ES"/>
-        </w:rPr>
-        <w:t xml:space="preserve">, organizando la lógica en módulos separados por entidad. Las rutas se han estructurado en torno a una API REST, mientras que los modelos se han definido mediante </w:t>
-      </w:r>
-      <w:proofErr w:type="spellStart"/>
-      <w:r>
-        <w:rPr>
-          <w:highlight w:val="yellow"/>
-          <w:lang w:val="es-ES"/>
-        </w:rPr>
-        <w:t>SQLAlchemy</w:t>
-      </w:r>
-      <w:proofErr w:type="spellEnd"/>
-      <w:r>
-        <w:rPr>
-          <w:highlight w:val="yellow"/>
-          <w:lang w:val="es-ES"/>
-        </w:rPr>
-        <w:t>. Se han utilizado scripts adicionales para importar datos, generar estadísticas avanzadas y detectar lesiones.</w:t>
+        <w:t>En paralelo, el frontend se ha construido con React y Next.js, implementando cada sección de forma modular. Se han empleado componentes reutilizables para mantener la consistencia visual y se ha gestionado el acceso a datos mediante React Query.</w:t>
       </w:r>
     </w:p>
     <w:p>
@@ -9874,77 +8142,16 @@
           <w:lang w:val="es-ES"/>
         </w:rPr>
       </w:pPr>
-      <w:r>
-        <w:rPr>
-          <w:highlight w:val="yellow"/>
-          <w:lang w:val="es-ES"/>
-        </w:rPr>
-        <w:t xml:space="preserve">En paralelo, el </w:t>
-      </w:r>
-      <w:proofErr w:type="spellStart"/>
-      <w:r>
-        <w:rPr>
-          <w:highlight w:val="yellow"/>
-          <w:lang w:val="es-ES"/>
-        </w:rPr>
-        <w:t>frontend</w:t>
-      </w:r>
-      <w:proofErr w:type="spellEnd"/>
-      <w:r>
-        <w:rPr>
-          <w:highlight w:val="yellow"/>
-          <w:lang w:val="es-ES"/>
-        </w:rPr>
-        <w:t xml:space="preserve"> se ha construido con </w:t>
-      </w:r>
-      <w:proofErr w:type="spellStart"/>
-      <w:r>
-        <w:rPr>
-          <w:highlight w:val="yellow"/>
-          <w:lang w:val="es-ES"/>
-        </w:rPr>
-        <w:t>React</w:t>
-      </w:r>
-      <w:proofErr w:type="spellEnd"/>
-      <w:r>
-        <w:rPr>
-          <w:highlight w:val="yellow"/>
-          <w:lang w:val="es-ES"/>
-        </w:rPr>
-        <w:t xml:space="preserve"> y Next.js, implementando cada sección de forma modular. Se han empleado componentes reutilizables para mantener la consistencia visual y se ha gestionado el acceso a datos mediante </w:t>
-      </w:r>
-      <w:proofErr w:type="spellStart"/>
-      <w:r>
-        <w:rPr>
-          <w:highlight w:val="yellow"/>
-          <w:lang w:val="es-ES"/>
-        </w:rPr>
-        <w:t>React</w:t>
-      </w:r>
-      <w:proofErr w:type="spellEnd"/>
-      <w:r>
-        <w:rPr>
-          <w:highlight w:val="yellow"/>
-          <w:lang w:val="es-ES"/>
-        </w:rPr>
-        <w:t xml:space="preserve"> </w:t>
-      </w:r>
-      <w:proofErr w:type="spellStart"/>
-      <w:r>
-        <w:rPr>
-          <w:highlight w:val="yellow"/>
-          <w:lang w:val="es-ES"/>
-        </w:rPr>
-        <w:t>Query</w:t>
-      </w:r>
-      <w:proofErr w:type="spellEnd"/>
-      <w:r>
-        <w:rPr>
-          <w:highlight w:val="yellow"/>
-          <w:lang w:val="es-ES"/>
-        </w:rPr>
-        <w:t>.</w:t>
-      </w:r>
+    </w:p>
+    <w:p>
+      <w:pPr>
+        <w:pStyle w:val="Subcapitulo"/>
+      </w:pPr>
+      <w:bookmarkStart w:id="37" w:name="_Toc199157287"/>
+      <w:r>
+        <w:t>5.2. Pruebas realizadas</w:t>
+      </w:r>
+      <w:bookmarkEnd w:id="37"/>
     </w:p>
     <w:p>
       <w:pPr>
@@ -9953,55 +8160,11 @@
           <w:lang w:val="es-ES"/>
         </w:rPr>
       </w:pPr>
-    </w:p>
-    <w:p>
-      <w:pPr>
-        <w:pStyle w:val="Subcapitulo"/>
-      </w:pPr>
-      <w:r>
-        <w:t>5.2. Pruebas realizadas</w:t>
-      </w:r>
-    </w:p>
-    <w:p>
-      <w:pPr>
-        <w:spacing w:line="360" w:lineRule="auto"/>
-        <w:rPr>
-          <w:lang w:val="es-ES"/>
-        </w:rPr>
-      </w:pPr>
-      <w:r>
-        <w:rPr>
-          <w:lang w:val="es-ES"/>
-        </w:rPr>
-        <w:t xml:space="preserve">Durante el desarrollo se han llevado a cabo pruebas manuales y funcionales sobre los distintos componentes de la aplicación, tanto en el </w:t>
-      </w:r>
-      <w:proofErr w:type="spellStart"/>
-      <w:r>
-        <w:rPr>
-          <w:lang w:val="es-ES"/>
-        </w:rPr>
-        <w:t>backend</w:t>
-      </w:r>
-      <w:proofErr w:type="spellEnd"/>
-      <w:r>
-        <w:rPr>
-          <w:lang w:val="es-ES"/>
-        </w:rPr>
-        <w:t xml:space="preserve"> como en el </w:t>
-      </w:r>
-      <w:proofErr w:type="spellStart"/>
-      <w:r>
-        <w:rPr>
-          <w:lang w:val="es-ES"/>
-        </w:rPr>
-        <w:t>frontend</w:t>
-      </w:r>
-      <w:proofErr w:type="spellEnd"/>
-      <w:r>
-        <w:rPr>
-          <w:lang w:val="es-ES"/>
-        </w:rPr>
-        <w:t>.</w:t>
+      <w:r>
+        <w:rPr>
+          <w:lang w:val="es-ES"/>
+        </w:rPr>
+        <w:t>Durante el desarrollo se han llevado a cabo pruebas manuales y funcionales sobre los distintos componentes de la aplicación, tanto en el backend como en el frontend.</w:t>
       </w:r>
     </w:p>
     <w:p>
@@ -10020,21 +8183,15 @@
           <w:lang w:val="es-ES"/>
         </w:rPr>
       </w:pPr>
+      <w:bookmarkStart w:id="38" w:name="_Toc199157288"/>
       <w:r>
         <w:rPr>
           <w:lang w:val="es-ES"/>
         </w:rPr>
         <w:lastRenderedPageBreak/>
-        <w:t xml:space="preserve">Pruebas en el </w:t>
-      </w:r>
-      <w:proofErr w:type="spellStart"/>
-      <w:r>
-        <w:rPr>
-          <w:lang w:val="es-ES"/>
-        </w:rPr>
-        <w:t>backend</w:t>
-      </w:r>
-      <w:proofErr w:type="spellEnd"/>
+        <w:t>Pruebas en el backend</w:t>
+      </w:r>
+      <w:bookmarkEnd w:id="38"/>
     </w:p>
     <w:p>
       <w:pPr>
@@ -10060,35 +8217,7 @@
         <w:rPr>
           <w:lang w:val="es-ES"/>
         </w:rPr>
-        <w:t xml:space="preserve">: Verificación del correcto funcionamiento de los </w:t>
-      </w:r>
-      <w:proofErr w:type="spellStart"/>
-      <w:r>
-        <w:rPr>
-          <w:lang w:val="es-ES"/>
-        </w:rPr>
-        <w:t>endpoints</w:t>
-      </w:r>
-      <w:proofErr w:type="spellEnd"/>
-      <w:r>
-        <w:rPr>
-          <w:lang w:val="es-ES"/>
-        </w:rPr>
-        <w:t xml:space="preserve"> mediante herramientas como </w:t>
-      </w:r>
-      <w:proofErr w:type="spellStart"/>
-      <w:r>
-        <w:rPr>
-          <w:lang w:val="es-ES"/>
-        </w:rPr>
-        <w:t>Postman</w:t>
-      </w:r>
-      <w:proofErr w:type="spellEnd"/>
-      <w:r>
-        <w:rPr>
-          <w:lang w:val="es-ES"/>
-        </w:rPr>
-        <w:t>. Se ha comprobado la respuesta de la API ante distintos tipos de solicitudes y parámetros.</w:t>
+        <w:t>: Verificación del correcto funcionamiento de los endpoints mediante herramientas como Postman. Se ha comprobado la respuesta de la API ante distintos tipos de solicitudes y parámetros.</w:t>
       </w:r>
     </w:p>
     <w:p>
@@ -10161,20 +8290,14 @@
           <w:lang w:val="es-ES"/>
         </w:rPr>
       </w:pPr>
-      <w:r>
-        <w:rPr>
-          <w:lang w:val="es-ES"/>
-        </w:rPr>
-        <w:t xml:space="preserve">Pruebas en el </w:t>
-      </w:r>
-      <w:proofErr w:type="spellStart"/>
-      <w:r>
-        <w:rPr>
-          <w:lang w:val="es-ES"/>
-        </w:rPr>
-        <w:t>frontend</w:t>
-      </w:r>
-      <w:proofErr w:type="spellEnd"/>
+      <w:bookmarkStart w:id="39" w:name="_Toc199157289"/>
+      <w:r>
+        <w:rPr>
+          <w:lang w:val="es-ES"/>
+        </w:rPr>
+        <w:t>Pruebas en el frontend</w:t>
+      </w:r>
+      <w:bookmarkEnd w:id="39"/>
     </w:p>
     <w:p>
       <w:pPr>
@@ -10200,21 +8323,7 @@
         <w:rPr>
           <w:lang w:val="es-ES"/>
         </w:rPr>
-        <w:t xml:space="preserve">: Comprobación de la correcta captura y envío de datos desde formularios como </w:t>
-      </w:r>
-      <w:proofErr w:type="spellStart"/>
-      <w:r>
-        <w:rPr>
-          <w:lang w:val="es-ES"/>
-        </w:rPr>
-        <w:t>login</w:t>
-      </w:r>
-      <w:proofErr w:type="spellEnd"/>
-      <w:r>
-        <w:rPr>
-          <w:lang w:val="es-ES"/>
-        </w:rPr>
-        <w:t>, registro, predicción o gestión de lesiones.</w:t>
+        <w:t>: Comprobación de la correcta captura y envío de datos desde formularios como login, registro, predicción o gestión de lesiones.</w:t>
       </w:r>
     </w:p>
     <w:p>
@@ -10241,21 +8350,7 @@
         <w:rPr>
           <w:lang w:val="es-ES"/>
         </w:rPr>
-        <w:t xml:space="preserve">: Verificación de que los datos recibidos desde el </w:t>
-      </w:r>
-      <w:proofErr w:type="spellStart"/>
-      <w:r>
-        <w:rPr>
-          <w:lang w:val="es-ES"/>
-        </w:rPr>
-        <w:t>backend</w:t>
-      </w:r>
-      <w:proofErr w:type="spellEnd"/>
-      <w:r>
-        <w:rPr>
-          <w:lang w:val="es-ES"/>
-        </w:rPr>
-        <w:t xml:space="preserve"> se representan adecuadamente en las tablas, gráficas y vistas de detalle.</w:t>
+        <w:t>: Verificación de que los datos recibidos desde el backend se representan adecuadamente en las tablas, gráficas y vistas de detalle.</w:t>
       </w:r>
     </w:p>
     <w:p>
@@ -10297,9 +8392,11 @@
       <w:pPr>
         <w:pStyle w:val="Subcapitulo"/>
       </w:pPr>
+      <w:bookmarkStart w:id="40" w:name="_Toc199157290"/>
       <w:r>
         <w:t>5.3. Herramientas utilizadas para pruebas</w:t>
       </w:r>
+      <w:bookmarkEnd w:id="40"/>
     </w:p>
     <w:p>
       <w:pPr>
@@ -10313,7 +8410,6 @@
           <w:lang w:val="es-ES"/>
         </w:rPr>
       </w:pPr>
-      <w:proofErr w:type="spellStart"/>
       <w:r>
         <w:rPr>
           <w:b/>
@@ -10322,40 +8418,11 @@
         </w:rPr>
         <w:t>Postman</w:t>
       </w:r>
-      <w:proofErr w:type="spellEnd"/>
-      <w:r>
-        <w:rPr>
-          <w:lang w:val="es-ES"/>
-        </w:rPr>
-        <w:t xml:space="preserve">: Utilizado para probar y depurar los </w:t>
-      </w:r>
-      <w:proofErr w:type="spellStart"/>
-      <w:r>
-        <w:rPr>
-          <w:lang w:val="es-ES"/>
-        </w:rPr>
-        <w:t>endpoints</w:t>
-      </w:r>
-      <w:proofErr w:type="spellEnd"/>
-      <w:r>
-        <w:rPr>
-          <w:lang w:val="es-ES"/>
-        </w:rPr>
-        <w:t xml:space="preserve"> del </w:t>
-      </w:r>
-      <w:proofErr w:type="spellStart"/>
-      <w:r>
-        <w:rPr>
-          <w:lang w:val="es-ES"/>
-        </w:rPr>
-        <w:t>backend</w:t>
-      </w:r>
-      <w:proofErr w:type="spellEnd"/>
-      <w:r>
-        <w:rPr>
-          <w:lang w:val="es-ES"/>
-        </w:rPr>
-        <w:t>.</w:t>
+      <w:r>
+        <w:rPr>
+          <w:lang w:val="es-ES"/>
+        </w:rPr>
+        <w:t>: Utilizado para probar y depurar los endpoints del backend.</w:t>
       </w:r>
     </w:p>
     <w:p>
@@ -10370,75 +8437,19 @@
           <w:lang w:val="es-ES"/>
         </w:rPr>
       </w:pPr>
-      <w:proofErr w:type="spellStart"/>
       <w:r>
         <w:rPr>
           <w:b/>
           <w:bCs/>
           <w:lang w:val="es-ES"/>
         </w:rPr>
-        <w:t>React</w:t>
-      </w:r>
-      <w:proofErr w:type="spellEnd"/>
-      <w:r>
-        <w:rPr>
-          <w:b/>
-          <w:bCs/>
-          <w:lang w:val="es-ES"/>
-        </w:rPr>
-        <w:t xml:space="preserve"> </w:t>
-      </w:r>
-      <w:proofErr w:type="spellStart"/>
-      <w:r>
-        <w:rPr>
-          <w:b/>
-          <w:bCs/>
-          <w:lang w:val="es-ES"/>
-        </w:rPr>
-        <w:t>Developer</w:t>
-      </w:r>
-      <w:proofErr w:type="spellEnd"/>
-      <w:r>
-        <w:rPr>
-          <w:b/>
-          <w:bCs/>
-          <w:lang w:val="es-ES"/>
-        </w:rPr>
-        <w:t xml:space="preserve"> Tools</w:t>
-      </w:r>
-      <w:r>
-        <w:rPr>
-          <w:lang w:val="es-ES"/>
-        </w:rPr>
-        <w:t xml:space="preserve">: Herramientas empleadas para inspeccionar el estado de los componentes, la caché de </w:t>
-      </w:r>
-      <w:proofErr w:type="spellStart"/>
-      <w:r>
-        <w:rPr>
-          <w:lang w:val="es-ES"/>
-        </w:rPr>
-        <w:t>React</w:t>
-      </w:r>
-      <w:proofErr w:type="spellEnd"/>
-      <w:r>
-        <w:rPr>
-          <w:lang w:val="es-ES"/>
-        </w:rPr>
-        <w:t xml:space="preserve"> </w:t>
-      </w:r>
-      <w:proofErr w:type="spellStart"/>
-      <w:r>
-        <w:rPr>
-          <w:lang w:val="es-ES"/>
-        </w:rPr>
-        <w:t>Query</w:t>
-      </w:r>
-      <w:proofErr w:type="spellEnd"/>
-      <w:r>
-        <w:rPr>
-          <w:lang w:val="es-ES"/>
-        </w:rPr>
-        <w:t xml:space="preserve"> y la navegación entre páginas.</w:t>
+        <w:t>React Developer Tools</w:t>
+      </w:r>
+      <w:r>
+        <w:rPr>
+          <w:lang w:val="es-ES"/>
+        </w:rPr>
+        <w:t>: Herramientas empleadas para inspeccionar el estado de los componentes, la caché de React Query y la navegación entre páginas.</w:t>
       </w:r>
     </w:p>
     <w:p>
@@ -10480,9 +8491,11 @@
       <w:pPr>
         <w:pStyle w:val="Subcapitulo"/>
       </w:pPr>
+      <w:bookmarkStart w:id="41" w:name="_Toc199157291"/>
       <w:r>
         <w:t>5.4. Resultados</w:t>
       </w:r>
+      <w:bookmarkEnd w:id="41"/>
     </w:p>
     <w:p>
       <w:pPr>
@@ -10503,21 +8516,7 @@
         <w:rPr>
           <w:lang w:val="es-ES"/>
         </w:rPr>
-        <w:t xml:space="preserve">La aplicación ha sido verificada funcionalmente y responde de forma adecuada a los escenarios definidos en los requisitos. Se han detectado y corregido errores menores durante las pruebas, principalmente relacionados con validaciones de formularios y visualización condicional de datos en el </w:t>
-      </w:r>
-      <w:proofErr w:type="spellStart"/>
-      <w:r>
-        <w:rPr>
-          <w:lang w:val="es-ES"/>
-        </w:rPr>
-        <w:t>frontend</w:t>
-      </w:r>
-      <w:proofErr w:type="spellEnd"/>
-      <w:r>
-        <w:rPr>
-          <w:lang w:val="es-ES"/>
-        </w:rPr>
-        <w:t>.</w:t>
+        <w:t>La aplicación ha sido verificada funcionalmente y responde de forma adecuada a los escenarios definidos en los requisitos. Se han detectado y corregido errores menores durante las pruebas, principalmente relacionados con validaciones de formularios y visualización condicional de datos en el frontend.</w:t>
       </w:r>
     </w:p>
     <w:p>
@@ -10542,12 +8541,14 @@
           <w:lang w:val="es-ES"/>
         </w:rPr>
       </w:pPr>
+      <w:bookmarkStart w:id="42" w:name="_Toc199157292"/>
       <w:r>
         <w:rPr>
           <w:lang w:val="es-ES"/>
         </w:rPr>
         <w:t>Conclusiones y trabajos futuros</w:t>
       </w:r>
+      <w:bookmarkEnd w:id="42"/>
     </w:p>
     <w:p>
       <w:pPr>
@@ -10560,9 +8561,11 @@
       <w:pPr>
         <w:pStyle w:val="Subcapitulo"/>
       </w:pPr>
+      <w:bookmarkStart w:id="43" w:name="_Toc199157293"/>
       <w:r>
         <w:t>6.1. Objetivos cumplidos</w:t>
       </w:r>
+      <w:bookmarkEnd w:id="43"/>
     </w:p>
     <w:p>
       <w:pPr>
@@ -10587,15 +8590,7 @@
         <w:spacing w:line="360" w:lineRule="auto"/>
       </w:pPr>
       <w:r>
-        <w:t xml:space="preserve">Un sistema </w:t>
-      </w:r>
-      <w:proofErr w:type="spellStart"/>
-      <w:r>
-        <w:t>backend</w:t>
-      </w:r>
-      <w:proofErr w:type="spellEnd"/>
-      <w:r>
-        <w:t xml:space="preserve"> robusto, con una base de datos relacional bien estructurada y acceso a datos mediante una API REST.</w:t>
+        <w:t>Un sistema backend robusto, con una base de datos relacional bien estructurada y acceso a datos mediante una API REST.</w:t>
       </w:r>
     </w:p>
     <w:p>
@@ -10608,15 +8603,7 @@
         <w:spacing w:line="360" w:lineRule="auto"/>
       </w:pPr>
       <w:r>
-        <w:t xml:space="preserve">Una interfaz </w:t>
-      </w:r>
-      <w:proofErr w:type="spellStart"/>
-      <w:r>
-        <w:t>frontend</w:t>
-      </w:r>
-      <w:proofErr w:type="spellEnd"/>
-      <w:r>
-        <w:t xml:space="preserve"> modular, dinámica y responsive, que permite consultar estadísticas detalladas y generar predicciones de partidos.</w:t>
+        <w:t>Una interfaz frontend modular, dinámica y responsive, que permite consultar estadísticas detalladas y generar predicciones de partidos.</w:t>
       </w:r>
     </w:p>
     <w:p>
@@ -10671,9 +8658,11 @@
       <w:pPr>
         <w:pStyle w:val="Subcapitulo"/>
       </w:pPr>
+      <w:bookmarkStart w:id="44" w:name="_Toc199157294"/>
       <w:r>
         <w:t>6.2. Dificultades encontradas</w:t>
       </w:r>
+      <w:bookmarkEnd w:id="44"/>
     </w:p>
     <w:p>
       <w:pPr>
@@ -10745,23 +8734,7 @@
         <w:spacing w:line="360" w:lineRule="auto"/>
       </w:pPr>
       <w:r>
-        <w:t>Las dificultades para el despliegue gratuito de la aplicación completa (</w:t>
-      </w:r>
-      <w:proofErr w:type="spellStart"/>
-      <w:r>
-        <w:t>frontend</w:t>
-      </w:r>
-      <w:proofErr w:type="spellEnd"/>
-      <w:r>
-        <w:t xml:space="preserve">, </w:t>
-      </w:r>
-      <w:proofErr w:type="spellStart"/>
-      <w:r>
-        <w:t>backend</w:t>
-      </w:r>
-      <w:proofErr w:type="spellEnd"/>
-      <w:r>
-        <w:t xml:space="preserve"> y base de datos), debido a las restricciones de ciertos servicios gratuitos. No obstante, se ha verificado que el despliegue sería viable mediante servicios de hosting de pago que ofrecen mayor flexibilidad y compatibilidad.</w:t>
+        <w:t>Las dificultades para el despliegue gratuito de la aplicación completa (frontend, backend y base de datos), debido a las restricciones de ciertos servicios gratuitos. No obstante, se ha verificado que el despliegue sería viable mediante servicios de hosting de pago que ofrecen mayor flexibilidad y compatibilidad.</w:t>
       </w:r>
     </w:p>
     <w:p>
@@ -10773,9 +8746,11 @@
       <w:pPr>
         <w:pStyle w:val="Subcapitulo"/>
       </w:pPr>
+      <w:bookmarkStart w:id="45" w:name="_Toc199157295"/>
       <w:r>
         <w:t>6.3. Posibles ampliaciones</w:t>
       </w:r>
+      <w:bookmarkEnd w:id="45"/>
     </w:p>
     <w:p>
       <w:pPr>
@@ -10807,21 +8782,7 @@
         <w:rPr>
           <w:lang w:val="es-ES"/>
         </w:rPr>
-        <w:t xml:space="preserve">Extensión a otras ligas o competiciones deportivas, como </w:t>
-      </w:r>
-      <w:proofErr w:type="spellStart"/>
-      <w:r>
-        <w:rPr>
-          <w:lang w:val="es-ES"/>
-        </w:rPr>
-        <w:t>Euroliga</w:t>
-      </w:r>
-      <w:proofErr w:type="spellEnd"/>
-      <w:r>
-        <w:rPr>
-          <w:lang w:val="es-ES"/>
-        </w:rPr>
-        <w:t xml:space="preserve"> o NCAA, adaptando el modelo de datos y el sistema de predicción.</w:t>
+        <w:t>Extensión a otras ligas o competiciones deportivas, como Euroliga o NCAA, adaptando el modelo de datos y el sistema de predicción.</w:t>
       </w:r>
     </w:p>
     <w:p>
@@ -10904,12 +8865,12 @@
     <w:p>
       <w:pPr>
         <w:rPr>
-          <w:lang w:val="en-US"/>
-        </w:rPr>
-      </w:pPr>
-      <w:r>
-        <w:rPr>
-          <w:lang w:val="en-US"/>
+          <w:lang w:val="es-ES"/>
+        </w:rPr>
+      </w:pPr>
+      <w:r>
+        <w:rPr>
+          <w:lang w:val="es-ES"/>
         </w:rPr>
         <w:br w:type="page"/>
       </w:r>
@@ -10918,7 +8879,7 @@
       <w:pPr>
         <w:pStyle w:val="Capitulo"/>
         <w:rPr>
-          <w:lang w:val="en-US"/>
+          <w:lang w:val="es-ES"/>
         </w:rPr>
         <w:sectPr>
           <w:type w:val="oddPage"/>
@@ -10937,8 +8898,7 @@
           <w:lang w:val="en-US"/>
         </w:rPr>
       </w:pPr>
-      <w:bookmarkStart w:id="18" w:name="_Toc197538673"/>
-      <w:proofErr w:type="spellStart"/>
+      <w:bookmarkStart w:id="46" w:name="_Toc199157296"/>
       <w:r>
         <w:rPr>
           <w:lang w:val="en-US"/>
@@ -10946,8 +8906,7 @@
         <w:lastRenderedPageBreak/>
         <w:t>Referencias</w:t>
       </w:r>
-      <w:bookmarkEnd w:id="18"/>
-      <w:proofErr w:type="spellEnd"/>
+      <w:bookmarkEnd w:id="46"/>
     </w:p>
     <w:p>
       <w:pPr>
@@ -11367,18 +9326,14 @@
           <w:noProof/>
         </w:rPr>
       </w:pPr>
-      <w:r>
-        <w:rPr>
-          <w:noProof/>
-        </w:rPr>
-        <w:t xml:space="preserve">Manual de </w:t>
-      </w:r>
-      <w:r>
-        <w:rPr>
-          <w:noProof/>
-        </w:rPr>
-        <w:t>Usuario</w:t>
-      </w:r>
+      <w:bookmarkStart w:id="47" w:name="_Toc199157297"/>
+      <w:r>
+        <w:rPr>
+          <w:noProof/>
+        </w:rPr>
+        <w:t>Manual de Usuario</w:t>
+      </w:r>
+      <w:bookmarkEnd w:id="47"/>
     </w:p>
     <w:p>
       <w:pPr>
@@ -11412,9 +9367,11 @@
       <w:pPr>
         <w:pStyle w:val="Subcapitulo"/>
       </w:pPr>
+      <w:bookmarkStart w:id="48" w:name="_Toc199157298"/>
       <w:r>
         <w:t>Inicio de sesión y registro</w:t>
       </w:r>
+      <w:bookmarkEnd w:id="48"/>
     </w:p>
     <w:p>
       <w:pPr>
@@ -11485,9 +9442,11 @@
       <w:pPr>
         <w:pStyle w:val="Subcapitulo"/>
       </w:pPr>
+      <w:bookmarkStart w:id="49" w:name="_Toc199157299"/>
       <w:r>
         <w:t>Consulta de estadísticas</w:t>
       </w:r>
+      <w:bookmarkEnd w:id="49"/>
     </w:p>
     <w:p>
       <w:pPr>
@@ -11558,9 +9517,11 @@
       <w:pPr>
         <w:pStyle w:val="Subcapitulo"/>
       </w:pPr>
+      <w:bookmarkStart w:id="50" w:name="_Toc199157300"/>
       <w:r>
         <w:t>Visualización de enfrentamientos</w:t>
       </w:r>
+      <w:bookmarkEnd w:id="50"/>
     </w:p>
     <w:p>
       <w:pPr>
@@ -11631,10 +9592,12 @@
       <w:pPr>
         <w:pStyle w:val="Subcapitulo"/>
       </w:pPr>
+      <w:bookmarkStart w:id="51" w:name="_Toc199157301"/>
       <w:r>
         <w:lastRenderedPageBreak/>
         <w:t>Consulta de lesiones</w:t>
       </w:r>
+      <w:bookmarkEnd w:id="51"/>
     </w:p>
     <w:p>
       <w:pPr>
@@ -11705,9 +9668,11 @@
       <w:pPr>
         <w:pStyle w:val="Subcapitulo"/>
       </w:pPr>
+      <w:bookmarkStart w:id="52" w:name="_Toc199157302"/>
       <w:r>
         <w:t>Generación de predicciones</w:t>
       </w:r>
+      <w:bookmarkEnd w:id="52"/>
     </w:p>
     <w:p>
       <w:pPr>
@@ -11778,9 +9743,11 @@
       <w:pPr>
         <w:pStyle w:val="Subcapitulo"/>
       </w:pPr>
+      <w:bookmarkStart w:id="53" w:name="_Toc199157303"/>
       <w:r>
         <w:t>Gestión de lesiones (solo administradores)</w:t>
       </w:r>
+      <w:bookmarkEnd w:id="53"/>
     </w:p>
     <w:p>
       <w:pPr>
@@ -11913,14 +9880,14 @@
           <w:noProof/>
         </w:rPr>
       </w:pPr>
-      <w:bookmarkStart w:id="19" w:name="_Toc197538674"/>
+      <w:bookmarkStart w:id="54" w:name="_Toc199157304"/>
       <w:r>
         <w:rPr>
           <w:noProof/>
         </w:rPr>
         <w:t>Manual de Instalación</w:t>
       </w:r>
-      <w:bookmarkEnd w:id="19"/>
+      <w:bookmarkEnd w:id="54"/>
     </w:p>
     <w:p>
       <w:pPr>
@@ -11954,11 +9921,11 @@
       <w:pPr>
         <w:pStyle w:val="Subcapitulo"/>
       </w:pPr>
-      <w:bookmarkStart w:id="20" w:name="_Toc197538675"/>
+      <w:bookmarkStart w:id="55" w:name="_Toc199157305"/>
       <w:r>
         <w:t>Requerimientos:</w:t>
       </w:r>
-      <w:bookmarkEnd w:id="20"/>
+      <w:bookmarkEnd w:id="55"/>
     </w:p>
     <w:p>
       <w:pPr>
@@ -12055,88 +10022,6 @@
         <w:rPr>
           <w:noProof/>
           <w:lang w:val="en-GB"/>
-        </w:rPr>
-      </w:pPr>
-      <w:r>
-        <w:rPr>
-          <w:noProof/>
-          <w:lang w:val="en-GB"/>
-        </w:rPr>
-        <w:t>Git</w:t>
-      </w:r>
-    </w:p>
-    <w:p>
-      <w:pPr>
-        <w:rPr>
-          <w:noProof/>
-          <w:lang w:val="en-GB"/>
-        </w:rPr>
-      </w:pPr>
-    </w:p>
-    <w:p>
-      <w:pPr>
-        <w:rPr>
-          <w:noProof/>
-        </w:rPr>
-      </w:pPr>
-      <w:r>
-        <w:rPr>
-          <w:noProof/>
-          <w:lang w:val="en-GB"/>
-        </w:rPr>
-        <w:t xml:space="preserve">nulla ut metus varius laoreet. </w:t>
-      </w:r>
-      <w:r>
-        <w:rPr>
-          <w:noProof/>
-        </w:rPr>
-        <w:t xml:space="preserve">Quisque rutrum. Aenean imperdiet. Etiam ultricies nisi vel augue. Curabitur ullamcorper ultricies nisi. Nam eget dui. </w:t>
-      </w:r>
-      <w:r>
-        <w:rPr>
-          <w:noProof/>
-          <w:lang w:val="en-US"/>
-        </w:rPr>
-        <w:t xml:space="preserve">Etiam rhoncus. Maecenas tempus, tellus eget condimentum rhoncus, sem quam semper libero, sit amet adipiscing sem neque sed ipsum. Nam quam nunc, blandit vel, luctus pulvinar, hendrerit id, lorem. </w:t>
-      </w:r>
-      <w:r>
-        <w:rPr>
-          <w:noProof/>
-        </w:rPr>
-        <w:t xml:space="preserve">Maecenas nec odio et ante tincidunt tempus. Donec vitae sapien ut libero venenatis faucibus. </w:t>
-      </w:r>
-      <w:r>
-        <w:rPr>
-          <w:noProof/>
-          <w:lang w:val="en-US"/>
-        </w:rPr>
-        <w:t xml:space="preserve">Nullam quis ante. Etiam sit amet orci eget eros faucibus tincidunt. Duis leo. Sed fringilla mauris sit amet nibh. </w:t>
-      </w:r>
-      <w:r>
-        <w:rPr>
-          <w:noProof/>
-        </w:rPr>
-        <w:t xml:space="preserve">Donec sodales sagittis magna. Sed consequat, leo eget bibendum sodales, augue velit cursus nunc, quis gravida magna mi a libero. </w:t>
-      </w:r>
-      <w:r>
-        <w:rPr>
-          <w:noProof/>
-          <w:lang w:val="en-US"/>
-        </w:rPr>
-        <w:t xml:space="preserve">Fusce vulputate eleifend sapien. Vestibulum purus quam, scelerisque ut, mollis sed, nonummy id, metus. Nullam accumsan lorem in dui. Cras ultricies mi eu turpis hendrerit fringilla. Vestibulum ante ipsum primis in faucibus orci luctus et ultrices posuere cubilia Curae; In ac dui quis mi consectetuer lacinia. Nam pretium turpis et arcu. Duis arcu tortor, suscipit eget, imperdiet nec, imperdiet iaculis, ipsum. Sed aliquam ultrices mauris. Integer ante arcu, accumsan a, consectetuer eget, posuere ut, mauris. </w:t>
-      </w:r>
-      <w:r>
-        <w:rPr>
-          <w:noProof/>
-        </w:rPr>
-        <w:t>Praesent adipiscing. Phasellus ullamcorper ipsum rutrum nunc.</w:t>
-      </w:r>
-    </w:p>
-    <w:p>
-      <w:pPr>
-        <w:pStyle w:val="CapituloNumero"/>
-        <w:rPr>
-          <w:sz w:val="96"/>
         </w:rPr>
         <w:sectPr>
           <w:type w:val="oddPage"/>
@@ -12147,6 +10032,13 @@
           <w:docGrid w:linePitch="326"/>
         </w:sectPr>
       </w:pPr>
+      <w:r>
+        <w:rPr>
+          <w:noProof/>
+          <w:lang w:val="en-GB"/>
+        </w:rPr>
+        <w:t>Git</w:t>
+      </w:r>
     </w:p>
     <w:p/>
     <w:sectPr>
